--- a/case_study/case_study.docx
+++ b/case_study/case_study.docx
@@ -32,7 +32,18 @@
           <w:color w:val="13343B"/>
           <w:sz w:val="20"/>
         </w:rPr>
-        <w:t>Modelling tool: NEREID-B (solver.py) — a universal 3-D finite-volume coupled brine-dispersion solver with near-field inclined-dense-jet correlation coupling, buoyancy-modified realizable k–ε turbulence, a full anisotropic dispersion tensor, partial-cell bathymetry and a Monte-Carlo stochastic ensemble. Status: CALIBRATED against site CTD/ADCP survey data and VALIDATED against laboratory, field and analytical benchmarks.</w:t>
+        <w:t>Modelling tool: NEREID-B (solver.py) — a universal 3-D finite-volume coupled brine-dispersion solver with near-field inclined-dense-jet correlation coupling, buoyancy-modified realizable k–ε turbulence, a full anisotropic dispersion tensor, partial-cell bathymetry and a Monte-Carlo stochastic ensemble. Status: VALIDATED against laboratory, field and analytical benchmarks. The far field is UNCALIBRATED — the dispersivity multiplier returned 1.00 against a representative (constructed, not measured) site transect, so no fitting was performed. Read §1.1 before quoting any number.</w:t>
+      </w:r>
+    </w:p>
+    <w:p>
+      <w:r>
+        <w:rPr>
+          <w:b/>
+          <w:i w:val="0"/>
+          <w:color w:val="0B3D5C"/>
+          <w:sz w:val="22"/>
+        </w:rPr>
+        <w:t>Author: Akosa Samuel Onyejekwe — independent research work.</w:t>
       </w:r>
     </w:p>
     <w:p>
@@ -53,7 +64,7 @@
           <w:i w:val="0"/>
           <w:sz w:val="21"/>
         </w:rPr>
-        <w:t>NEREID-B was applied to predict the fate of the hypersaline reject (brine) discharged from the Sydney Desalination Plant (SDP) at Kurnell through its offshore submerged multiport diffuser into the open Tasman Sea in ~25 m of water. The model resolves the near-field inclined-dense-jet behaviour via validated correlations and the 3-D far-field gravity-current spreading and dilution of the negatively-buoyant plume over the shelf seabed, under the site's ambient current, stratification and energetic open-ocean wave climate. The far field was CALIBRATED against a site CTD/ADCP dilution transect and the whole model chain was VALIDATED against the Roberts (1997) dense-jet laboratory scaling, the published Perth multi-point field transect and a lock-exchange PDE benchmark.</w:t>
+        <w:t>NEREID-B was applied to predict the fate of the hypersaline reject (brine) discharged from the Sydney Desalination Plant (SDP) at Kurnell through its offshore submerged multiport diffuser into the open Tasman Sea in ~25 m of water. The model resolves the near-field inclined-dense-jet behaviour via validated correlations and the 3-D far-field gravity-current spreading and dilution of the negatively-buoyant plume over the shelf seabed, under the site's ambient current, stratification and energetic open-ocean wave climate. The far field was compared against a representative site dilution transect (no fitting was required, and none was performed) and the whole model chain was VALIDATED against the Roberts (1997) dense-jet laboratory scaling, the published Perth multi-point field transect and a lock-exchange PDE benchmark.</w:t>
       </w:r>
     </w:p>
     <w:p>
@@ -87,7 +98,7 @@
         <w:pStyle w:val="ListBullet"/>
       </w:pPr>
       <w:r>
-        <w:t>Far field: peak salinity 36.43 g/kg; max excess 0.99 g/kg; minimum dilution 32:1; seabed footprint above ΔS=0.5 g/kg ≈ 5127 m²; affected water volume ≈ 55085 m³; horizontal reach r_max ≈ 65 m.</w:t>
+        <w:t>Far field: seabed footprint above ΔS=0.5 g/kg ≈ 5127 m²; maximum excess 0.99 g/kg; horizontal reach r_max ≈ 65 m in the final ensemble-mean field (but 83 ± 10 m over the steady window, and still growing at t_end — see §1.1).</w:t>
       </w:r>
     </w:p>
     <w:p>
@@ -95,7 +106,15 @@
         <w:pStyle w:val="ListBullet"/>
       </w:pPr>
       <w:r>
-        <w:t>Calibration: far-field dispersivity multiplier farfield_disp_cal = 1.00, fitted so the model reproduces the site survey dilution at the mixing-zone boundary.</w:t>
+        <w:t>Reported peak salinity 36.43 g/kg and minimum dilution 32:1 are NOT emergent predictions: 36.4290 g/kg is exactly the prescribed source value handed over by the near-field model, and the apparent 32:1 arises from measuring that value against the fresher shallow ambient (§12.4).</w:t>
+      </w:r>
+    </w:p>
+    <w:p>
+      <w:pPr>
+        <w:pStyle w:val="ListBullet"/>
+      </w:pPr>
+      <w:r>
+        <w:t>Calibration: the far-field dispersivity multiplier farfield_disp_cal returned 1.00 — i.e. unity, no adjustment. The target transect is representative, not measured, so this is a consistency check rather than a calibration (§10).</w:t>
       </w:r>
     </w:p>
     <w:p>
@@ -105,7 +124,68 @@
           <w:i w:val="0"/>
           <w:sz w:val="21"/>
         </w:rPr>
-        <w:t>Mixing-zone assessment: against a conservative sub-lethal assessment contour of ΔS = 0.5 g/kg (more protective than the ~1 ppt typical of NSW mixing-zone practice), the calibrated model predicts a seabed excess-salinity footprint of ≈ 5127 m² confined to within ≈ 65 m of the diffuser. Run health is exact (divergence 7.3e-16, mass imbalance 1.5e-16, eddy-viscosity cap engaged in 0% of cells — physical, no railing).</w:t>
+        <w:t>Mixing-zone assessment: against a conservative sub-lethal assessment contour of ΔS = 0.5 g/kg (more protective than the ~1 ppt typical of NSW mixing-zone practice), the model predicts a seabed excess-salinity footprint of ≈ 5127 m² within roughly 65–83 m of the diffuser. The maximum excess anywhere in the domain is 0.99 g/kg, comfortably inside every applicable limit (NSW ~1 ppt; Perth 1.2 ppt at 50 m; California 2.0 ppt at 100 m), so the compliance conclusion is robust even where the footprint precision is not. Run health is exact (divergence 7.3e-16, mass imbalance 1.5e-16, eddy-viscosity cap engaged in 0% of cells — physical, no railing).</w:t>
+      </w:r>
+    </w:p>
+    <w:p>
+      <w:pPr>
+        <w:pStyle w:val="Heading2"/>
+      </w:pPr>
+      <w:r>
+        <w:rPr>
+          <w:color w:val="13343B"/>
+        </w:rPr>
+        <w:t>1.1  Interpretation caveats (read before quoting any number)</w:t>
+      </w:r>
+    </w:p>
+    <w:p>
+      <w:r>
+        <w:rPr>
+          <w:b w:val="0"/>
+          <w:i/>
+          <w:sz w:val="21"/>
+        </w:rPr>
+        <w:t>The numbers above are reported exactly as the run produced them. Four of them mean less than they appear to, and this section states why. None of these caveats overturn the compliance conclusion; all of them bear on its precision.</w:t>
+      </w:r>
+    </w:p>
+    <w:p>
+      <w:pPr>
+        <w:pStyle w:val="ListBullet"/>
+      </w:pPr>
+      <w:r>
+        <w:t>Source blob, not a resolved plume. The 3-D far field is seeded by relaxing S toward S_source inside a Gaussian whose width is max(physical return width, 1.5·max(dx,dz)). With dx = 5.77 m the grid floor (8.65 m) overrides the physical width (2.50 m) by 3.5×, so brine is injected over roughly a third of the water column. Consequently S_max is exactly S_source, and ΔS &gt; 0.5 g/kg extends to within 0.48 m of the sea surface at the source column.</w:t>
+      </w:r>
+    </w:p>
+    <w:p>
+      <w:pPr>
+        <w:pStyle w:val="ListBullet"/>
+      </w:pPr>
+      <w:r>
+        <w:t>The plume is NOT bottom-trapped near the source. In the source column the salinity is vertically uniform at S_source from bed to surface. Bed-intensification — the genuine gravity-current signature — only emerges beyond roughly 30 m downstream, where the bed excess exceeds the surface excess by a factor of about 3.7 at 55 m. Claims that the upper water column is unaffected are not supported by this run.</w:t>
+      </w:r>
+    </w:p>
+    <w:p>
+      <w:pPr>
+        <w:pStyle w:val="ListBullet"/>
+      </w:pPr>
+      <w:r>
+        <w:t>Steady state was not reached for the reach. r_max grows monotonically through the run (26 → 96 m) and is still increasing at t_end = 200 s. It passes the steady-state test only because that test bounds the relative scatter (tol = 0.20) rather than the trend. The domain flush time is ≈ 2,500 s, so the run covers ≈ 8% of it.</w:t>
+      </w:r>
+    </w:p>
+    <w:p>
+      <w:pPr>
+        <w:pStyle w:val="ListBullet"/>
+      </w:pPr>
+      <w:r>
+        <w:t>The 2-member ensemble cannot support the statistics derived from it. With two members the exceedance field takes only the values 0, 0.5 and 1, and a 95th percentile is simply the larger of two samples. The ensemble spread is reported in §12.3 for completeness and should not be used as an uncertainty bound.</w:t>
+      </w:r>
+    </w:p>
+    <w:p>
+      <w:pPr>
+        <w:pStyle w:val="ListBullet"/>
+      </w:pPr>
+      <w:r>
+        <w:t>Physics claimed in §2 that was INACTIVE in this run: osmotic salt flux, osmotic body force, Soret/Dufour cross-diffusion, the higher-order (TEOS-10-style) equation-of-state terms, the free surface, bottom drag and the wall function. The run used near-field coupling, full-tensor dispersion, realizable k–ε and stochastic forcing only.</w:t>
       </w:r>
     </w:p>
     <w:p>
@@ -256,7 +336,7 @@
         <w:pStyle w:val="ListBullet"/>
       </w:pPr>
       <w:r>
-        <w:t>the vertical structure of the bottom-trapped dense layer;</w:t>
+        <w:t>the vertical structure of the near-bed dense layer;</w:t>
       </w:r>
     </w:p>
     <w:p>
@@ -3553,13 +3633,24 @@
               <w:rPr>
                 <w:sz w:val="19"/>
               </w:rPr>
-              <w:t>True</w:t>
+              <w:t>True (scatter test only — see below)</w:t>
             </w:r>
           </w:p>
         </w:tc>
       </w:tr>
     </w:tbl>
     <w:p/>
+    <w:p>
+      <w:r>
+        <w:rPr>
+          <w:b w:val="0"/>
+          <w:i/>
+          <w:color w:val="13343B"/>
+          <w:sz w:val="21"/>
+        </w:rPr>
+        <w:t>Qualification of the steady-state flag. The flag is set when the relative standard deviation of each tracked metric over the last 34% of the run falls below steady_tol = 0.20. It bounds scatter, not trend. Over the 140–200 s window the reach r_max has mean 83.3 m and standard deviation 9.5 m, a ratio of 0.11 — so it passes — yet its four samples are 70, 79, 88 and 96 m: a monotonic 37% increase. The reach had not converged. S_max is genuinely stationary only because it is pinned to the prescribed source value (§12.4). The divergence and mass-balance figures are sound and unaffected.</w:t>
+      </w:r>
+    </w:p>
     <w:p>
       <w:pPr>
         <w:pStyle w:val="Heading1"/>
@@ -3568,7 +3659,7 @@
         <w:rPr>
           <w:color w:val="0B3D5C"/>
         </w:rPr>
-        <w:t>10.  Calibration against the site CTD/ADCP survey</w:t>
+        <w:t>10.  Comparison against the representative site transect</w:t>
       </w:r>
     </w:p>
     <w:p>
@@ -3578,7 +3669,7 @@
           <w:i w:val="0"/>
           <w:sz w:val="21"/>
         </w:rPr>
-        <w:t>The far-field spreading rate — the single knob farfield_disp_cal that scales the tunable horizontal dispersivity — was calibrated so the model reproduces the site CTD/ADCP dilution transect at the mixing-zone boundary (50 m). The near-field correlations and molecular/turbulent diffusivities are left physical (unfitted).</w:t>
+        <w:t>The far-field spreading rate is governed by a single knob, farfield_disp_cal, which scales the tunable horizontal dispersivity. It was exercised against a centreline dilution transect at the mixing-zone boundary (50 m). The near-field correlations and the molecular and turbulent diffusivities are left physical (unfitted).</w:t>
       </w:r>
     </w:p>
     <w:p>
@@ -3588,7 +3679,7 @@
           <w:color w:val="13343B"/>
           <w:sz w:val="19"/>
         </w:rPr>
-        <w:t>Table 10.1 — Site CTD/ADCP dilution transect used as the calibration target (inputs/site_ctd_dilution_transect.csv).</w:t>
+        <w:t>Table 10.1 — Representative centreline dilution transect (inputs/site_ctd_dilution_transect.csv). These values are constructed, not measured — see the provenance note below.</w:t>
       </w:r>
     </w:p>
     <w:tbl>
@@ -3632,7 +3723,7 @@
                 <w:color w:val="0B3D5C"/>
                 <w:sz w:val="19"/>
               </w:rPr>
-              <w:t>Measured dilution</w:t>
+              <w:t>Target dilution (representative)</w:t>
             </w:r>
           </w:p>
         </w:tc>
@@ -3648,7 +3739,7 @@
                 <w:color w:val="0B3D5C"/>
                 <w:sz w:val="19"/>
               </w:rPr>
-              <w:t>Measured ΔS (g/kg)</w:t>
+              <w:t>Target ΔS (g/kg)</w:t>
             </w:r>
           </w:p>
         </w:tc>
@@ -3839,7 +3930,18 @@
           <w:color w:val="13343B"/>
           <w:sz w:val="21"/>
         </w:rPr>
-        <w:t>Calibration result: farfield_disp_cal = 1.00 (modelled dilution reproduces the 44.0:1 target at 50.0 m). Full log: validation/ctd_calibration.log; machine-readable result: nereid_output/calibration.json.</w:t>
+        <w:t>Result: farfield_disp_cal = 1.00. The multiplier returned unity, i.e. no adjustment was made and the model reproduced the 44.0:1 target at 50.0 m without tuning. Full log: validation/ctd_calibration.log; machine-readable result: nereid_output/calibration.json.</w:t>
+      </w:r>
+    </w:p>
+    <w:p>
+      <w:r>
+        <w:rPr>
+          <w:b w:val="0"/>
+          <w:i/>
+          <w:color w:val="13343B"/>
+          <w:sz w:val="21"/>
+        </w:rPr>
+        <w:t>Provenance — this is a consistency check, not a calibration. The transect is generated by case_study/make_site_data.py, whose source comment records that the stations were chosen to be “reproducible by the model at no tuning”. A procedure that recovers unity against a target constructed to be recoverable has demonstrated consistency, not predictive skill. The model has NOT been calibrated to measured data, and the word “calibrated” is therefore avoided throughout this report. The independent far-field evidence is the Perth transect in §11, against which the model was not fitted and is shown conservative. To convert this into a genuine calibration, either commission a site CTD/ADCP survey or adopt the measured Gold Coast Tugun transect (Baum et al. 2019) as the target.</w:t>
       </w:r>
     </w:p>
     <w:p>
@@ -4251,7 +4353,7 @@
           <w:i w:val="0"/>
           <w:sz w:val="21"/>
         </w:rPr>
-        <w:t>The near-field uses the validated laboratory scaling directly; the far field is calibrated to the site survey (§10) and shown conservative against the in-class field data. Independently, the actual SDP Kurnell outfall study (Clark et al. 2018) found detectable ecological effects to ~100 m, consistent with the predicted footprint scale. Full citations and honest data-provenance caveats are in validation/sources.md.</w:t>
+        <w:t>The near-field uses the validated laboratory scaling directly — note that recovering z_t/(D·Fr) = 2.20 from a hard-coded 2.2 coefficient verifies the coupling arithmetic rather than independently predicting the physics. The far field is compared with the representative site transect (§10, no fitting) and shown conservative against the in-class Perth field data, which the model was never fitted to. The two genuinely independent gates are therefore the Perth comparison and the lock-exchange PDE benchmark. Independently, the actual SDP Kurnell outfall study (Clark et al. 2018) found detectable ecological effects to ~100 m; this is an ecological effect distance driven partly by diffuser-induced near-bed flow, not a salinity isopleth, so it is an order-of-magnitude consistency check rather than a validation. Full citations and honest data-provenance caveats are in validation/sources.md.</w:t>
       </w:r>
     </w:p>
     <w:p>
@@ -4283,7 +4385,7 @@
           <w:color w:val="13343B"/>
           <w:sz w:val="19"/>
         </w:rPr>
-        <w:t>Table 12.1 — Headline predicted metrics (calibrated run).</w:t>
+        <w:t>Table 12.1 — Headline predicted metrics. Peak salinity and minimum dilution are diagnostics of the prescribed source value, not emergent predictions (§12.4); r_max is the final ensemble-mean value and has not converged (§1.1).</w:t>
       </w:r>
     </w:p>
     <w:tbl>
@@ -5480,7 +5582,7 @@
         <w:rPr>
           <w:color w:val="13343B"/>
         </w:rPr>
-        <w:t>12.3  Stochastic uncertainty (ensemble)</w:t>
+        <w:t>12.3  Stochastic uncertainty (ensemble) — reported, but not usable as an uncertainty bound</w:t>
       </w:r>
     </w:p>
     <w:p>
@@ -5490,7 +5592,85 @@
           <w:i w:val="0"/>
           <w:sz w:val="21"/>
         </w:rPr>
-        <w:t>Across the 2-member ensemble the peak-excess standard deviation is 0.411 g/kg and the 95th-percentile excess reaches 1.00 g/kg, giving the exceedance-probability field in §13.</w:t>
+        <w:t>Across the 2-member ensemble the peak-excess standard deviation is 0.411 g/kg and the nominal 95th-percentile excess reaches 1.00 g/kg, giving the exceedance field plotted in §13.</w:t>
+      </w:r>
+    </w:p>
+    <w:p>
+      <w:r>
+        <w:rPr>
+          <w:b w:val="0"/>
+          <w:i/>
+          <w:color w:val="13343B"/>
+          <w:sz w:val="21"/>
+        </w:rPr>
+        <w:t>These figures are reported for completeness and must not be used as an uncertainty bound. With 2 members a sample standard deviation carries ~100% relative uncertainty, and a 95th percentile is not estimable at all — it is simply the larger of two samples. The 'exceedance probability' field can take only the values 0, 0.5 and 1, so it is a three-level indicator, not a probability. Compounding this, the Ornstein–Uhlenbeck correlation time is τ = 600 s against a run length of 200 s, so the forcing never decorrelates within a member and each realisation samples essentially one frozen draw of the random field. A defensible exceedance map needs O(100) members run over several correlation times.</w:t>
+      </w:r>
+    </w:p>
+    <w:p>
+      <w:pPr>
+        <w:pStyle w:val="Heading2"/>
+      </w:pPr>
+      <w:r>
+        <w:rPr>
+          <w:color w:val="13343B"/>
+        </w:rPr>
+        <w:t>12.4  Vertical structure and what the source blob does to it</w:t>
+      </w:r>
+    </w:p>
+    <w:p>
+      <w:r>
+        <w:rPr>
+          <w:b w:val="0"/>
+          <w:i w:val="0"/>
+          <w:sz w:val="21"/>
+        </w:rPr>
+        <w:t>The 3-D far field is seeded by relaxing salinity toward S_source inside a Gaussian blob whose width is max(physical return width, 1.5·max(dx,dz)). For this grid the floor term (8.65 m) dominates the physical return width (2.50 m) by a factor of 3.5, so the blob extends over roughly a third of the water column. Three consequences follow, and they must be understood before the vertical figures are interpreted:</w:t>
+      </w:r>
+    </w:p>
+    <w:p>
+      <w:pPr>
+        <w:pStyle w:val="ListBullet"/>
+      </w:pPr>
+      <w:r>
+        <w:t>Peak salinity is prescribed. S_max = 36.4290 g/kg is exactly S_source = S_amb,bed + (S₀ − S_amb,bed)/S_r. The model is reporting its own boundary condition back to us; it is not a predicted maximum.</w:t>
+      </w:r>
+    </w:p>
+    <w:p>
+      <w:pPr>
+        <w:pStyle w:val="ListBullet"/>
+      </w:pPr>
+      <w:r>
+        <w:t>Minimum dilution is a datum artefact. Dilution is evaluated against the local depth-varying ambient. The blob carries S_source up into water whose ambient is fresher (35.4 rather than 35.6 g/kg), so the same absolute salinity reports 32:1 there instead of the 38:1 handed over by the near field. The plume does not re-concentrate.</w:t>
+      </w:r>
+    </w:p>
+    <w:p>
+      <w:pPr>
+        <w:pStyle w:val="ListBullet"/>
+      </w:pPr>
+      <w:r>
+        <w:t>Near the source the plume is not bottom-trapped. In the source column the salinity is vertically uniform at S_source from the bed to within 0.48 m of the sea surface. Bed-intensification appears only downstream: at 55 m the bed excess is 0.56 g/kg against 0.15 g/kg at the surface. The bottom-trapped gravity current is real, but it is a far-field feature of this run, not a near-source one.</w:t>
+      </w:r>
+    </w:p>
+    <w:p>
+      <w:r>
+        <w:rPr>
+          <w:b w:val="0"/>
+          <w:i/>
+          <w:color w:val="13343B"/>
+          <w:sz w:val="21"/>
+        </w:rPr>
+        <w:t>Datum warning. In plume_envelope_vs_distance.csv the column layer_top_depth_m is a DEPTH BELOW THE SEA SURFACE (postprocess.py computes it as −min(z) over the impacted column), not a height above the seabed. Its constant value of 0.48 m therefore means the impacted layer reaches to within 0.48 m of the SURFACE — the opposite of a thin near-bed sheet. The companion column layer_thickness_m ≈ 23.08 m, in 25 m of water, says the same thing. Likewise core_depth_m rises from 4.33 m (near-surface) at the first station to 24.52 m (on the bed) only beyond ~37 m downstream. Earlier drafts of this study, and of the slide deck, misread this column as a height above bed and concluded that the surface waters were unaffected; that conclusion is withdrawn.</w:t>
+      </w:r>
+    </w:p>
+    <w:p>
+      <w:r>
+        <w:rPr>
+          <w:b w:val="0"/>
+          <w:i/>
+          <w:color w:val="13343B"/>
+          <w:sz w:val="21"/>
+        </w:rPr>
+        <w:t>The fix is to make the source-blob floor anisotropic — 1.5·dz vertically rather than 1.5·max(dx,dz) — which for dz = 0.96 m gives a vertical σ of 1.44 m, comparable with the physical 2.50 m. Until that is done and the case re-run, the vertical extent of the plume in this study is a property of the grid, not of the ocean.</w:t>
       </w:r>
     </w:p>
     <w:p>
@@ -5657,7 +5837,7 @@
           <w:color w:val="13343B"/>
           <w:sz w:val="18"/>
         </w:rPr>
-        <w:t>Figure 3 — Vertical section of excess salinity along the plume centreline, showing the bottom-trapped dense gravity-current layer.</w:t>
+        <w:t>Figure 3 — Vertical section of excess salinity along the plume centreline. The bed-intensified gravity-current layer is visible downstream; near the source the column is vertically uniform because of the over-wide source blob (§12.4).</w:t>
       </w:r>
     </w:p>
     <w:p>
@@ -6073,7 +6253,7 @@
           <w:color w:val="13343B"/>
           <w:sz w:val="18"/>
         </w:rPr>
-        <w:t>Figure 11 — Dense-layer envelope (core depth, top, thickness) vs distance.</w:t>
+        <w:t>Figure 11 — Dense-layer envelope vs distance. Core depth, layer top and thickness are DEPTHS BELOW THE SEA SURFACE, not heights above the bed: layer top ≈ 0.48 m means the impacted layer reaches to within 0.48 m of the surface, and thickness ≈ 23.08 m in 25 m of water (§12.4).</w:t>
       </w:r>
     </w:p>
     <w:p>
@@ -6214,7 +6394,7 @@
         <w:pStyle w:val="ListBullet"/>
       </w:pPr>
       <w:r>
-        <w:t>anim_depth_slices.gif — horizontal excess-salinity slices swept from the sea surface down to the seabed (shows the plume is bottom-trapped).</w:t>
+        <w:t>anim_depth_slices.gif — horizontal excess-salinity slices swept from the sea surface down to the seabed (shows the plume is bed-intensified downstream, and vertically uniform in the source column — see §12.4).</w:t>
       </w:r>
     </w:p>
     <w:p>
@@ -6717,7 +6897,7 @@
               <w:rPr>
                 <w:sz w:val="19"/>
               </w:rPr>
-              <w:t>dense-layer core depth, top and thickness vs distance</w:t>
+              <w:t>dense-layer core depth, top and thickness vs distance (all DEPTHS BELOW SURFACE, not heights above bed — see §12.4)</w:t>
             </w:r>
           </w:p>
         </w:tc>
@@ -6918,7 +7098,27 @@
           <w:i w:val="0"/>
           <w:sz w:val="21"/>
         </w:rPr>
-        <w:t>The calibrated model predicts a seabed excess-salinity footprint above the conservative sub-lethal assessment contour ΔS = 0.5 g/kg of ≈ 5127 m², confined within ≈ 65 m of the diffuser, with a minimum far-field dilution of 32:1. This assessment contour is more protective than the ~1 ppt above ambient typical of NSW mixing-zone practice. Because the near-field is anchored to validated laboratory scaling and the far-field is calibrated to the site survey (and shown conservative against the Perth field transect), these figures are defensible for screening-level assessment.</w:t>
+        <w:t>The model predicts a seabed excess-salinity footprint above the conservative sub-lethal assessment contour ΔS = 0.5 g/kg of ≈ 5127 m², within roughly 65–83 m of the diffuser. This assessment contour is more protective than the ~1 ppt above ambient typical of NSW mixing-zone practice.</w:t>
+      </w:r>
+    </w:p>
+    <w:p>
+      <w:r>
+        <w:rPr>
+          <w:b w:val="0"/>
+          <w:i w:val="0"/>
+          <w:sz w:val="21"/>
+        </w:rPr>
+        <w:t>The compliance conclusion is robust; the footprint precision is not. The maximum excess salinity anywhere in the domain is 0.99 g/kg and the maximum on the seabed is 0.84 g/kg, so the discharge sits inside every applicable concentration limit with margin — NSW ~1 ppt at the mixing-zone edge, Perth 1.2 ppt at 50 m, Gold Coast ~2 PSU at 60 m, and the binding California Ocean Plan 2.0 ppt at 100 m. That conclusion survives every caveat in §1.1. What does not survive is the implied precision of '5127 m² within 65 m': the reach had not converged when the run stopped, and the footprint depends on which estimator and which field (single-member or ensemble-mean) is used.</w:t>
+      </w:r>
+    </w:p>
+    <w:p>
+      <w:r>
+        <w:rPr>
+          <w:b w:val="0"/>
+          <w:i w:val="0"/>
+          <w:sz w:val="21"/>
+        </w:rPr>
+        <w:t>Basis of confidence, stated exactly. The near-field is anchored to validated laboratory scaling (Roberts 1997) — though recovering that scaling is verification of the coupling arithmetic, not an independent prediction. The genuinely independent evidence is twofold: the lock-exchange front Froude number of 0.47 against Benjamin's 0.50, which exercises the PDE core with the brine physics switched off; and the Perth transect, against which the model was never fitted and under-predicts dilution by ~22%, i.e. errs toward over-stating impact. The far field is NOT calibrated to measured data (§10). These figures are defensible for screening-level assessment and for nothing more.</w:t>
       </w:r>
     </w:p>
     <w:p>
@@ -6937,7 +7137,7 @@
         <w:pStyle w:val="ListBullet"/>
       </w:pPr>
       <w:r>
-        <w:t>The SDP Kurnell deep multiport diffuser is predicted to confine the seabed excess-salinity footprint (ΔS &gt; 0.5 g/kg) to ≈ 5127 m² within ≈ 65 m of the outfall.</w:t>
+        <w:t>The SDP Kurnell deep multiport diffuser is predicted to confine the seabed excess-salinity footprint (ΔS &gt; 0.5 g/kg) to ≈ 5127 m² within roughly 65–83 m of the outfall. The salinity anomaly is inside every applicable regulatory limit with substantial margin.</w:t>
       </w:r>
     </w:p>
     <w:p>
@@ -6945,7 +7145,7 @@
         <w:pStyle w:val="ListBullet"/>
       </w:pPr>
       <w:r>
-        <w:t>The model is calibrated to a site CTD/ADCP transect and validated against laboratory, field and analytical benchmarks; run health is exact (machine-precision continuity, conserved mass, no eddy-viscosity railing).</w:t>
+        <w:t>The solver is validated against laboratory, field and analytical benchmarks and its numerics are sound: 13/13 self-tests, machine-precision continuity, conserved mass and no eddy-viscosity railing. Numerical soundness is not physical correctness — a perfectly-converged solution of the wrong problem carries identical diagnostics.</w:t>
       </w:r>
     </w:p>
     <w:p>
@@ -6953,7 +7153,7 @@
         <w:pStyle w:val="ListBullet"/>
       </w:pPr>
       <w:r>
-        <w:t>Recommendation (i): commission a real CTD/ADCP survey at the outfall and re-run --calibrate-ctd to convert these representative numbers into a site-measured prediction.</w:t>
+        <w:t>The far field is NOT calibrated. The dispersivity multiplier returned 1.00 against a transect that was constructed to be reproducible without tuning, so the procedure demonstrated consistency rather than predictive skill.</w:t>
       </w:r>
     </w:p>
     <w:p>
@@ -6961,7 +7161,7 @@
         <w:pStyle w:val="ListBullet"/>
       </w:pPr>
       <w:r>
-        <w:t>Recommendation (ii): run worst-case weak-mixing scenarios (low current, strong stratification) to bound the compliance envelope.</w:t>
+        <w:t>Near the source the plume is not bottom-trapped: the source column is vertically uniform at the injected salinity. This is an artefact of the grid-limited source blob (§12.4) and it inflates the reported peak salinity, minimum dilution and affected volume.</w:t>
       </w:r>
     </w:p>
     <w:p>
@@ -6969,7 +7169,63 @@
         <w:pStyle w:val="ListBullet"/>
       </w:pPr>
       <w:r>
-        <w:t>Recommendation (iii): for a fully resolved near field, use the two-way nested resolved-nearfield mode on a GPU.</w:t>
+        <w:t>Steady state was not reached for the horizontal reach, which grew monotonically from 26 m to 96 m and was still increasing when the run stopped at 200 s — about 8% of one domain flush time.</w:t>
+      </w:r>
+    </w:p>
+    <w:p>
+      <w:pPr>
+        <w:pStyle w:val="ListBullet"/>
+      </w:pPr>
+      <w:r>
+        <w:t>Recommendation (i): make the source-blob floor anisotropic (1.5·dz vertically rather than 1.5·max(dx,dz)) and re-run. This is a one-line change and it is the single most consequential fix, because it contaminates four reported quantities at once.</w:t>
+      </w:r>
+    </w:p>
+    <w:p>
+      <w:pPr>
+        <w:pStyle w:val="ListBullet"/>
+      </w:pPr>
+      <w:r>
+        <w:t>Recommendation (ii): extend the run to at least one domain flush time (≈ 2,500 s vs the 200 s used here) and adopt a steady-state test that bounds the trend over the window, not merely the relative scatter.</w:t>
+      </w:r>
+    </w:p>
+    <w:p>
+      <w:pPr>
+        <w:pStyle w:val="ListBullet"/>
+      </w:pPr>
+      <w:r>
+        <w:t>Recommendation (iii): enable bottom drag. A free-slip seabed under a bottom gravity current biases the reach long and the layer thin, and that error is anti-conservative.</w:t>
+      </w:r>
+    </w:p>
+    <w:p>
+      <w:pPr>
+        <w:pStyle w:val="ListBullet"/>
+      </w:pPr>
+      <w:r>
+        <w:t>Recommendation (iv): commission a real CTD/ADCP survey at the outfall and re-run --calibrate-ctd — or adopt the measured Gold Coast Tugun transect (Baum et al. 2019) — to convert these representative numbers into a genuinely calibrated prediction.</w:t>
+      </w:r>
+    </w:p>
+    <w:p>
+      <w:pPr>
+        <w:pStyle w:val="ListBullet"/>
+      </w:pPr>
+      <w:r>
+        <w:t>Recommendation (v): raise the ensemble to O(100) members run over several Ornstein–Uhlenbeck correlation times before any exceedance-probability map is quoted.</w:t>
+      </w:r>
+    </w:p>
+    <w:p>
+      <w:pPr>
+        <w:pStyle w:val="ListBullet"/>
+      </w:pPr>
+      <w:r>
+        <w:t>Recommendation (vi): run worst-case weak-mixing scenarios (low current, strong stratification) to bound the compliance envelope, and a sensitivity case at the Lai &amp; Lee (2012) near-field constant S_i/Fr = 1.07, which is the less-protective of the two literature clusters.</w:t>
+      </w:r>
+    </w:p>
+    <w:p>
+      <w:pPr>
+        <w:pStyle w:val="ListBullet"/>
+      </w:pPr>
+      <w:r>
+        <w:t>Recommendation (vii): for a fully resolved near field, use the two-way nested resolved-nearfield mode on a GPU.</w:t>
       </w:r>
     </w:p>
     <w:p>

--- a/case_study/case_study.docx
+++ b/case_study/case_study.docx
@@ -98,7 +98,7 @@
         <w:pStyle w:val="ListBullet"/>
       </w:pPr>
       <w:r>
-        <w:t>Far field: seabed footprint above ΔS=0.5 g/kg ≈ 5127 m²; maximum excess 0.99 g/kg; horizontal reach r_max ≈ 65 m in the final ensemble-mean field (but 83 ± 10 m over the steady window, and still growing at t_end — see §1.1).</w:t>
+        <w:t>Far field: seabed footprint above ΔS=0.5 g/kg ≈ 3328 m²; maximum excess 0.88 g/kg; affected water volume ≈ 14458 m³; horizontal reach r_max ≈ 49 m in the final ensemble-mean field, 62 ± 5 m over the steady window (NOT converged: the reach still drifts +11.9 m across the window, 19.3% of its mean — see §1.1).</w:t>
       </w:r>
     </w:p>
     <w:p>
@@ -106,7 +106,15 @@
         <w:pStyle w:val="ListBullet"/>
       </w:pPr>
       <w:r>
-        <w:t>Reported peak salinity 36.43 g/kg and minimum dilution 32:1 are NOT emergent predictions: 36.4290 g/kg is exactly the prescribed source value handed over by the near-field model, and the apparent 32:1 arises from measuring that value against the fresher shallow ambient (§12.4).</w:t>
+        <w:t>Vertical structure: the plume is bottom-trapped. The ΔS &gt; 0.5 g/kg region occupies the lowest 8.7 m of the water column (from 15.9 m depth down to 24.5 m), and its height above the source, 7.4 m, is consistent with the independently-derived near-field terminal rise of 6.4 m.</w:t>
+      </w:r>
+    </w:p>
+    <w:p>
+      <w:pPr>
+        <w:pStyle w:val="ListBullet"/>
+      </w:pPr>
+      <w:r>
+        <w:t>Reported peak salinity 36.43 g/kg is NOT an emergent prediction: 36.4290 g/kg is exactly the prescribed source value S_source handed over by the near-field model. The minimum dilution of 36:1 sits slightly below the near-field hand-off of 38:1 for the same reason (§12.4). Both are diagnostics of the source condition.</w:t>
       </w:r>
     </w:p>
     <w:p>
@@ -124,7 +132,7 @@
           <w:i w:val="0"/>
           <w:sz w:val="21"/>
         </w:rPr>
-        <w:t>Mixing-zone assessment: against a conservative sub-lethal assessment contour of ΔS = 0.5 g/kg (more protective than the ~1 ppt typical of NSW mixing-zone practice), the model predicts a seabed excess-salinity footprint of ≈ 5127 m² within roughly 65–83 m of the diffuser. The maximum excess anywhere in the domain is 0.99 g/kg, comfortably inside every applicable limit (NSW ~1 ppt; Perth 1.2 ppt at 50 m; California 2.0 ppt at 100 m), so the compliance conclusion is robust even where the footprint precision is not. Run health is exact (divergence 7.3e-16, mass imbalance 1.5e-16, eddy-viscosity cap engaged in 0% of cells — physical, no railing).</w:t>
+        <w:t>Mixing-zone assessment: against a conservative sub-lethal assessment contour of ΔS = 0.5 g/kg (more protective than the ~1 ppt typical of NSW mixing-zone practice), the model predicts a seabed excess-salinity footprint of ≈ 3328 m² within roughly 49–62 m of the diffuser. The maximum excess anywhere in the domain is 0.88 g/kg, comfortably inside every applicable limit (NSW ~1 ppt; Perth 1.2 ppt at 50 m; California 2.0 ppt at 100 m), so the compliance conclusion is robust even where the footprint precision is not. Run health is exact (divergence 7.5e-16, mass imbalance 1.5e-16, eddy-viscosity cap engaged in 0% of cells — physical, no railing).</w:t>
       </w:r>
     </w:p>
     <w:p>
@@ -145,7 +153,7 @@
           <w:i/>
           <w:sz w:val="21"/>
         </w:rPr>
-        <w:t>The numbers above are reported exactly as the run produced them. Four of them mean less than they appear to, and this section states why. None of these caveats overturn the compliance conclusion; all of them bear on its precision.</w:t>
+        <w:t>The numbers above are reported exactly as the run produced them. This section states what each of them can and cannot bear. None of these caveats overturn the compliance conclusion; they bear on its precision and on which quantities are predictions at all.</w:t>
       </w:r>
     </w:p>
     <w:p>
@@ -153,7 +161,7 @@
         <w:pStyle w:val="ListBullet"/>
       </w:pPr>
       <w:r>
-        <w:t>Source blob, not a resolved plume. The 3-D far field is seeded by relaxing S toward S_source inside a Gaussian whose width is max(physical return width, 1.5·max(dx,dz)). With dx = 5.77 m the grid floor (8.65 m) overrides the physical width (2.50 m) by 3.5×, so brine is injected over roughly a third of the water column. Consequently S_max is exactly S_source, and ΔS &gt; 0.5 g/kg extends to within 0.48 m of the sea surface at the source column.</w:t>
+        <w:t>Peak salinity is a boundary condition, not a prediction. The far field is seeded by relaxing S toward S_source inside a Gaussian blob whose centre relaxes fully, so S_max = 36.4290 g/kg is exactly S_source = S_amb,bed + (S₀ − S_amb,bed)/S_r for ANY blob geometry. The solver is reporting its own source condition. The same mechanism makes the minimum dilution (35.8:1) sit a little below the near-field hand-off (37.9:1), because the peak-excess cell lies a few metres above the bed where the ambient is fresher (§12.4).</w:t>
       </w:r>
     </w:p>
     <w:p>
@@ -161,7 +169,7 @@
         <w:pStyle w:val="ListBullet"/>
       </w:pPr>
       <w:r>
-        <w:t>The plume is NOT bottom-trapped near the source. In the source column the salinity is vertically uniform at S_source from bed to surface. Bed-intensification — the genuine gravity-current signature — only emerges beyond roughly 30 m downstream, where the bed excess exceeds the surface excess by a factor of about 3.7 at 55 m. Claims that the upper water column is unaffected are not supported by this run.</w:t>
+        <w:t>Steady state was NOT reached. The solver's steady-state test now bounds both the relative scatter (tol = 0.20) and the linear trend across the window (tol = 0.05). On this run the following metrics still drift: r_max_m, seabed_footprint_m2. The reach drifts +11.9 m across the window (19.3% of its mean). Quote the reach as a range, not a converged value.</w:t>
       </w:r>
     </w:p>
     <w:p>
@@ -169,7 +177,7 @@
         <w:pStyle w:val="ListBullet"/>
       </w:pPr>
       <w:r>
-        <w:t>Steady state was not reached for the reach. r_max grows monotonically through the run (26 → 96 m) and is still increasing at t_end = 200 s. It passes the steady-state test only because that test bounds the relative scatter (tol = 0.20) rather than the trend. The domain flush time is ≈ 2,500 s, so the run covers ≈ 8% of it.</w:t>
+        <w:t>The 2-member ensemble cannot support the statistics derived from it. With two members the exceedance field takes only the values 0, 0.5 and 1, and a 95th percentile is simply the larger of two samples. Compounding this, the Ornstein–Uhlenbeck correlation time τ = 600 s is comparable with the run length, so the forcing barely decorrelates. The spread is reported in §12.3 for completeness and must not be used as an uncertainty bound.</w:t>
       </w:r>
     </w:p>
     <w:p>
@@ -177,7 +185,7 @@
         <w:pStyle w:val="ListBullet"/>
       </w:pPr>
       <w:r>
-        <w:t>The 2-member ensemble cannot support the statistics derived from it. With two members the exceedance field takes only the values 0, 0.5 and 1, and a 95th percentile is simply the larger of two samples. The ensemble spread is reported in §12.3 for completeness and should not be used as an uncertainty bound.</w:t>
+        <w:t>The far field is not calibrated. The dispersivity multiplier returned unity against a transect constructed to be reproducible without tuning (§10). The independent far-field evidence is the Perth transect (~22% conservative) and the lock-exchange PDE benchmark.</w:t>
       </w:r>
     </w:p>
     <w:p>
@@ -185,7 +193,23 @@
         <w:pStyle w:val="ListBullet"/>
       </w:pPr>
       <w:r>
-        <w:t>Physics claimed in §2 that was INACTIVE in this run: osmotic salt flux, osmotic body force, Soret/Dufour cross-diffusion, the higher-order (TEOS-10-style) equation-of-state terms, the free surface, bottom drag and the wall function. The run used near-field coupling, full-tensor dispersion, realizable k–ε and stochastic forcing only.</w:t>
+        <w:t>Physics claimed in §2 that remained INACTIVE in this run: osmotic salt flux, osmotic body force, Soret/Dufour cross-diffusion, the higher-order (TEOS-10-style) equation-of-state terms, and the genuine free surface. The run used near-field coupling, full-tensor dispersion, realizable k–ε with the corrected buoyancy sign, quadratic bottom drag with a wall function, and stochastic forcing.</w:t>
+      </w:r>
+    </w:p>
+    <w:p>
+      <w:pPr>
+        <w:pStyle w:val="ListBullet"/>
+      </w:pPr>
+      <w:r>
+        <w:t>The near field is not resolved. Its 7.0 m return distance spans about 1.2 cells at dx = 5.77 m; it is supplied by validated correlation, and recovering the published 2.2 rise coefficient verifies the coupling arithmetic rather than independently predicting the physics.</w:t>
+      </w:r>
+    </w:p>
+    <w:p>
+      <w:pPr>
+        <w:pStyle w:val="ListBullet"/>
+      </w:pPr>
+      <w:r>
+        <w:t>Run length is capped at t_end = 200 s by a far-field turbulence limitation, and this is the reason the reach is not converged. The near/mid-field mixing zone — the tens of metres that govern compliance — is bottom-trapped with physical turbulence (eddy-viscosity cap 0% of cells) at this run length. Integrating further to converge the far-field reach was tested with bottom drag over 400–900 s, but the far-field k–ε develops a slow spurious eddy-viscosity growth that rails ν_t against its ceiling past ~400 s and over-mixes the thin residual plume. Rather than report a railed far field, the run stops at 200 s; the horizontal reach is therefore a developing lower bound, and the far-field closure growth is a documented limitation (a semi-implicit k–ε sink is the proper fix).</w:t>
       </w:r>
     </w:p>
     <w:p>
@@ -3339,7 +3363,7 @@
         <w:pStyle w:val="ListBullet"/>
       </w:pPr>
       <w:r>
-        <w:t>Near-field coupling ON: the inclined-dense-jet correlation computes the terminal rise, return distance and return dilution, and seeds the 3-D far field with the diluted return plume at the seabed.</w:t>
+        <w:t>Near-field coupling ON: the inclined-dense-jet correlation computes the terminal rise, return distance and return dilution, and seeds the 3-D far field with the diluted return plume at the seabed. The seed blob is ANISOTROPIC — horizontal σ floored at the grid scale (8.65 m), vertical σ set by the physical return-plume half-width (2.50 m) — so the injection does not smear the plume up the water column (§12.4).</w:t>
       </w:r>
     </w:p>
     <w:p>
@@ -3348,6 +3372,14 @@
       </w:pPr>
       <w:r>
         <w:t>Turbulence: buoyancy-modified realizable k–ε with the correct stratification-damping sign and Durbin time-scale limiter; Smagorinsky/WALE LES dissipation floor.</w:t>
+      </w:r>
+    </w:p>
+    <w:p>
+      <w:pPr>
+        <w:pStyle w:val="ListBullet"/>
+      </w:pPr>
+      <w:r>
+        <w:t>Seabed: partial-cell (shaved-cell) bathymetry with quadratic bottom drag (C_d = 0.0025) and a log-law wall function — the bed retards the gravity-current front rather than letting it slide free-slip.</w:t>
       </w:r>
     </w:p>
     <w:p>
@@ -3483,7 +3515,7 @@
               <w:rPr>
                 <w:sz w:val="19"/>
               </w:rPr>
-              <w:t>7.29e-16</w:t>
+              <w:t>7.50e-16</w:t>
             </w:r>
           </w:p>
         </w:tc>
@@ -3513,7 +3545,7 @@
               <w:rPr>
                 <w:sz w:val="19"/>
               </w:rPr>
-              <w:t>2.69e-15</w:t>
+              <w:t>2.83e-15</w:t>
             </w:r>
           </w:p>
         </w:tc>
@@ -3633,7 +3665,37 @@
               <w:rPr>
                 <w:sz w:val="19"/>
               </w:rPr>
-              <w:t>True (scatter test only — see below)</w:t>
+              <w:t>False (scatter + trend test)</w:t>
+            </w:r>
+          </w:p>
+        </w:tc>
+      </w:tr>
+      <w:tr>
+        <w:tc>
+          <w:tcPr>
+            <w:tcW w:type="dxa" w:w="4320"/>
+          </w:tcPr>
+          <w:p>
+            <w:r/>
+            <w:r>
+              <w:rPr>
+                <w:sz w:val="19"/>
+              </w:rPr>
+              <w:t>Reach drift across window</w:t>
+            </w:r>
+          </w:p>
+        </w:tc>
+        <w:tc>
+          <w:tcPr>
+            <w:tcW w:type="dxa" w:w="4320"/>
+          </w:tcPr>
+          <w:p>
+            <w:r/>
+            <w:r>
+              <w:rPr>
+                <w:sz w:val="19"/>
+              </w:rPr>
+              <w:t>+11.9 m (19.3% of mean)</w:t>
             </w:r>
           </w:p>
         </w:tc>
@@ -3648,7 +3710,7 @@
           <w:color w:val="13343B"/>
           <w:sz w:val="21"/>
         </w:rPr>
-        <w:t>Qualification of the steady-state flag. The flag is set when the relative standard deviation of each tracked metric over the last 34% of the run falls below steady_tol = 0.20. It bounds scatter, not trend. Over the 140–200 s window the reach r_max has mean 83.3 m and standard deviation 9.5 m, a ratio of 0.11 — so it passes — yet its four samples are 70, 79, 88 and 96 m: a monotonic 37% increase. The reach had not converged. S_max is genuinely stationary only because it is pinned to the prescribed source value (§12.4). The divergence and mass-balance figures are sound and unaffected.</w:t>
+        <w:t>How the steady-state flag is defined. A metric counts as steady only if BOTH its relative scatter and its linear drift across the trailing window are small: |σ| ≤ 0.20·|mean| AND |drift| ≤ 0.05·|mean|. The trend term matters: an earlier build of this study tested scatter alone, and a reach that climbed monotonically from 26 m to 96 m passed it, because a steadily-rising quantity has small scatter about its own mean. Over the 140–200 s window the reach now has mean 61.9 m, σ = 5.0 m and drift +11.9 m. The following metrics still fail: r_max_m, seabed_footprint_m2. S_max is stationary trivially, because it is pinned to the prescribed source value (§12.4). The divergence and mass-balance figures are sound and unaffected.</w:t>
       </w:r>
     </w:p>
     <w:p>
@@ -4223,7 +4285,7 @@
               <w:rPr>
                 <w:sz w:val="19"/>
               </w:rPr>
-              <w:t>footprint confined within ≈ 65 m — consistent</w:t>
+              <w:t>footprint within ≈ 49–62 m — consistent in scale</w:t>
             </w:r>
           </w:p>
         </w:tc>
@@ -4695,7 +4757,7 @@
               <w:rPr>
                 <w:sz w:val="19"/>
               </w:rPr>
-              <w:t>0.99</w:t>
+              <w:t>0.88</w:t>
             </w:r>
           </w:p>
         </w:tc>
@@ -4739,7 +4801,7 @@
               <w:rPr>
                 <w:sz w:val="19"/>
               </w:rPr>
-              <w:t>32</w:t>
+              <w:t>36</w:t>
             </w:r>
           </w:p>
         </w:tc>
@@ -4783,7 +4845,7 @@
               <w:rPr>
                 <w:sz w:val="19"/>
               </w:rPr>
-              <w:t>65</w:t>
+              <w:t>49</w:t>
             </w:r>
           </w:p>
         </w:tc>
@@ -4827,7 +4889,7 @@
               <w:rPr>
                 <w:sz w:val="19"/>
               </w:rPr>
-              <w:t>5127</w:t>
+              <w:t>3328</w:t>
             </w:r>
           </w:p>
         </w:tc>
@@ -4871,7 +4933,7 @@
               <w:rPr>
                 <w:sz w:val="19"/>
               </w:rPr>
-              <w:t>55085</w:t>
+              <w:t>14458</w:t>
             </w:r>
           </w:p>
         </w:tc>
@@ -5017,7 +5079,7 @@
               <w:rPr>
                 <w:sz w:val="19"/>
               </w:rPr>
-              <w:t>12223.6</w:t>
+              <w:t>9584.1</w:t>
             </w:r>
           </w:p>
         </w:tc>
@@ -5031,7 +5093,7 @@
               <w:rPr>
                 <w:sz w:val="19"/>
               </w:rPr>
-              <w:t>62.38</w:t>
+              <w:t>55.23</w:t>
             </w:r>
           </w:p>
         </w:tc>
@@ -5075,7 +5137,7 @@
               <w:rPr>
                 <w:sz w:val="19"/>
               </w:rPr>
-              <w:t>10601.0</w:t>
+              <w:t>6728.4</w:t>
             </w:r>
           </w:p>
         </w:tc>
@@ -5089,7 +5151,7 @@
               <w:rPr>
                 <w:sz w:val="19"/>
               </w:rPr>
-              <w:t>58.09</w:t>
+              <w:t>46.28</w:t>
             </w:r>
           </w:p>
         </w:tc>
@@ -5133,7 +5195,7 @@
               <w:rPr>
                 <w:sz w:val="19"/>
               </w:rPr>
-              <w:t>8351.0</w:t>
+              <w:t>5040.9</w:t>
             </w:r>
           </w:p>
         </w:tc>
@@ -5147,7 +5209,7 @@
               <w:rPr>
                 <w:sz w:val="19"/>
               </w:rPr>
-              <w:t>51.56</w:t>
+              <w:t>40.06</w:t>
             </w:r>
           </w:p>
         </w:tc>
@@ -5191,7 +5253,7 @@
               <w:rPr>
                 <w:sz w:val="19"/>
               </w:rPr>
-              <w:t>6187.5</w:t>
+              <w:t>4067.3</w:t>
             </w:r>
           </w:p>
         </w:tc>
@@ -5205,7 +5267,7 @@
               <w:rPr>
                 <w:sz w:val="19"/>
               </w:rPr>
-              <w:t>44.38</w:t>
+              <w:t>35.98</w:t>
             </w:r>
           </w:p>
         </w:tc>
@@ -5249,7 +5311,7 @@
               <w:rPr>
                 <w:sz w:val="19"/>
               </w:rPr>
-              <w:t>5170.7</w:t>
+              <w:t>3266.8</w:t>
             </w:r>
           </w:p>
         </w:tc>
@@ -5263,7 +5325,7 @@
               <w:rPr>
                 <w:sz w:val="19"/>
               </w:rPr>
-              <w:t>40.57</w:t>
+              <w:t>32.25</w:t>
             </w:r>
           </w:p>
         </w:tc>
@@ -5307,7 +5369,7 @@
               <w:rPr>
                 <w:sz w:val="19"/>
               </w:rPr>
-              <w:t>4110.6</w:t>
+              <w:t>2574.5</w:t>
             </w:r>
           </w:p>
         </w:tc>
@@ -5321,7 +5383,7 @@
               <w:rPr>
                 <w:sz w:val="19"/>
               </w:rPr>
-              <w:t>36.17</w:t>
+              <w:t>28.63</w:t>
             </w:r>
           </w:p>
         </w:tc>
@@ -5365,7 +5427,7 @@
               <w:rPr>
                 <w:sz w:val="19"/>
               </w:rPr>
-              <w:t>3137.0</w:t>
+              <w:t>2120.2</w:t>
             </w:r>
           </w:p>
         </w:tc>
@@ -5379,7 +5441,7 @@
               <w:rPr>
                 <w:sz w:val="19"/>
               </w:rPr>
-              <w:t>31.60</w:t>
+              <w:t>25.98</w:t>
             </w:r>
           </w:p>
         </w:tc>
@@ -5423,7 +5485,7 @@
               <w:rPr>
                 <w:sz w:val="19"/>
               </w:rPr>
-              <w:t>2055.3</w:t>
+              <w:t>1492.8</w:t>
             </w:r>
           </w:p>
         </w:tc>
@@ -5437,7 +5499,7 @@
               <w:rPr>
                 <w:sz w:val="19"/>
               </w:rPr>
-              <w:t>25.58</w:t>
+              <w:t>21.80</w:t>
             </w:r>
           </w:p>
         </w:tc>
@@ -5592,7 +5654,7 @@
           <w:i w:val="0"/>
           <w:sz w:val="21"/>
         </w:rPr>
-        <w:t>Across the 2-member ensemble the peak-excess standard deviation is 0.411 g/kg and the nominal 95th-percentile excess reaches 1.00 g/kg, giving the exceedance field plotted in §13.</w:t>
+        <w:t>Across the 2-member ensemble the peak-excess standard deviation is 0.354 g/kg and the nominal 95th-percentile excess reaches 0.88 g/kg, giving the exceedance field plotted in §13.</w:t>
       </w:r>
     </w:p>
     <w:p>
@@ -5614,7 +5676,7 @@
         <w:rPr>
           <w:color w:val="13343B"/>
         </w:rPr>
-        <w:t>12.4  Vertical structure and what the source blob does to it</w:t>
+        <w:t>12.4  Vertical structure, and the source condition</w:t>
       </w:r>
     </w:p>
     <w:p>
@@ -5624,7 +5686,7 @@
           <w:i w:val="0"/>
           <w:sz w:val="21"/>
         </w:rPr>
-        <w:t>The 3-D far field is seeded by relaxing salinity toward S_source inside a Gaussian blob whose width is max(physical return width, 1.5·max(dx,dz)). For this grid the floor term (8.65 m) dominates the physical return width (2.50 m) by a factor of 3.5, so the blob extends over roughly a third of the water column. Three consequences follow, and they must be understood before the vertical figures are interpreted:</w:t>
+        <w:t>The 3-D far field is seeded by relaxing salinity toward S_source inside a Gaussian blob centred at the near-field seabed return point. The blob is ANISOTROPIC: its horizontal scale is floored at the grid scale, 1.5·max(dx,dy) = 8.65 m, because a source narrower than a cell is unresolvable; its vertical scale is the physical return-plume half-width, 2.50 m, floored only at the cell height 1.5·dz = 1.44 m. An earlier build of this study used a single isotropic floor of 1.5·max(dx,dz), which dx set to 8.65 m; that injected brine over roughly a third of the water column, drove the entire source column to S_source, and destroyed the near-source bottom-trapping. This section records both the corrected structure and the one diagnostic the correction cannot repair.</w:t>
       </w:r>
     </w:p>
     <w:p>
@@ -5632,7 +5694,7 @@
         <w:pStyle w:val="ListBullet"/>
       </w:pPr>
       <w:r>
-        <w:t>Peak salinity is prescribed. S_max = 36.4290 g/kg is exactly S_source = S_amb,bed + (S₀ − S_amb,bed)/S_r. The model is reporting its own boundary condition back to us; it is not a predicted maximum.</w:t>
+        <w:t>The plume is bottom-trapped. The ΔS &gt; 0.5 g/kg region occupies the lowest 8.7 m of the water column, from 15.9 m depth down to the bed at 24.5 m. The upper water column carries only trace excess.</w:t>
       </w:r>
     </w:p>
     <w:p>
@@ -5640,7 +5702,7 @@
         <w:pStyle w:val="ListBullet"/>
       </w:pPr>
       <w:r>
-        <w:t>Minimum dilution is a datum artefact. Dilution is evaluated against the local depth-varying ambient. The blob carries S_source up into water whose ambient is fresher (35.4 rather than 35.6 g/kg), so the same absolute salinity reports 32:1 there instead of the 38:1 handed over by the near field. The plume does not re-concentrate.</w:t>
+        <w:t>The vertical extent is now consistent with the independent near-field model. The impacted region rises 7.4 m above the source, against a terminal jet rise of 6.4 m from the Roberts (1997) correlation — a cross-check the earlier build failed badly, reporting 22.8 m.</w:t>
       </w:r>
     </w:p>
     <w:p>
@@ -5648,7 +5710,15 @@
         <w:pStyle w:val="ListBullet"/>
       </w:pPr>
       <w:r>
-        <w:t>Near the source the plume is not bottom-trapped. In the source column the salinity is vertically uniform at S_source from the bed to within 0.48 m of the sea surface. Bed-intensification appears only downstream: at 55 m the bed excess is 0.56 g/kg against 0.15 g/kg at the surface. The bottom-trapped gravity current is real, but it is a far-field feature of this run, not a near-source one.</w:t>
+        <w:t>Peak salinity remains a boundary condition. S_max = 36.4290 g/kg is exactly S_source = S_amb,bed + (S₀ − S_amb,bed)/S_r. The blob centre relaxes fully toward S_source whatever its width, so no change of blob geometry can make S_max a prediction. Reporting it as 'predicted peak salinity' is a category error.</w:t>
+      </w:r>
+    </w:p>
+    <w:p>
+      <w:pPr>
+        <w:pStyle w:val="ListBullet"/>
+      </w:pPr>
+      <w:r>
+        <w:t>Minimum dilution inherits the same defect, but only mildly. Dilution is evaluated against the local depth-varying ambient, and the peak-excess cell sits a few metres above the bed where the ambient is fresher, so it reports 35.8:1 rather than the 37.9:1 handed over at the bed. The plume does not re-concentrate; the earlier build's 32:1 was the same artefact, magnified.</w:t>
       </w:r>
     </w:p>
     <w:p>
@@ -5659,18 +5729,7 @@
           <w:color w:val="13343B"/>
           <w:sz w:val="21"/>
         </w:rPr>
-        <w:t>Datum warning. In plume_envelope_vs_distance.csv the column layer_top_depth_m is a DEPTH BELOW THE SEA SURFACE (postprocess.py computes it as −min(z) over the impacted column), not a height above the seabed. Its constant value of 0.48 m therefore means the impacted layer reaches to within 0.48 m of the SURFACE — the opposite of a thin near-bed sheet. The companion column layer_thickness_m ≈ 23.08 m, in 25 m of water, says the same thing. Likewise core_depth_m rises from 4.33 m (near-surface) at the first station to 24.52 m (on the bed) only beyond ~37 m downstream. Earlier drafts of this study, and of the slide deck, misread this column as a height above bed and concluded that the surface waters were unaffected; that conclusion is withdrawn.</w:t>
-      </w:r>
-    </w:p>
-    <w:p>
-      <w:r>
-        <w:rPr>
-          <w:b w:val="0"/>
-          <w:i/>
-          <w:color w:val="13343B"/>
-          <w:sz w:val="21"/>
-        </w:rPr>
-        <w:t>The fix is to make the source-blob floor anisotropic — 1.5·dz vertically rather than 1.5·max(dx,dz) — which for dz = 0.96 m gives a vertical σ of 1.44 m, comparable with the physical 2.50 m. Until that is done and the case re-run, the vertical extent of the plume in this study is a property of the grid, not of the ocean.</w:t>
+        <w:t>Datum note. In plume_envelope_vs_distance.csv the columns core_depth_below_surface_m and layer_top_depth_below_surface_m are DEPTHS BELOW THE SEA SURFACE (postprocess.py computes the layer top as −min(z) over the active column), not heights above the seabed. The layer envelope is moreover built from a 0.02 g/kg trace threshold, not from the ΔS_crit assessment contour, so its reported 'layer top' tracks where a trace of salt has mixed upward rather than where the assessed plume ends. Read the envelope for the CORE DEPTH, which now sits on the bed, and take the assessed vertical extent from the metrics above. An earlier draft of this study, and of the slide deck, read the layer top as a height above bed and concluded the surface waters were unaffected; both the datum and the conclusion have been corrected.</w:t>
       </w:r>
     </w:p>
     <w:p>
@@ -5837,7 +5896,7 @@
           <w:color w:val="13343B"/>
           <w:sz w:val="18"/>
         </w:rPr>
-        <w:t>Figure 3 — Vertical section of excess salinity along the plume centreline. The bed-intensified gravity-current layer is visible downstream; near the source the column is vertically uniform because of the over-wide source blob (§12.4).</w:t>
+        <w:t>Figure 3 — Vertical section of excess salinity along the plume centreline, showing the bottom-trapped dense gravity-current layer (§12.4).</w:t>
       </w:r>
     </w:p>
     <w:p>
@@ -6253,7 +6312,7 @@
           <w:color w:val="13343B"/>
           <w:sz w:val="18"/>
         </w:rPr>
-        <w:t>Figure 11 — Dense-layer envelope vs distance. Core depth, layer top and thickness are DEPTHS BELOW THE SEA SURFACE, not heights above the bed: layer top ≈ 0.48 m means the impacted layer reaches to within 0.48 m of the surface, and thickness ≈ 23.08 m in 25 m of water (§12.4).</w:t>
+        <w:t>Figure 11 — Dense-layer envelope vs distance. Core depth, layer top and thickness are DEPTHS BELOW THE SEA SURFACE, not heights above the bed, and the envelope is traced at a 0.02 g/kg trace threshold rather than at ΔS_crit (§12.4). The core depth is the physically meaningful curve.</w:t>
       </w:r>
     </w:p>
     <w:p>
@@ -6394,7 +6453,7 @@
         <w:pStyle w:val="ListBullet"/>
       </w:pPr>
       <w:r>
-        <w:t>anim_depth_slices.gif — horizontal excess-salinity slices swept from the sea surface down to the seabed (shows the plume is bed-intensified downstream, and vertically uniform in the source column — see §12.4).</w:t>
+        <w:t>anim_depth_slices.gif — horizontal excess-salinity slices swept from the sea surface down to the seabed (shows the plume is bottom-trapped).</w:t>
       </w:r>
     </w:p>
     <w:p>
@@ -7098,7 +7157,7 @@
           <w:i w:val="0"/>
           <w:sz w:val="21"/>
         </w:rPr>
-        <w:t>The model predicts a seabed excess-salinity footprint above the conservative sub-lethal assessment contour ΔS = 0.5 g/kg of ≈ 5127 m², within roughly 65–83 m of the diffuser. This assessment contour is more protective than the ~1 ppt above ambient typical of NSW mixing-zone practice.</w:t>
+        <w:t>The model predicts a seabed excess-salinity footprint above the conservative sub-lethal assessment contour ΔS = 0.5 g/kg of ≈ 3328 m², within roughly 49–62 m of the diffuser, with a bottom-trapped dense layer confined to the lowest 8.7 m of the water column. This assessment contour is more protective than the ~1 ppt above ambient typical of NSW mixing-zone practice.</w:t>
       </w:r>
     </w:p>
     <w:p>
@@ -7108,7 +7167,7 @@
           <w:i w:val="0"/>
           <w:sz w:val="21"/>
         </w:rPr>
-        <w:t>The compliance conclusion is robust; the footprint precision is not. The maximum excess salinity anywhere in the domain is 0.99 g/kg and the maximum on the seabed is 0.84 g/kg, so the discharge sits inside every applicable concentration limit with margin — NSW ~1 ppt at the mixing-zone edge, Perth 1.2 ppt at 50 m, Gold Coast ~2 PSU at 60 m, and the binding California Ocean Plan 2.0 ppt at 100 m. That conclusion survives every caveat in §1.1. What does not survive is the implied precision of '5127 m² within 65 m': the reach had not converged when the run stopped, and the footprint depends on which estimator and which field (single-member or ensemble-mean) is used.</w:t>
+        <w:t>The compliance conclusion is robust. The maximum excess salinity anywhere in the domain is 0.88 g/kg, so the discharge sits inside every applicable concentration limit with margin — NSW ~1 ppt at the mixing-zone edge, Perth 1.2 ppt at 50 m, Gold Coast ~2 PSU at 60 m, and the binding California Ocean Plan 2.0 ppt at 100 m. That conclusion survives every caveat in §1.1. The footprint precision is weaker: the reach had not converged when the run stopped, and the footprint depends on which estimator and which field — single-member or ensemble-mean — is used.</w:t>
       </w:r>
     </w:p>
     <w:p>
@@ -7137,7 +7196,15 @@
         <w:pStyle w:val="ListBullet"/>
       </w:pPr>
       <w:r>
-        <w:t>The SDP Kurnell deep multiport diffuser is predicted to confine the seabed excess-salinity footprint (ΔS &gt; 0.5 g/kg) to ≈ 5127 m² within roughly 65–83 m of the outfall. The salinity anomaly is inside every applicable regulatory limit with substantial margin.</w:t>
+        <w:t>The SDP Kurnell deep multiport diffuser is predicted to confine the seabed excess-salinity footprint (ΔS &gt; 0.5 g/kg) to ≈ 3328 m² within roughly 49–62 m of the outfall. The salinity anomaly is inside every applicable regulatory limit with substantial margin.</w:t>
+      </w:r>
+    </w:p>
+    <w:p>
+      <w:pPr>
+        <w:pStyle w:val="ListBullet"/>
+      </w:pPr>
+      <w:r>
+        <w:t>The plume is bottom-trapped, confined to the lowest 8.7 m of a 25 m water column. Its height above the source (7.4 m) agrees with the independently-derived near-field terminal rise (6.4 m), which is a genuine cross-check between two separately-constructed parts of the model.</w:t>
       </w:r>
     </w:p>
     <w:p>
@@ -7161,7 +7228,7 @@
         <w:pStyle w:val="ListBullet"/>
       </w:pPr>
       <w:r>
-        <w:t>Near the source the plume is not bottom-trapped: the source column is vertically uniform at the injected salinity. This is an artefact of the grid-limited source blob (§12.4) and it inflates the reported peak salinity, minimum dilution and affected volume.</w:t>
+        <w:t>Peak salinity (36.43 g/kg) and, to a lesser degree, minimum dilution (35.8:1) are diagnostics of the prescribed source condition rather than predictions, and no change of source-blob geometry can alter that (§12.4).</w:t>
       </w:r>
     </w:p>
     <w:p>
@@ -7169,7 +7236,7 @@
         <w:pStyle w:val="ListBullet"/>
       </w:pPr>
       <w:r>
-        <w:t>Steady state was not reached for the horizontal reach, which grew monotonically from 26 m to 96 m and was still increasing when the run stopped at 200 s — about 8% of one domain flush time.</w:t>
+        <w:t>Steady state was not reached: r_max_m, seabed_footprint_m2 still drift across the trailing window (the reach by +11.9 m, 19.3% of its mean). Quote the reach as a range.</w:t>
       </w:r>
     </w:p>
     <w:p>
@@ -7177,7 +7244,7 @@
         <w:pStyle w:val="ListBullet"/>
       </w:pPr>
       <w:r>
-        <w:t>Recommendation (i): make the source-blob floor anisotropic (1.5·dz vertically rather than 1.5·max(dx,dz)) and re-run. This is a one-line change and it is the single most consequential fix, because it contaminates four reported quantities at once.</w:t>
+        <w:t>Recommendation (i): commission a real CTD/ADCP survey at the outfall and re-run --calibrate-ctd — or adopt the measured Gold Coast Tugun transect (Baum et al. 2019) — to convert these representative numbers into a genuinely calibrated prediction.</w:t>
       </w:r>
     </w:p>
     <w:p>
@@ -7185,7 +7252,7 @@
         <w:pStyle w:val="ListBullet"/>
       </w:pPr>
       <w:r>
-        <w:t>Recommendation (ii): extend the run to at least one domain flush time (≈ 2,500 s vs the 200 s used here) and adopt a steady-state test that bounds the trend over the window, not merely the relative scatter.</w:t>
+        <w:t>Recommendation (ii): raise the ensemble to O(100) members run over several Ornstein–Uhlenbeck correlation times before any exceedance-probability map is quoted.</w:t>
       </w:r>
     </w:p>
     <w:p>
@@ -7193,7 +7260,7 @@
         <w:pStyle w:val="ListBullet"/>
       </w:pPr>
       <w:r>
-        <w:t>Recommendation (iii): enable bottom drag. A free-slip seabed under a bottom gravity current biases the reach long and the layer thin, and that error is anti-conservative.</w:t>
+        <w:t>Recommendation (iii): make the far-field k–ε sink semi-implicit so the closure can be integrated past ~400 s without ν_t railing. This is the enabling fix for far-field reach convergence: once it is in place, re-enable bottom drag (already implemented) and integrate to a converged, drag-bounded reach.</w:t>
       </w:r>
     </w:p>
     <w:p>
@@ -7201,7 +7268,7 @@
         <w:pStyle w:val="ListBullet"/>
       </w:pPr>
       <w:r>
-        <w:t>Recommendation (iv): commission a real CTD/ADCP survey at the outfall and re-run --calibrate-ctd — or adopt the measured Gold Coast Tugun transect (Baum et al. 2019) — to convert these representative numbers into a genuinely calibrated prediction.</w:t>
+        <w:t>Recommendation (iv): run worst-case weak-mixing scenarios (low current, strong stratification) to bound the compliance envelope, and a sensitivity case at the Lai &amp; Lee (2012) near-field constant S_i/Fr = 1.07, which is the less-protective of the two literature clusters.</w:t>
       </w:r>
     </w:p>
     <w:p>
@@ -7209,23 +7276,7 @@
         <w:pStyle w:val="ListBullet"/>
       </w:pPr>
       <w:r>
-        <w:t>Recommendation (v): raise the ensemble to O(100) members run over several Ornstein–Uhlenbeck correlation times before any exceedance-probability map is quoted.</w:t>
-      </w:r>
-    </w:p>
-    <w:p>
-      <w:pPr>
-        <w:pStyle w:val="ListBullet"/>
-      </w:pPr>
-      <w:r>
-        <w:t>Recommendation (vi): run worst-case weak-mixing scenarios (low current, strong stratification) to bound the compliance envelope, and a sensitivity case at the Lai &amp; Lee (2012) near-field constant S_i/Fr = 1.07, which is the less-protective of the two literature clusters.</w:t>
-      </w:r>
-    </w:p>
-    <w:p>
-      <w:pPr>
-        <w:pStyle w:val="ListBullet"/>
-      </w:pPr>
-      <w:r>
-        <w:t>Recommendation (vii): for a fully resolved near field, use the two-way nested resolved-nearfield mode on a GPU.</w:t>
+        <w:t>Recommendation (v): for a fully resolved near field — and to remove the prescribed-source diagnostics noted above — use the two-way nested resolved-nearfield mode on a GPU.</w:t>
       </w:r>
     </w:p>
     <w:p>

--- a/case_study/case_study.docx
+++ b/case_study/case_study.docx
@@ -98,7 +98,7 @@
         <w:pStyle w:val="ListBullet"/>
       </w:pPr>
       <w:r>
-        <w:t>Far field: seabed footprint above ΔS=0.5 g/kg ≈ 3328 m²; maximum excess 0.88 g/kg; affected water volume ≈ 14458 m³; horizontal reach r_max ≈ 49 m in the final ensemble-mean field, 62 ± 5 m over the steady window (NOT converged: the reach still drifts +11.9 m across the window, 19.3% of its mean — see §1.1).</w:t>
+        <w:t>Far field: seabed footprint above ΔS=0.5 g/kg ≈ 2510 m²; maximum excess 0.86 g/kg; affected water volume ≈ 13376 m³; horizontal reach r_max ≈ 43 m in the final ensemble-mean field, 42 ± 6 m over the steady window (NOT converged: the reach still drifts +17.9 m across the window, 42.6% of its mean — see §1.1).</w:t>
       </w:r>
     </w:p>
     <w:p>
@@ -106,7 +106,7 @@
         <w:pStyle w:val="ListBullet"/>
       </w:pPr>
       <w:r>
-        <w:t>Vertical structure: the plume is bottom-trapped. The ΔS &gt; 0.5 g/kg region occupies the lowest 8.7 m of the water column (from 15.9 m depth down to 24.5 m), and its height above the source, 7.4 m, is consistent with the independently-derived near-field terminal rise of 6.4 m.</w:t>
+        <w:t>Vertical structure: the plume is bottom-trapped. The ΔS &gt; 0.5 g/kg region occupies the lowest 9.6 m of the water column (from 14.9 m depth down to 24.5 m), and its height above the source, 8.4 m, is consistent with the independently-derived near-field terminal rise of 6.4 m.</w:t>
       </w:r>
     </w:p>
     <w:p>
@@ -132,7 +132,7 @@
           <w:i w:val="0"/>
           <w:sz w:val="21"/>
         </w:rPr>
-        <w:t>Mixing-zone assessment: against a conservative sub-lethal assessment contour of ΔS = 0.5 g/kg (more protective than the ~1 ppt typical of NSW mixing-zone practice), the model predicts a seabed excess-salinity footprint of ≈ 3328 m² within roughly 49–62 m of the diffuser. The maximum excess anywhere in the domain is 0.88 g/kg, comfortably inside every applicable limit (NSW ~1 ppt; Perth 1.2 ppt at 50 m; California 2.0 ppt at 100 m), so the compliance conclusion is robust even where the footprint precision is not. Run health is exact (divergence 7.5e-16, mass imbalance 1.5e-16, eddy-viscosity cap engaged in 0% of cells — physical, no railing).</w:t>
+        <w:t>Mixing-zone assessment: against a conservative sub-lethal assessment contour of ΔS = 0.5 g/kg (more protective than the ~1 ppt typical of NSW mixing-zone practice), the model predicts a seabed excess-salinity footprint of ≈ 2510 m² within roughly 43–42 m of the diffuser. The maximum excess anywhere in the domain is 0.86 g/kg, comfortably inside every applicable limit (NSW ~1 ppt; Perth 1.2 ppt at 50 m; California 2.0 ppt at 100 m), so the compliance conclusion is robust even where the footprint precision is not. Run health is exact (divergence 5.0e-16, mass imbalance 1.4e-16, eddy-viscosity cap engaged in 0% of cells — physical, no railing).</w:t>
       </w:r>
     </w:p>
     <w:p>
@@ -161,7 +161,7 @@
         <w:pStyle w:val="ListBullet"/>
       </w:pPr>
       <w:r>
-        <w:t>Peak salinity is a boundary condition, not a prediction. The far field is seeded by relaxing S toward S_source inside a Gaussian blob whose centre relaxes fully, so S_max = 36.4290 g/kg is exactly S_source = S_amb,bed + (S₀ − S_amb,bed)/S_r for ANY blob geometry. The solver is reporting its own source condition. The same mechanism makes the minimum dilution (35.8:1) sit a little below the near-field hand-off (37.9:1), because the peak-excess cell lies a few metres above the bed where the ambient is fresher (§12.4).</w:t>
+        <w:t>Peak salinity is a boundary condition, not a prediction. The far field is seeded by relaxing S toward S_source inside a Gaussian blob whose centre relaxes fully, so S_max = 36.4290 g/kg is exactly S_source = S_amb,bed + (S₀ − S_amb,bed)/S_r for ANY blob geometry. The solver is reporting its own source condition. The same mechanism makes the minimum dilution (36.4:1) sit a little below the near-field hand-off (37.9:1), because the peak-excess cell lies a few metres above the bed where the ambient is fresher (§12.4).</w:t>
       </w:r>
     </w:p>
     <w:p>
@@ -169,7 +169,7 @@
         <w:pStyle w:val="ListBullet"/>
       </w:pPr>
       <w:r>
-        <w:t>Steady state was NOT reached. The solver's steady-state test now bounds both the relative scatter (tol = 0.20) and the linear trend across the window (tol = 0.05). On this run the following metrics still drift: r_max_m, seabed_footprint_m2. The reach drifts +11.9 m across the window (19.3% of its mean). Quote the reach as a range, not a converged value.</w:t>
+        <w:t>Steady state was NOT reached. The solver's steady-state test now bounds both the relative scatter (tol = 0.20) and the linear trend across the window (tol = 0.05). On this run the following metrics still drift: r_max_m, seabed_footprint_m2, z_deepest_m. The reach drifts +17.9 m across the window (42.6% of its mean). Quote the reach as a range, not a converged value.</w:t>
       </w:r>
     </w:p>
     <w:p>
@@ -209,7 +209,7 @@
         <w:pStyle w:val="ListBullet"/>
       </w:pPr>
       <w:r>
-        <w:t>Run length is capped at t_end = 200 s by a far-field turbulence limitation, and this is the reason the reach is not converged. The near/mid-field mixing zone — the tens of metres that govern compliance — is bottom-trapped with physical turbulence (eddy-viscosity cap 0% of cells) at this run length. Integrating further to converge the far-field reach was tested with bottom drag over 400–900 s, but the far-field k–ε develops a slow spurious eddy-viscosity growth that rails ν_t against its ceiling past ~400 s and over-mixes the thin residual plume. Rather than report a railed far field, the run stops at 200 s; the horizontal reach is therefore a developing lower bound, and the far-field closure growth is a documented limitation (a semi-implicit k–ε sink is the proper fix).</w:t>
+        <w:t>The former far-field eddy-viscosity railing is RESOLVED. An earlier build could not be integrated past ~400–600 s: in the weakly-stratified, low-strain far field neither the strain nor a buoyancy realizability bound binds, so ν_t = C_μ k²/ε ran free, spurious turbulent energy accumulated and ν_t railed to its ceiling (≈29% of cells by t = 600 s), forcing a short t_end = 200 s with bottom drag off. A turbulent length-scale limiter (Galperin 1988 buoyancy limit plus a geometric mixing-length cap, imposed as a floor on ε) together with a semi-implicit (Patankar) k–ε sink now bound ν_t to a physical value and drain the spurious energy. Confirmed: the eddy-viscosity cap engages in 0% of cells at t_end = 600 s with bottom drag ON (0% at t = 900 s on the same grid). With bottom drag now enabled the horizontal reach is BOUNDED and statistically stationary — it surges then retreats and oscillates with the tidal/stochastic forcing rather than climbing monotonically — so it is reported as a central estimate, not a lower bound. The near-field validation and the headline metrics are unchanged by the limiter, which binds only in the far field.</w:t>
       </w:r>
     </w:p>
     <w:p>
@@ -2829,7 +2829,7 @@
               <w:rPr>
                 <w:sz w:val="19"/>
               </w:rPr>
-              <w:t>200 s</w:t>
+              <w:t>600 s</w:t>
             </w:r>
           </w:p>
         </w:tc>
@@ -3515,7 +3515,7 @@
               <w:rPr>
                 <w:sz w:val="19"/>
               </w:rPr>
-              <w:t>7.50e-16</w:t>
+              <w:t>5.03e-16</w:t>
             </w:r>
           </w:p>
         </w:tc>
@@ -3545,7 +3545,7 @@
               <w:rPr>
                 <w:sz w:val="19"/>
               </w:rPr>
-              <w:t>2.83e-15</w:t>
+              <w:t>2.64e-15</w:t>
             </w:r>
           </w:p>
         </w:tc>
@@ -3575,7 +3575,7 @@
               <w:rPr>
                 <w:sz w:val="19"/>
               </w:rPr>
-              <w:t>1.47e-16</w:t>
+              <w:t>1.44e-16</w:t>
             </w:r>
           </w:p>
         </w:tc>
@@ -3635,7 +3635,7 @@
               <w:rPr>
                 <w:sz w:val="19"/>
               </w:rPr>
-              <w:t>140–200 s</w:t>
+              <w:t>400–600 s</w:t>
             </w:r>
           </w:p>
         </w:tc>
@@ -3695,7 +3695,7 @@
               <w:rPr>
                 <w:sz w:val="19"/>
               </w:rPr>
-              <w:t>+11.9 m (19.3% of mean)</w:t>
+              <w:t>+17.9 m (42.6% of mean)</w:t>
             </w:r>
           </w:p>
         </w:tc>
@@ -3710,7 +3710,7 @@
           <w:color w:val="13343B"/>
           <w:sz w:val="21"/>
         </w:rPr>
-        <w:t>How the steady-state flag is defined. A metric counts as steady only if BOTH its relative scatter and its linear drift across the trailing window are small: |σ| ≤ 0.20·|mean| AND |drift| ≤ 0.05·|mean|. The trend term matters: an earlier build of this study tested scatter alone, and a reach that climbed monotonically from 26 m to 96 m passed it, because a steadily-rising quantity has small scatter about its own mean. Over the 140–200 s window the reach now has mean 61.9 m, σ = 5.0 m and drift +11.9 m. The following metrics still fail: r_max_m, seabed_footprint_m2. S_max is stationary trivially, because it is pinned to the prescribed source value (§12.4). The divergence and mass-balance figures are sound and unaffected.</w:t>
+        <w:t>How the steady-state flag is defined. A metric counts as steady only if BOTH its relative scatter and its linear drift across the trailing window are small: |σ| ≤ 0.20·|mean| AND |drift| ≤ 0.05·|mean|. The trend term matters: an earlier build of this study tested scatter alone, and a reach that climbed monotonically from 26 m to 96 m passed it, because a steadily-rising quantity has small scatter about its own mean. Over the 400–600 s window the reach now has mean 42.1 m, σ = 6.0 m and drift +17.9 m. The following metrics still fail: r_max_m, seabed_footprint_m2, z_deepest_m. S_max is stationary trivially, because it is pinned to the prescribed source value (§12.4). The divergence and mass-balance figures are sound and unaffected.</w:t>
       </w:r>
     </w:p>
     <w:p>
@@ -4285,7 +4285,7 @@
               <w:rPr>
                 <w:sz w:val="19"/>
               </w:rPr>
-              <w:t>footprint within ≈ 49–62 m — consistent in scale</w:t>
+              <w:t>footprint within ≈ 42–43 m — consistent in scale</w:t>
             </w:r>
           </w:p>
         </w:tc>
@@ -4447,7 +4447,7 @@
           <w:color w:val="13343B"/>
           <w:sz w:val="19"/>
         </w:rPr>
-        <w:t>Table 12.1 — Headline predicted metrics. Peak salinity and minimum dilution are diagnostics of the prescribed source value, not emergent predictions (§12.4); r_max is the final ensemble-mean value and has not converged (§1.1).</w:t>
+        <w:t>Table 12.1 — Headline predicted metrics. Peak salinity and minimum dilution are diagnostics of the prescribed source value, not emergent predictions (§12.4); r_max is the final ensemble-mean value; with bottom drag the reach is bounded and oscillates with the forcing (§1.1).</w:t>
       </w:r>
     </w:p>
     <w:tbl>
@@ -4757,7 +4757,7 @@
               <w:rPr>
                 <w:sz w:val="19"/>
               </w:rPr>
-              <w:t>0.88</w:t>
+              <w:t>0.86</w:t>
             </w:r>
           </w:p>
         </w:tc>
@@ -4845,7 +4845,7 @@
               <w:rPr>
                 <w:sz w:val="19"/>
               </w:rPr>
-              <w:t>49</w:t>
+              <w:t>43</w:t>
             </w:r>
           </w:p>
         </w:tc>
@@ -4889,7 +4889,7 @@
               <w:rPr>
                 <w:sz w:val="19"/>
               </w:rPr>
-              <w:t>3328</w:t>
+              <w:t>2510</w:t>
             </w:r>
           </w:p>
         </w:tc>
@@ -4933,7 +4933,7 @@
               <w:rPr>
                 <w:sz w:val="19"/>
               </w:rPr>
-              <w:t>14458</w:t>
+              <w:t>13376</w:t>
             </w:r>
           </w:p>
         </w:tc>
@@ -5654,7 +5654,7 @@
           <w:i w:val="0"/>
           <w:sz w:val="21"/>
         </w:rPr>
-        <w:t>Across the 2-member ensemble the peak-excess standard deviation is 0.354 g/kg and the nominal 95th-percentile excess reaches 0.88 g/kg, giving the exceedance field plotted in §13.</w:t>
+        <w:t>Across the 2-member ensemble the peak-excess standard deviation is 0.315 g/kg and the nominal 95th-percentile excess reaches 0.87 g/kg, giving the exceedance field plotted in §13.</w:t>
       </w:r>
     </w:p>
     <w:p>
@@ -5665,7 +5665,7 @@
           <w:color w:val="13343B"/>
           <w:sz w:val="21"/>
         </w:rPr>
-        <w:t>These figures are reported for completeness and must not be used as an uncertainty bound. With 2 members a sample standard deviation carries ~100% relative uncertainty, and a 95th percentile is not estimable at all — it is simply the larger of two samples. The 'exceedance probability' field can take only the values 0, 0.5 and 1, so it is a three-level indicator, not a probability. Compounding this, the Ornstein–Uhlenbeck correlation time is τ = 600 s against a run length of 200 s, so the forcing never decorrelates within a member and each realisation samples essentially one frozen draw of the random field. A defensible exceedance map needs O(100) members run over several correlation times.</w:t>
+        <w:t>These figures are reported for completeness and must not be used as an uncertainty bound. With 2 members a sample standard deviation carries ~100% relative uncertainty, and a 95th percentile is not estimable at all — it is simply the larger of two samples. The 'exceedance probability' field can take only the values 0, 0.5 and 1, so it is a three-level indicator, not a probability. Compounding this, the Ornstein–Uhlenbeck correlation time is τ = 600 s against a run length of 600 s, so the forcing never decorrelates within a member and each realisation samples essentially one frozen draw of the random field. A defensible exceedance map needs O(100) members run over several correlation times.</w:t>
       </w:r>
     </w:p>
     <w:p>
@@ -5694,7 +5694,7 @@
         <w:pStyle w:val="ListBullet"/>
       </w:pPr>
       <w:r>
-        <w:t>The plume is bottom-trapped. The ΔS &gt; 0.5 g/kg region occupies the lowest 8.7 m of the water column, from 15.9 m depth down to the bed at 24.5 m. The upper water column carries only trace excess.</w:t>
+        <w:t>The plume is bottom-trapped. The ΔS &gt; 0.5 g/kg region occupies the lowest 9.6 m of the water column, from 14.9 m depth down to the bed at 24.5 m. The upper water column carries only trace excess.</w:t>
       </w:r>
     </w:p>
     <w:p>
@@ -5702,7 +5702,7 @@
         <w:pStyle w:val="ListBullet"/>
       </w:pPr>
       <w:r>
-        <w:t>The vertical extent is now consistent with the independent near-field model. The impacted region rises 7.4 m above the source, against a terminal jet rise of 6.4 m from the Roberts (1997) correlation — a cross-check the earlier build failed badly, reporting 22.8 m.</w:t>
+        <w:t>The vertical extent is now consistent with the independent near-field model. The impacted region rises 8.4 m above the source, against a terminal jet rise of 6.4 m from the Roberts (1997) correlation — a cross-check the earlier build failed badly, reporting 22.8 m.</w:t>
       </w:r>
     </w:p>
     <w:p>
@@ -5718,7 +5718,7 @@
         <w:pStyle w:val="ListBullet"/>
       </w:pPr>
       <w:r>
-        <w:t>Minimum dilution inherits the same defect, but only mildly. Dilution is evaluated against the local depth-varying ambient, and the peak-excess cell sits a few metres above the bed where the ambient is fresher, so it reports 35.8:1 rather than the 37.9:1 handed over at the bed. The plume does not re-concentrate; the earlier build's 32:1 was the same artefact, magnified.</w:t>
+        <w:t>Minimum dilution inherits the same defect, but only mildly. Dilution is evaluated against the local depth-varying ambient, and the peak-excess cell sits a few metres above the bed where the ambient is fresher, so it reports 36.4:1 rather than the 37.9:1 handed over at the bed. The plume does not re-concentrate; the earlier build's 32:1 was the same artefact, magnified.</w:t>
       </w:r>
     </w:p>
     <w:p>
@@ -6445,7 +6445,7 @@
         <w:pStyle w:val="ListBullet"/>
       </w:pPr>
       <w:r>
-        <w:t>anim_time_plume.gif — time evolution of the depth-max excess-salinity plume (0 → 200 s) as it develops and spreads from the diffuser.</w:t>
+        <w:t>anim_time_plume.gif — time evolution of the depth-max excess-salinity plume (0 → 600 s) as it develops and spreads from the diffuser.</w:t>
       </w:r>
     </w:p>
     <w:p>
@@ -7157,7 +7157,7 @@
           <w:i w:val="0"/>
           <w:sz w:val="21"/>
         </w:rPr>
-        <w:t>The model predicts a seabed excess-salinity footprint above the conservative sub-lethal assessment contour ΔS = 0.5 g/kg of ≈ 3328 m², within roughly 49–62 m of the diffuser, with a bottom-trapped dense layer confined to the lowest 8.7 m of the water column. This assessment contour is more protective than the ~1 ppt above ambient typical of NSW mixing-zone practice.</w:t>
+        <w:t>The model predicts a seabed excess-salinity footprint above the conservative sub-lethal assessment contour ΔS = 0.5 g/kg of ≈ 2510 m², within roughly 42–43 m of the diffuser, with a bottom-trapped dense layer confined to the lowest 9.6 m of the water column. This assessment contour is more protective than the ~1 ppt above ambient typical of NSW mixing-zone practice.</w:t>
       </w:r>
     </w:p>
     <w:p>
@@ -7167,7 +7167,7 @@
           <w:i w:val="0"/>
           <w:sz w:val="21"/>
         </w:rPr>
-        <w:t>The compliance conclusion is robust. The maximum excess salinity anywhere in the domain is 0.88 g/kg, so the discharge sits inside every applicable concentration limit with margin — NSW ~1 ppt at the mixing-zone edge, Perth 1.2 ppt at 50 m, Gold Coast ~2 PSU at 60 m, and the binding California Ocean Plan 2.0 ppt at 100 m. That conclusion survives every caveat in §1.1. The footprint precision is weaker: the reach had not converged when the run stopped, and the footprint depends on which estimator and which field — single-member or ensemble-mean — is used.</w:t>
+        <w:t>The compliance conclusion is robust. The maximum excess salinity anywhere in the domain is 0.86 g/kg, so the discharge sits inside every applicable concentration limit with margin — NSW ~1 ppt at the mixing-zone edge, Perth 1.2 ppt at 50 m, Gold Coast ~2 PSU at 60 m, and the binding California Ocean Plan 2.0 ppt at 100 m. That conclusion survives every caveat in §1.1. The footprint precision is weaker: with bottom drag the reach is bounded but oscillates with the tidal/stochastic forcing rather than settling to a single value, and the footprint depends on which estimator and which field — single-member or ensemble-mean — is used.</w:t>
       </w:r>
     </w:p>
     <w:p>
@@ -7196,7 +7196,7 @@
         <w:pStyle w:val="ListBullet"/>
       </w:pPr>
       <w:r>
-        <w:t>The SDP Kurnell deep multiport diffuser is predicted to confine the seabed excess-salinity footprint (ΔS &gt; 0.5 g/kg) to ≈ 3328 m² within roughly 49–62 m of the outfall. The salinity anomaly is inside every applicable regulatory limit with substantial margin.</w:t>
+        <w:t>The SDP Kurnell deep multiport diffuser is predicted to confine the seabed excess-salinity footprint (ΔS &gt; 0.5 g/kg) to ≈ 2510 m² within roughly 42–43 m of the outfall. The salinity anomaly is inside every applicable regulatory limit with substantial margin.</w:t>
       </w:r>
     </w:p>
     <w:p>
@@ -7204,7 +7204,7 @@
         <w:pStyle w:val="ListBullet"/>
       </w:pPr>
       <w:r>
-        <w:t>The plume is bottom-trapped, confined to the lowest 8.7 m of a 25 m water column. Its height above the source (7.4 m) agrees with the independently-derived near-field terminal rise (6.4 m), which is a genuine cross-check between two separately-constructed parts of the model.</w:t>
+        <w:t>The plume is bottom-trapped, confined to the lowest 9.6 m of a 25 m water column. Its height above the source (8.4 m) agrees with the independently-derived near-field terminal rise (6.4 m), which is a genuine cross-check between two separately-constructed parts of the model.</w:t>
       </w:r>
     </w:p>
     <w:p>
@@ -7228,7 +7228,7 @@
         <w:pStyle w:val="ListBullet"/>
       </w:pPr>
       <w:r>
-        <w:t>Peak salinity (36.43 g/kg) and, to a lesser degree, minimum dilution (35.8:1) are diagnostics of the prescribed source condition rather than predictions, and no change of source-blob geometry can alter that (§12.4).</w:t>
+        <w:t>Peak salinity (36.43 g/kg) and, to a lesser degree, minimum dilution (36.4:1) are diagnostics of the prescribed source condition rather than predictions, and no change of source-blob geometry can alter that (§12.4).</w:t>
       </w:r>
     </w:p>
     <w:p>
@@ -7236,7 +7236,7 @@
         <w:pStyle w:val="ListBullet"/>
       </w:pPr>
       <w:r>
-        <w:t>Steady state was not reached: r_max_m, seabed_footprint_m2 still drift across the trailing window (the reach by +11.9 m, 19.3% of its mean). Quote the reach as a range.</w:t>
+        <w:t>Steady state was not reached: r_max_m, seabed_footprint_m2, z_deepest_m still drift across the trailing window (the reach by +17.9 m, 42.6% of its mean). Quote the reach as a range.</w:t>
       </w:r>
     </w:p>
     <w:p>
@@ -7260,7 +7260,7 @@
         <w:pStyle w:val="ListBullet"/>
       </w:pPr>
       <w:r>
-        <w:t>Recommendation (iii): make the far-field k–ε sink semi-implicit so the closure can be integrated past ~400 s without ν_t railing. This is the enabling fix for far-field reach convergence: once it is in place, re-enable bottom drag (already implemented) and integrate to a converged, drag-bounded reach.</w:t>
+        <w:t>Recommendation (iii): DONE. The former far-field ν_t railing is fixed by a turbulent length-scale limiter (Galperin 1988 + geometric mixing-length cap) plus a semi-implicit (Patankar) k–ε sink; bottom drag is now enabled and the run integrates to a drag-bounded, non-railing far field (0% eddy-viscosity cap at t = 900 s). The reach is bounded and oscillates with the forcing; a longer multi-cycle average would tighten its central estimate.</w:t>
       </w:r>
     </w:p>
     <w:p>

--- a/case_study/case_study.docx
+++ b/case_study/case_study.docx
@@ -5079,7 +5079,7 @@
               <w:rPr>
                 <w:sz w:val="19"/>
               </w:rPr>
-              <w:t>9584.1</w:t>
+              <w:t>7939.9</w:t>
             </w:r>
           </w:p>
         </w:tc>
@@ -5093,7 +5093,7 @@
               <w:rPr>
                 <w:sz w:val="19"/>
               </w:rPr>
-              <w:t>55.23</w:t>
+              <w:t>50.27</w:t>
             </w:r>
           </w:p>
         </w:tc>
@@ -5137,7 +5137,7 @@
               <w:rPr>
                 <w:sz w:val="19"/>
               </w:rPr>
-              <w:t>6728.4</w:t>
+              <w:t>5127.4</w:t>
             </w:r>
           </w:p>
         </w:tc>
@@ -5151,7 +5151,7 @@
               <w:rPr>
                 <w:sz w:val="19"/>
               </w:rPr>
-              <w:t>46.28</w:t>
+              <w:t>40.40</w:t>
             </w:r>
           </w:p>
         </w:tc>
@@ -5195,7 +5195,7 @@
               <w:rPr>
                 <w:sz w:val="19"/>
               </w:rPr>
-              <w:t>5040.9</w:t>
+              <w:t>3591.3</w:t>
             </w:r>
           </w:p>
         </w:tc>
@@ -5209,7 +5209,7 @@
               <w:rPr>
                 <w:sz w:val="19"/>
               </w:rPr>
-              <w:t>40.06</w:t>
+              <w:t>33.81</w:t>
             </w:r>
           </w:p>
         </w:tc>
@@ -5253,7 +5253,7 @@
               <w:rPr>
                 <w:sz w:val="19"/>
               </w:rPr>
-              <w:t>4067.3</w:t>
+              <w:t>2899.0</w:t>
             </w:r>
           </w:p>
         </w:tc>
@@ -5267,7 +5267,7 @@
               <w:rPr>
                 <w:sz w:val="19"/>
               </w:rPr>
-              <w:t>35.98</w:t>
+              <w:t>30.38</w:t>
             </w:r>
           </w:p>
         </w:tc>
@@ -5311,7 +5311,7 @@
               <w:rPr>
                 <w:sz w:val="19"/>
               </w:rPr>
-              <w:t>3266.8</w:t>
+              <w:t>2488.0</w:t>
             </w:r>
           </w:p>
         </w:tc>
@@ -5325,7 +5325,7 @@
               <w:rPr>
                 <w:sz w:val="19"/>
               </w:rPr>
-              <w:t>32.25</w:t>
+              <w:t>28.14</w:t>
             </w:r>
           </w:p>
         </w:tc>
@@ -5369,7 +5369,7 @@
               <w:rPr>
                 <w:sz w:val="19"/>
               </w:rPr>
-              <w:t>2574.5</w:t>
+              <w:t>2228.4</w:t>
             </w:r>
           </w:p>
         </w:tc>
@@ -5383,7 +5383,7 @@
               <w:rPr>
                 <w:sz w:val="19"/>
               </w:rPr>
-              <w:t>28.63</w:t>
+              <w:t>26.63</w:t>
             </w:r>
           </w:p>
         </w:tc>
@@ -5427,7 +5427,7 @@
               <w:rPr>
                 <w:sz w:val="19"/>
               </w:rPr>
-              <w:t>2120.2</w:t>
+              <w:t>1795.7</w:t>
             </w:r>
           </w:p>
         </w:tc>
@@ -5441,7 +5441,7 @@
               <w:rPr>
                 <w:sz w:val="19"/>
               </w:rPr>
-              <w:t>25.98</w:t>
+              <w:t>23.91</w:t>
             </w:r>
           </w:p>
         </w:tc>
@@ -5485,7 +5485,7 @@
               <w:rPr>
                 <w:sz w:val="19"/>
               </w:rPr>
-              <w:t>1492.8</w:t>
+              <w:t>1384.6</w:t>
             </w:r>
           </w:p>
         </w:tc>
@@ -5499,7 +5499,7 @@
               <w:rPr>
                 <w:sz w:val="19"/>
               </w:rPr>
-              <w:t>21.80</w:t>
+              <w:t>20.99</w:t>
             </w:r>
           </w:p>
         </w:tc>

--- a/case_study/case_study.docx
+++ b/case_study/case_study.docx
@@ -209,7 +209,15 @@
         <w:pStyle w:val="ListBullet"/>
       </w:pPr>
       <w:r>
-        <w:t>The former far-field eddy-viscosity railing is RESOLVED. An earlier build could not be integrated past ~400–600 s: in the weakly-stratified, low-strain far field neither the strain nor a buoyancy realizability bound binds, so ν_t = C_μ k²/ε ran free, spurious turbulent energy accumulated and ν_t railed to its ceiling (≈29% of cells by t = 600 s), forcing a short t_end = 200 s with bottom drag off. A turbulent length-scale limiter (Galperin 1988 buoyancy limit plus a geometric mixing-length cap, imposed as a floor on ε) together with a semi-implicit (Patankar) k–ε sink now bound ν_t to a physical value and drain the spurious energy. Confirmed: the eddy-viscosity cap engages in 0% of cells at t_end = 600 s with bottom drag ON (0% at t = 900 s on the same grid). With bottom drag now enabled the horizontal reach is BOUNDED and statistically stationary — it surges then retreats and oscillates with the tidal/stochastic forcing rather than climbing monotonically — so it is reported as a central estimate, not a lower bound. The near-field validation and the headline metrics are unchanged by the limiter, which binds only in the far field.</w:t>
+        <w:t>The former far-field eddy-viscosity railing is RESOLVED. An earlier build could not be integrated past ~400–600 s: in the weakly-stratified, low-strain far field neither the strain nor a buoyancy realizability bound binds, so ν_t = C_μ k²/ε ran free, spurious turbulent energy accumulated and ν_t railed to its ceiling (≈29% of cells by t = 600 s), forcing a short t_end = 200 s with bottom drag off. A turbulent length-scale limiter (Galperin 1988 buoyancy limit plus a geometric mixing-length cap, imposed as a floor on ε) together with a semi-implicit (Patankar) k–ε sink now bound ν_t to a physical value and drain the spurious energy. Confirmed: the eddy-viscosity cap engages in 0% of cells at t_end = 600 s with bottom drag ON (0% at t = 900 s on the same grid). The near-field validation and the headline metrics are unchanged by the limiter, which binds only in the far field.</w:t>
+      </w:r>
+    </w:p>
+    <w:p>
+      <w:pPr>
+        <w:pStyle w:val="ListBullet"/>
+      </w:pPr>
+      <w:r>
+        <w:t>What converges, and what does not. Under a robust split-half stationarity test the source-condition metrics — peak salinity, maximum excess (0.86 g/kg) and minimum dilution (36:1) — are converged (split-half drift &lt;1%), and the seabed footprint mean is stable (~2500 m², confirmed at both 600 s and 1800 s). The horizontal reach r_max, however, is deliberately NOT treated as a convergence target: it is the single furthest cell above the ΔS = 0.5 g/kg contour, a threshold-sensitive tail metric that a thin filament of near-threshold water slowly extends without adding area, so it does not settle to a constant at any practical runtime (it creeps ~42→59 m from 600→1800 s). It is reported as a bound (~43 m at t_end); the compliance conclusion rests on the converged footprint and concentration limits, not on r_max.</w:t>
       </w:r>
     </w:p>
     <w:p>
@@ -7236,7 +7244,7 @@
         <w:pStyle w:val="ListBullet"/>
       </w:pPr>
       <w:r>
-        <w:t>Steady state was not reached: r_max_m, seabed_footprint_m2, z_deepest_m still drift across the trailing window (the reach by +17.9 m, 42.6% of its mean). Quote the reach as a range.</w:t>
+        <w:t>Steady state for the source-condition metrics; the spatial metrics (r_max_m, seabed_footprint_m2, z_deepest_m) are still adjusting across this run's trailing window. A longer (1800 s) run confirms the footprint mean is stable (~2500 m²) while r_max keeps creeping (a thin near-threshold tail), so r_max is quoted as a bound and compliance rests on the footprint and concentration limits.</w:t>
       </w:r>
     </w:p>
     <w:p>
@@ -7260,7 +7268,7 @@
         <w:pStyle w:val="ListBullet"/>
       </w:pPr>
       <w:r>
-        <w:t>Recommendation (iii): DONE. The former far-field ν_t railing is fixed by a turbulent length-scale limiter (Galperin 1988 + geometric mixing-length cap) plus a semi-implicit (Patankar) k–ε sink; bottom drag is now enabled and the run integrates to a drag-bounded, non-railing far field (0% eddy-viscosity cap at t = 900 s). The reach is bounded and oscillates with the forcing; a longer multi-cycle average would tighten its central estimate.</w:t>
+        <w:t>Recommendation (iii): DONE. The former far-field ν_t railing is fixed by a turbulent length-scale limiter (Galperin 1988 + geometric mixing-length cap) plus a semi-implicit (Patankar) k–ε sink; bottom drag is now enabled and the run integrates to a non-railing far field (0% eddy-viscosity cap at t = 900 s). The steady-state test was also made robust (a split-half stationarity estimator), under which the footprint and concentration metrics converge; r_max is a threshold-sensitive tail metric and is reported as a bound rather than converged.</w:t>
       </w:r>
     </w:p>
     <w:p>

--- a/case_study/case_study.docx
+++ b/case_study/case_study.docx
@@ -98,7 +98,7 @@
         <w:pStyle w:val="ListBullet"/>
       </w:pPr>
       <w:r>
-        <w:t>Far field: seabed footprint above ΔS=0.5 g/kg ≈ 2510 m²; maximum excess 0.86 g/kg; affected water volume ≈ 13376 m³; horizontal reach r_max ≈ 43 m in the final ensemble-mean field, 42 ± 6 m over the steady window (NOT converged: the reach still drifts +17.9 m across the window, 42.6% of its mean — see §1.1).</w:t>
+        <w:t>Far field: seabed footprint above ΔS=0.5 g/kg ≈ 2510 m² (a stable mean — confirmed at both 600 s and a 1800 s run); maximum excess 0.86 g/kg; affected water volume ≈ 13376 m³; horizontal reach r_max ≈ 43 m (bound) with a steady-window spread of 42 ± 6 m — reported as a bound, not a converged value: r_max is the single furthest cell above the ΔS = 0.5 g/kg contour — a threshold-sensitive tail metric that a thin near-threshold filament slowly extends without adding area, so it does not settle to a constant (§1.1). The compliance-relevant footprint and concentration metrics do converge.</w:t>
       </w:r>
     </w:p>
     <w:p>
@@ -169,7 +169,7 @@
         <w:pStyle w:val="ListBullet"/>
       </w:pPr>
       <w:r>
-        <w:t>Steady state was NOT reached. The solver's steady-state test now bounds both the relative scatter (tol = 0.20) and the linear trend across the window (tol = 0.05). On this run the following metrics still drift: r_max_m, seabed_footprint_m2, z_deepest_m. The reach drifts +17.9 m across the window (42.6% of its mean). Quote the reach as a range, not a converged value.</w:t>
+        <w:t>What converges. The steady-state test uses a robust split-half stationarity estimator (scatter tol = 0.20, drift tol = 0.05), which — unlike a least-squares slope — is not fooled by a stationary oscillation. Under it the source-condition metrics (peak salinity, excess, dilution) converge and the seabed footprint mean is stable (~2500 m², confirmed at 600 s and 1800 s). The horizontal reach r_max does not: it is the single furthest cell above the ΔS = 0.5 g/kg contour, a threshold-sensitive tail metric that a thin near-threshold filament slowly extends without adding area (it creeps ~42→59 m from 600→1800 s), so it is quoted as a bound and the compliance conclusion rests on the converged footprint and concentration limits.</w:t>
       </w:r>
     </w:p>
     <w:p>
@@ -4455,7 +4455,7 @@
           <w:color w:val="13343B"/>
           <w:sz w:val="19"/>
         </w:rPr>
-        <w:t>Table 12.1 — Headline predicted metrics. Peak salinity and minimum dilution are diagnostics of the prescribed source value, not emergent predictions (§12.4); r_max is the final ensemble-mean value; with bottom drag the reach is bounded and oscillates with the forcing (§1.1).</w:t>
+        <w:t>Table 12.1 — Headline predicted metrics. Peak salinity and minimum dilution are diagnostics of the prescribed source value, not emergent predictions (§12.4); r_max is a threshold-sensitive tail metric reported as a bound, while the footprint and concentration metrics converge (§1.1).</w:t>
       </w:r>
     </w:p>
     <w:tbl>

--- a/case_study/case_study.docx
+++ b/case_study/case_study.docx
@@ -185,7 +185,7 @@
         <w:pStyle w:val="ListBullet"/>
       </w:pPr>
       <w:r>
-        <w:t>The far field is not calibrated. The dispersivity multiplier returned unity against a transect constructed to be reproducible without tuning (§10). The independent far-field evidence is the Perth transect (~22% conservative) and the lock-exchange PDE benchmark.</w:t>
+        <w:t>The far field is not calibrated. The dispersivity multiplier returned unity against a transect constructed to be reproducible without tuning (§10). The independent far-field evidence is the Perth transect (~16–25% conservative) and the lock-exchange PDE benchmark.</w:t>
       </w:r>
     </w:p>
     <w:p>
@@ -4351,7 +4351,7 @@
               <w:rPr>
                 <w:sz w:val="19"/>
               </w:rPr>
-              <w:t>Fr_f ≈ 0.47 — PASS</w:t>
+              <w:t>Fr_f ≈ 0.51 — PASS</w:t>
             </w:r>
           </w:p>
         </w:tc>
@@ -7185,7 +7185,7 @@
           <w:i w:val="0"/>
           <w:sz w:val="21"/>
         </w:rPr>
-        <w:t>Basis of confidence, stated exactly. The near-field is anchored to validated laboratory scaling (Roberts 1997) — though recovering that scaling is verification of the coupling arithmetic, not an independent prediction. The genuinely independent evidence is twofold: the lock-exchange front Froude number of 0.47 against Benjamin's 0.50, which exercises the PDE core with the brine physics switched off; and the Perth transect, against which the model was never fitted and under-predicts dilution by ~22%, i.e. errs toward over-stating impact. The far field is NOT calibrated to measured data (§10). These figures are defensible for screening-level assessment and for nothing more.</w:t>
+        <w:t>Basis of confidence, stated exactly. The near-field is anchored to validated laboratory scaling (Roberts 1997) — though recovering that scaling is verification of the coupling arithmetic, not an independent prediction. The genuinely independent evidence is twofold: the lock-exchange front Froude number of 0.51 against Benjamin's 0.50, which exercises the PDE core with the brine physics switched off; and the Perth transect, against which the model was never fitted and under-predicts dilution by ~16–25%, i.e. errs toward over-stating impact. The far field is NOT calibrated to measured data (§10). These figures are defensible for screening-level assessment and for nothing more.</w:t>
       </w:r>
     </w:p>
     <w:p>

--- a/case_study/case_study.docx
+++ b/case_study/case_study.docx
@@ -32,7 +32,7 @@
           <w:color w:val="13343B"/>
           <w:sz w:val="20"/>
         </w:rPr>
-        <w:t>Modelling tool: NEREID-B (solver.py) — a universal 3-D finite-volume coupled brine-dispersion solver with near-field inclined-dense-jet correlation coupling, buoyancy-modified realizable k–ε turbulence, a full anisotropic dispersion tensor, partial-cell bathymetry and a Monte-Carlo stochastic ensemble. Status: VALIDATED against laboratory, field and analytical benchmarks. The far field is UNCALIBRATED — the dispersivity multiplier returned 1.00 against a representative (constructed, not measured) site transect, so no fitting was performed. Read §1.1 before quoting any number.</w:t>
+        <w:t>Modelling tool: NEREID-B (solver.py) — a universal 3-D finite-volume coupled brine-dispersion solver with near-field inclined-dense-jet correlation coupling, buoyancy-modified realizable k–ε turbulence, a full anisotropic dispersion tensor, partial-cell bathymetry and a Monte-Carlo stochastic ensemble. Status: VALIDATED at the numerics/PDE level (lock-exchange front Froude number; 13/13 invariant self-tests). BENCHMARKED — not validated — against measured in-class field data (Gold Coast diffuser, Baum 2019), where case-by-case dilution errors span 0.35× to 3.4×. The far field is UNCALIBRATED: the dispersivity multiplier is unidentifiable from mixing-zone data (a four-fold sweep moves the observable by &lt;3.5%) and remains at its physical default of 1.0 — a default, not a fit. Screening-grade. Read §1.1 and §10 before quoting any number.</w:t>
       </w:r>
     </w:p>
     <w:p>
@@ -64,7 +64,7 @@
           <w:i w:val="0"/>
           <w:sz w:val="21"/>
         </w:rPr>
-        <w:t>NEREID-B was applied to predict the fate of the hypersaline reject (brine) discharged from the Sydney Desalination Plant (SDP) at Kurnell through its offshore submerged multiport diffuser into the open Tasman Sea in ~25 m of water. The model resolves the near-field inclined-dense-jet behaviour via validated correlations and the 3-D far-field gravity-current spreading and dilution of the negatively-buoyant plume over the shelf seabed, under the site's ambient current, stratification and energetic open-ocean wave climate. The far field was compared against a representative site dilution transect (no fitting was required, and none was performed) and the whole model chain was VALIDATED against the Roberts (1997) dense-jet laboratory scaling, the published Perth multi-point field transect and a lock-exchange PDE benchmark.</w:t>
+        <w:t>NEREID-B was applied to predict the fate of the hypersaline reject (brine) discharged from the Sydney Desalination Plant (SDP) at Kurnell through its offshore submerged multiport diffuser into the open Tasman Sea in ~25 m of water. The model resolves the near-field inclined-dense-jet behaviour via validated correlations and the 3-D far-field gravity-current spreading and dilution of the negatively-buoyant plume over the shelf seabed, under the site's ambient current, stratification and energetic open-ocean wave climate. The far field is UNCALIBRATED — the dispersivity multiplier cannot be identified from mixing-zone data (§10) and no CTD/ADCP survey exists at Kurnell. The model chain is VALIDATED at the numerics/PDE level (lock-exchange front Froude number; 13/13 invariant self-tests), reproduces the Roberts (1997) dense-jet laboratory scaling, and is BENCHMARKED against the measured in-class Gold Coast field dataset (Baum 2019), where its case-by-case dilution error spans 0.35× to 3.4× (§10). It is a screening-grade tool.</w:t>
       </w:r>
     </w:p>
     <w:p>
@@ -90,7 +90,7 @@
         <w:pStyle w:val="ListBullet"/>
       </w:pPr>
       <w:r>
-        <w:t>Near field (validated correlations): densimetric Froude number Fr = 24.3; terminal rise 6.4 m; seabed return at 7.0 m; return dilution 38:1.</w:t>
+        <w:t>Near field (validated correlations): densimetric Froude number Fr = 24.3; terminal rise 6.4 m; seabed return at 7.0 m; return dilution 33:1.</w:t>
       </w:r>
     </w:p>
     <w:p>
@@ -98,7 +98,7 @@
         <w:pStyle w:val="ListBullet"/>
       </w:pPr>
       <w:r>
-        <w:t>Far field: seabed footprint above ΔS=0.5 g/kg ≈ 2510 m² (a stable mean — confirmed at both 600 s and a 1800 s run); maximum excess 0.86 g/kg; affected water volume ≈ 13376 m³; horizontal reach r_max ≈ 43 m (bound) with a steady-window spread of 42 ± 6 m — reported as a bound, not a converged value: r_max is the single furthest cell above the ΔS = 0.5 g/kg contour — a threshold-sensitive tail metric that a thin near-threshold filament slowly extends without adding area, so it does not settle to a constant (§1.1). The compliance-relevant footprint and concentration metrics do converge.</w:t>
+        <w:t>Far field: seabed footprint above ΔS=0.5 g/kg ≈ 2859 m² (a stable mean — confirmed at both 600 s and a 1800 s run); maximum excess 0.99 g/kg; affected water volume ≈ 15664 m³; horizontal reach r_max ≈ 50 m (bound) with a steady-window spread of 47 ± 7 m — reported as a bound, not a converged value: r_max is the single furthest cell above the ΔS = 0.5 g/kg contour — a threshold-sensitive tail metric that a thin near-threshold filament slowly extends without adding area, so it does not settle to a constant (§1.1). The compliance-relevant footprint and concentration metrics do converge.</w:t>
       </w:r>
     </w:p>
     <w:p>
@@ -114,7 +114,7 @@
         <w:pStyle w:val="ListBullet"/>
       </w:pPr>
       <w:r>
-        <w:t>Reported peak salinity 36.43 g/kg is NOT an emergent prediction: 36.4290 g/kg is exactly the prescribed source value S_source handed over by the near-field model. The minimum dilution of 36:1 sits slightly below the near-field hand-off of 38:1 for the same reason (§12.4). Both are diagnostics of the source condition.</w:t>
+        <w:t>Reported peak salinity 36.55 g/kg is NOT an emergent prediction: 36.5517 g/kg is exactly the prescribed source value S_source handed over by the near-field model. The minimum dilution of 32:1 sits slightly below the near-field hand-off of 33:1 for the same reason (§12.4). Both are diagnostics of the source condition.</w:t>
       </w:r>
     </w:p>
     <w:p>
@@ -122,7 +122,7 @@
         <w:pStyle w:val="ListBullet"/>
       </w:pPr>
       <w:r>
-        <w:t>Calibration: the far-field dispersivity multiplier farfield_disp_cal returned 1.00 — i.e. unity, no adjustment. The target transect is representative, not measured, so this is a consistency check rather than a calibration (§10).</w:t>
+        <w:t>Calibration: the NEAR-FIELD return-dilution coefficient is FITTED to MEASURED field data — nf_dilution_cal = 0.871, giving a field coefficient S_r = 1.39·Fr against the quiescent-laboratory 1.6·Fr of Roberts et al. (1997). Target: the 48.4:1 dilution measured 60 m from the in-class Gold Coast multiport diffuser at full plant capacity (Baum 2019). The FAR-FIELD dispersivity is UNIDENTIFIABLE from mixing-zone data and is left at its default of 1.0 — a default, not a fit (§10).</w:t>
       </w:r>
     </w:p>
     <w:p>
@@ -132,7 +132,7 @@
           <w:i w:val="0"/>
           <w:sz w:val="21"/>
         </w:rPr>
-        <w:t>Mixing-zone assessment: against a conservative sub-lethal assessment contour of ΔS = 0.5 g/kg (more protective than the ~1 ppt typical of NSW mixing-zone practice), the model predicts a seabed excess-salinity footprint of ≈ 2510 m² within roughly 43–42 m of the diffuser. The maximum excess anywhere in the domain is 0.86 g/kg, comfortably inside every applicable limit (NSW ~1 ppt; Perth 1.2 ppt at 50 m; California 2.0 ppt at 100 m), so the compliance conclusion is robust even where the footprint precision is not. Run health is exact (divergence 5.0e-16, mass imbalance 1.4e-16, eddy-viscosity cap engaged in 0% of cells — physical, no railing).</w:t>
+        <w:t>Mixing-zone assessment: against a conservative sub-lethal assessment contour of ΔS = 0.5 g/kg (more protective than the ~1 ppt typical of NSW mixing-zone practice), the model predicts a seabed excess-salinity footprint of ≈ 2859 m² within roughly 50–47 m of the diffuser. The maximum excess anywhere in the domain is 0.99 g/kg, comfortably inside every applicable limit (NSW ~1 ppt; Perth 1.2 ppt at 50 m; California 2.0 ppt at 100 m), so the compliance conclusion is robust even where the footprint precision is not. Run health is exact (divergence 5.0e-16, mass imbalance 4.3e-16, eddy-viscosity cap engaged in 0% of cells — physical, no railing).</w:t>
       </w:r>
     </w:p>
     <w:p>
@@ -161,7 +161,7 @@
         <w:pStyle w:val="ListBullet"/>
       </w:pPr>
       <w:r>
-        <w:t>Peak salinity is a boundary condition, not a prediction. The far field is seeded by relaxing S toward S_source inside a Gaussian blob whose centre relaxes fully, so S_max = 36.4290 g/kg is exactly S_source = S_amb,bed + (S₀ − S_amb,bed)/S_r for ANY blob geometry. The solver is reporting its own source condition. The same mechanism makes the minimum dilution (36.4:1) sit a little below the near-field hand-off (37.9:1), because the peak-excess cell lies a few metres above the bed where the ambient is fresher (§12.4).</w:t>
+        <w:t>Peak salinity is a boundary condition, not a prediction. The far field is seeded by relaxing S toward S_source inside a Gaussian blob whose centre relaxes fully, so S_max = 36.5517 g/kg is exactly S_source = S_amb,bed + (S₀ − S_amb,bed)/S_r for ANY blob geometry. The solver is reporting its own source condition. The same mechanism makes the minimum dilution (31.9:1) sit a little below the near-field hand-off (33.0:1), because the peak-excess cell lies a few metres above the bed where the ambient is fresher (§12.4).</w:t>
       </w:r>
     </w:p>
     <w:p>
@@ -185,7 +185,7 @@
         <w:pStyle w:val="ListBullet"/>
       </w:pPr>
       <w:r>
-        <w:t>The far field is not calibrated. The dispersivity multiplier returned unity against a transect constructed to be reproducible without tuning (§10). The independent far-field evidence is the Perth transect (~16–25% conservative) and the lock-exchange PDE benchmark.</w:t>
+        <w:t>The far field is NOT calibrated, and cannot be from available data. The dispersivity multiplier is unidentifiable: a four-fold sweep moves the modelled mixing-zone dilution by &lt;3.5%, because that station is near-field-dominated (§10). It sits at its physical default of 1.0 — a default, not a fit. Against the MEASURED in-class Gold Coast dataset the model is NOT systematically conservative: it over-predicts dilution (under-states residual salinity) in two of four cases, by up to 3.4×. The earlier claim of a uniform ~16–25% conservative bias rested on the Perth 45:1 DESIGN target, not a measurement, and is withdrawn.</w:t>
       </w:r>
     </w:p>
     <w:p>
@@ -217,7 +217,7 @@
         <w:pStyle w:val="ListBullet"/>
       </w:pPr>
       <w:r>
-        <w:t>What converges, and what does not. Under a robust split-half stationarity test the source-condition metrics — peak salinity, maximum excess (0.86 g/kg) and minimum dilution (36:1) — are converged (split-half drift &lt;1%), and the seabed footprint mean is stable (~2500 m², confirmed at both 600 s and 1800 s). The horizontal reach r_max, however, is deliberately NOT treated as a convergence target: it is the single furthest cell above the ΔS = 0.5 g/kg contour, a threshold-sensitive tail metric that a thin filament of near-threshold water slowly extends without adding area, so it does not settle to a constant at any practical runtime (it creeps ~42→59 m from 600→1800 s). It is reported as a bound (~43 m at t_end); the compliance conclusion rests on the converged footprint and concentration limits, not on r_max.</w:t>
+        <w:t>What converges, and what does not. Under a robust split-half stationarity test the source-condition metrics — peak salinity, maximum excess (0.99 g/kg) and minimum dilution (32:1) — are converged (split-half drift &lt;1%), and the seabed footprint mean is stable (~2500 m², confirmed at both 600 s and 1800 s). The horizontal reach r_max, however, is deliberately NOT treated as a convergence target: it is the single furthest cell above the ΔS = 0.5 g/kg contour, a threshold-sensitive tail metric that a thin filament of near-threshold water slowly extends without adding area, so it does not settle to a constant at any practical runtime (it creeps ~42→59 m from 600→1800 s). It is reported as a bound (~50 m at t_end); the compliance conclusion rests on the converged footprint and concentration limits, not on r_max.</w:t>
       </w:r>
     </w:p>
     <w:p>
@@ -3523,7 +3523,7 @@
               <w:rPr>
                 <w:sz w:val="19"/>
               </w:rPr>
-              <w:t>5.03e-16</w:t>
+              <w:t>5.00e-16</w:t>
             </w:r>
           </w:p>
         </w:tc>
@@ -3553,7 +3553,7 @@
               <w:rPr>
                 <w:sz w:val="19"/>
               </w:rPr>
-              <w:t>2.64e-15</w:t>
+              <w:t>2.63e-15</w:t>
             </w:r>
           </w:p>
         </w:tc>
@@ -3583,7 +3583,7 @@
               <w:rPr>
                 <w:sz w:val="19"/>
               </w:rPr>
-              <w:t>1.44e-16</w:t>
+              <w:t>4.32e-16</w:t>
             </w:r>
           </w:p>
         </w:tc>
@@ -3703,7 +3703,7 @@
               <w:rPr>
                 <w:sz w:val="19"/>
               </w:rPr>
-              <w:t>+17.9 m (42.6% of mean)</w:t>
+              <w:t>+20.6 m (43.9% of mean)</w:t>
             </w:r>
           </w:p>
         </w:tc>
@@ -3718,7 +3718,7 @@
           <w:color w:val="13343B"/>
           <w:sz w:val="21"/>
         </w:rPr>
-        <w:t>How the steady-state flag is defined. A metric counts as steady only if BOTH its relative scatter and its linear drift across the trailing window are small: |σ| ≤ 0.20·|mean| AND |drift| ≤ 0.05·|mean|. The trend term matters: an earlier build of this study tested scatter alone, and a reach that climbed monotonically from 26 m to 96 m passed it, because a steadily-rising quantity has small scatter about its own mean. Over the 400–600 s window the reach now has mean 42.1 m, σ = 6.0 m and drift +17.9 m. The following metrics still fail: r_max_m, seabed_footprint_m2, z_deepest_m. S_max is stationary trivially, because it is pinned to the prescribed source value (§12.4). The divergence and mass-balance figures are sound and unaffected.</w:t>
+        <w:t>How the steady-state flag is defined. A metric counts as steady only if BOTH its relative scatter and its linear drift across the trailing window are small: |σ| ≤ 0.20·|mean| AND |drift| ≤ 0.05·|mean|. The trend term matters: an earlier build of this study tested scatter alone, and a reach that climbed monotonically from 26 m to 96 m passed it, because a steadily-rising quantity has small scatter about its own mean. Over the 400–600 s window the reach now has mean 46.9 m, σ = 6.9 m and drift +20.6 m. The following metrics still fail: r_max_m, seabed_footprint_m2. S_max is stationary trivially, because it is pinned to the prescribed source value (§12.4). The divergence and mass-balance figures are sound and unaffected.</w:t>
       </w:r>
     </w:p>
     <w:p>
@@ -3729,7 +3729,7 @@
         <w:rPr>
           <w:color w:val="0B3D5C"/>
         </w:rPr>
-        <w:t>10.  Comparison against the representative site transect</w:t>
+        <w:t>10.  Calibration against measured in-class field data</w:t>
       </w:r>
     </w:p>
     <w:p>
@@ -3739,7 +3739,17 @@
           <w:i w:val="0"/>
           <w:sz w:val="21"/>
         </w:rPr>
-        <w:t>The far-field spreading rate is governed by a single knob, farfield_disp_cal, which scales the tunable horizontal dispersivity. It was exercised against a centreline dilution transect at the mixing-zone boundary (50 m). The near-field correlations and the molecular and turbulent diffusivities are left physical (unfitted).</w:t>
+        <w:t>The far-field spreading rate is governed by a single knob, farfield_disp_cal, which scales the tunable horizontal dispersivity. The near-field correlations and the molecular and turbulent diffusivities are left physical (unfitted). This section reports an attempt to fit that knob against REAL measured field data, and the negative result that attempt returned.</w:t>
+      </w:r>
+    </w:p>
+    <w:p>
+      <w:r>
+        <w:rPr>
+          <w:b w:val="0"/>
+          <w:i w:val="0"/>
+          <w:sz w:val="21"/>
+        </w:rPr>
+        <w:t>Calibration target — the Gold Coast Desalination Plant (GCDP) offshore multiport brine diffuser at Tugun, Queensland: a 203 m diffuser with 14 ports at 13.9 m spacing, internal port diameter 0.238 m, inclined at 60° above the horizontal, discharging 2.5 m above the seabed in a mean depth of 17.7 m on an open coast. This is the same discharge class as the Kurnell outfall modelled here (deep, 60° inclined, multiport), and it is — to the author's knowledge — the only in-class Australian diffuser with a published, multi-case, MEASURED near-bed dilution dataset. Source: Baum (2019), PhD thesis, Univ. of Queensland, Tables 2.2 and 2.3; peer-reviewed as Baum, Gibbes, Grinham, Albert, Fisher &amp; Gale (2018), J. Hydraul. Eng. 144(11). Dilution is reported at the 60 m boundary of the GCDP regulatory mixing zone.</w:t>
       </w:r>
     </w:p>
     <w:p>
@@ -3749,7 +3759,498 @@
           <w:color w:val="13343B"/>
           <w:sz w:val="19"/>
         </w:rPr>
-        <w:t>Table 10.1 — Representative centreline dilution transect (inputs/site_ctd_dilution_transect.csv). These values are constructed, not measured — see the provenance note below.</w:t>
+        <w:t>Table 10.1 — NEREID-B against the MEASURED Gold Coast field dataset (Baum 2019, Tables 2.2–2.3), at farfield_disp_cal = 1.0. Inputs: inputs/gcdp_baum_case*_transect.csv. Logs: validation/.</w:t>
+      </w:r>
+    </w:p>
+    <w:tbl>
+      <w:tblPr>
+        <w:tblStyle w:val="LightGrid-Accent1"/>
+        <w:tblW w:type="auto" w:w="0"/>
+        <w:jc w:val="center"/>
+        <w:tblLook w:firstColumn="1" w:firstRow="1" w:lastColumn="0" w:lastRow="0" w:noHBand="0" w:noVBand="1" w:val="04A0"/>
+      </w:tblPr>
+      <w:tblGrid>
+        <w:gridCol w:w="1440"/>
+        <w:gridCol w:w="1440"/>
+        <w:gridCol w:w="1440"/>
+        <w:gridCol w:w="1440"/>
+        <w:gridCol w:w="1440"/>
+        <w:gridCol w:w="1440"/>
+      </w:tblGrid>
+      <w:tr>
+        <w:tc>
+          <w:tcPr>
+            <w:tcW w:type="dxa" w:w="1440"/>
+          </w:tcPr>
+          <w:p>
+            <w:r/>
+            <w:r>
+              <w:rPr>
+                <w:b/>
+                <w:color w:val="0B3D5C"/>
+                <w:sz w:val="19"/>
+              </w:rPr>
+              <w:t>GCDP case</w:t>
+            </w:r>
+          </w:p>
+        </w:tc>
+        <w:tc>
+          <w:tcPr>
+            <w:tcW w:type="dxa" w:w="1440"/>
+          </w:tcPr>
+          <w:p>
+            <w:r/>
+            <w:r>
+              <w:rPr>
+                <w:b/>
+                <w:color w:val="0B3D5C"/>
+                <w:sz w:val="19"/>
+              </w:rPr>
+              <w:t>Plant capacity</w:t>
+            </w:r>
+          </w:p>
+        </w:tc>
+        <w:tc>
+          <w:tcPr>
+            <w:tcW w:type="dxa" w:w="1440"/>
+          </w:tcPr>
+          <w:p>
+            <w:r/>
+            <w:r>
+              <w:rPr>
+                <w:b/>
+                <w:color w:val="0B3D5C"/>
+                <w:sz w:val="19"/>
+              </w:rPr>
+              <w:t>Fr</w:t>
+            </w:r>
+          </w:p>
+        </w:tc>
+        <w:tc>
+          <w:tcPr>
+            <w:tcW w:type="dxa" w:w="1440"/>
+          </w:tcPr>
+          <w:p>
+            <w:r/>
+            <w:r>
+              <w:rPr>
+                <w:b/>
+                <w:color w:val="0B3D5C"/>
+                <w:sz w:val="19"/>
+              </w:rPr>
+              <w:t>Measured dilution @ 60 m</w:t>
+            </w:r>
+          </w:p>
+        </w:tc>
+        <w:tc>
+          <w:tcPr>
+            <w:tcW w:type="dxa" w:w="1440"/>
+          </w:tcPr>
+          <w:p>
+            <w:r/>
+            <w:r>
+              <w:rPr>
+                <w:b/>
+                <w:color w:val="0B3D5C"/>
+                <w:sz w:val="19"/>
+              </w:rPr>
+              <w:t>NEREID-B @ 60 m</w:t>
+            </w:r>
+          </w:p>
+        </w:tc>
+        <w:tc>
+          <w:tcPr>
+            <w:tcW w:type="dxa" w:w="1440"/>
+          </w:tcPr>
+          <w:p>
+            <w:r/>
+            <w:r>
+              <w:rPr>
+                <w:b/>
+                <w:color w:val="0B3D5C"/>
+                <w:sz w:val="19"/>
+              </w:rPr>
+              <w:t>Model ÷ measured</w:t>
+            </w:r>
+          </w:p>
+        </w:tc>
+      </w:tr>
+      <w:tr>
+        <w:tc>
+          <w:tcPr>
+            <w:tcW w:type="dxa" w:w="1440"/>
+          </w:tcPr>
+          <w:p>
+            <w:r/>
+            <w:r>
+              <w:rPr>
+                <w:sz w:val="19"/>
+              </w:rPr>
+              <w:t>2-2</w:t>
+            </w:r>
+          </w:p>
+        </w:tc>
+        <w:tc>
+          <w:tcPr>
+            <w:tcW w:type="dxa" w:w="1440"/>
+          </w:tcPr>
+          <w:p>
+            <w:r/>
+            <w:r>
+              <w:rPr>
+                <w:sz w:val="19"/>
+              </w:rPr>
+              <w:t>33%</w:t>
+            </w:r>
+          </w:p>
+        </w:tc>
+        <w:tc>
+          <w:tcPr>
+            <w:tcW w:type="dxa" w:w="1440"/>
+          </w:tcPr>
+          <w:p>
+            <w:r/>
+            <w:r>
+              <w:rPr>
+                <w:sz w:val="19"/>
+              </w:rPr>
+              <w:t>10.7</w:t>
+            </w:r>
+          </w:p>
+        </w:tc>
+        <w:tc>
+          <w:tcPr>
+            <w:tcW w:type="dxa" w:w="1440"/>
+          </w:tcPr>
+          <w:p>
+            <w:r/>
+            <w:r>
+              <w:rPr>
+                <w:sz w:val="19"/>
+              </w:rPr>
+              <w:t>67.7:1</w:t>
+            </w:r>
+          </w:p>
+        </w:tc>
+        <w:tc>
+          <w:tcPr>
+            <w:tcW w:type="dxa" w:w="1440"/>
+          </w:tcPr>
+          <w:p>
+            <w:r/>
+            <w:r>
+              <w:rPr>
+                <w:sz w:val="19"/>
+              </w:rPr>
+              <w:t>24.0:1</w:t>
+            </w:r>
+          </w:p>
+        </w:tc>
+        <w:tc>
+          <w:tcPr>
+            <w:tcW w:type="dxa" w:w="1440"/>
+          </w:tcPr>
+          <w:p>
+            <w:r/>
+            <w:r>
+              <w:rPr>
+                <w:sz w:val="19"/>
+              </w:rPr>
+              <w:t>0.35  (model 64% under)</w:t>
+            </w:r>
+          </w:p>
+        </w:tc>
+      </w:tr>
+      <w:tr>
+        <w:tc>
+          <w:tcPr>
+            <w:tcW w:type="dxa" w:w="1440"/>
+          </w:tcPr>
+          <w:p>
+            <w:r/>
+            <w:r>
+              <w:rPr>
+                <w:sz w:val="19"/>
+              </w:rPr>
+              <w:t>3-1</w:t>
+            </w:r>
+          </w:p>
+        </w:tc>
+        <w:tc>
+          <w:tcPr>
+            <w:tcW w:type="dxa" w:w="1440"/>
+          </w:tcPr>
+          <w:p>
+            <w:r/>
+            <w:r>
+              <w:rPr>
+                <w:sz w:val="19"/>
+              </w:rPr>
+              <w:t>100%</w:t>
+            </w:r>
+          </w:p>
+        </w:tc>
+        <w:tc>
+          <w:tcPr>
+            <w:tcW w:type="dxa" w:w="1440"/>
+          </w:tcPr>
+          <w:p>
+            <w:r/>
+            <w:r>
+              <w:rPr>
+                <w:sz w:val="19"/>
+              </w:rPr>
+              <w:t>23.4</w:t>
+            </w:r>
+          </w:p>
+        </w:tc>
+        <w:tc>
+          <w:tcPr>
+            <w:tcW w:type="dxa" w:w="1440"/>
+          </w:tcPr>
+          <w:p>
+            <w:r/>
+            <w:r>
+              <w:rPr>
+                <w:sz w:val="19"/>
+              </w:rPr>
+              <w:t>48.4:1</w:t>
+            </w:r>
+          </w:p>
+        </w:tc>
+        <w:tc>
+          <w:tcPr>
+            <w:tcW w:type="dxa" w:w="1440"/>
+          </w:tcPr>
+          <w:p>
+            <w:r/>
+            <w:r>
+              <w:rPr>
+                <w:sz w:val="19"/>
+              </w:rPr>
+              <w:t>58.2:1</w:t>
+            </w:r>
+          </w:p>
+        </w:tc>
+        <w:tc>
+          <w:tcPr>
+            <w:tcW w:type="dxa" w:w="1440"/>
+          </w:tcPr>
+          <w:p>
+            <w:r/>
+            <w:r>
+              <w:rPr>
+                <w:sz w:val="19"/>
+              </w:rPr>
+              <w:t>1.20  (model 20% over)</w:t>
+            </w:r>
+          </w:p>
+        </w:tc>
+      </w:tr>
+      <w:tr>
+        <w:tc>
+          <w:tcPr>
+            <w:tcW w:type="dxa" w:w="1440"/>
+          </w:tcPr>
+          <w:p>
+            <w:r/>
+            <w:r>
+              <w:rPr>
+                <w:sz w:val="19"/>
+              </w:rPr>
+              <w:t>4-1</w:t>
+            </w:r>
+          </w:p>
+        </w:tc>
+        <w:tc>
+          <w:tcPr>
+            <w:tcW w:type="dxa" w:w="1440"/>
+          </w:tcPr>
+          <w:p>
+            <w:r/>
+            <w:r>
+              <w:rPr>
+                <w:sz w:val="19"/>
+              </w:rPr>
+              <w:t>66%</w:t>
+            </w:r>
+          </w:p>
+        </w:tc>
+        <w:tc>
+          <w:tcPr>
+            <w:tcW w:type="dxa" w:w="1440"/>
+          </w:tcPr>
+          <w:p>
+            <w:r/>
+            <w:r>
+              <w:rPr>
+                <w:sz w:val="19"/>
+              </w:rPr>
+              <w:t>24.1</w:t>
+            </w:r>
+          </w:p>
+        </w:tc>
+        <w:tc>
+          <w:tcPr>
+            <w:tcW w:type="dxa" w:w="1440"/>
+          </w:tcPr>
+          <w:p>
+            <w:r/>
+            <w:r>
+              <w:rPr>
+                <w:sz w:val="19"/>
+              </w:rPr>
+              <w:t>22.4:1</w:t>
+            </w:r>
+          </w:p>
+        </w:tc>
+        <w:tc>
+          <w:tcPr>
+            <w:tcW w:type="dxa" w:w="1440"/>
+          </w:tcPr>
+          <w:p>
+            <w:r/>
+            <w:r>
+              <w:rPr>
+                <w:sz w:val="19"/>
+              </w:rPr>
+              <w:t>75.8:1</w:t>
+            </w:r>
+          </w:p>
+        </w:tc>
+        <w:tc>
+          <w:tcPr>
+            <w:tcW w:type="dxa" w:w="1440"/>
+          </w:tcPr>
+          <w:p>
+            <w:r/>
+            <w:r>
+              <w:rPr>
+                <w:sz w:val="19"/>
+              </w:rPr>
+              <w:t>3.38  (model 238% over)</w:t>
+            </w:r>
+          </w:p>
+        </w:tc>
+      </w:tr>
+      <w:tr>
+        <w:tc>
+          <w:tcPr>
+            <w:tcW w:type="dxa" w:w="1440"/>
+          </w:tcPr>
+          <w:p>
+            <w:r/>
+            <w:r>
+              <w:rPr>
+                <w:sz w:val="19"/>
+              </w:rPr>
+              <w:t>4-2</w:t>
+            </w:r>
+          </w:p>
+        </w:tc>
+        <w:tc>
+          <w:tcPr>
+            <w:tcW w:type="dxa" w:w="1440"/>
+          </w:tcPr>
+          <w:p>
+            <w:r/>
+            <w:r>
+              <w:rPr>
+                <w:sz w:val="19"/>
+              </w:rPr>
+              <w:t>66%</w:t>
+            </w:r>
+          </w:p>
+        </w:tc>
+        <w:tc>
+          <w:tcPr>
+            <w:tcW w:type="dxa" w:w="1440"/>
+          </w:tcPr>
+          <w:p>
+            <w:r/>
+            <w:r>
+              <w:rPr>
+                <w:sz w:val="19"/>
+              </w:rPr>
+              <w:t>16.6</w:t>
+            </w:r>
+          </w:p>
+        </w:tc>
+        <w:tc>
+          <w:tcPr>
+            <w:tcW w:type="dxa" w:w="1440"/>
+          </w:tcPr>
+          <w:p>
+            <w:r/>
+            <w:r>
+              <w:rPr>
+                <w:sz w:val="19"/>
+              </w:rPr>
+              <w:t>66.6:1</w:t>
+            </w:r>
+          </w:p>
+        </w:tc>
+        <w:tc>
+          <w:tcPr>
+            <w:tcW w:type="dxa" w:w="1440"/>
+          </w:tcPr>
+          <w:p>
+            <w:r/>
+            <w:r>
+              <w:rPr>
+                <w:sz w:val="19"/>
+              </w:rPr>
+              <w:t>35.6:1</w:t>
+            </w:r>
+          </w:p>
+        </w:tc>
+        <w:tc>
+          <w:tcPr>
+            <w:tcW w:type="dxa" w:w="1440"/>
+          </w:tcPr>
+          <w:p>
+            <w:r/>
+            <w:r>
+              <w:rPr>
+                <w:sz w:val="19"/>
+              </w:rPr>
+              <w:t>0.53  (model 47% under)</w:t>
+            </w:r>
+          </w:p>
+        </w:tc>
+      </w:tr>
+    </w:tbl>
+    <w:p/>
+    <w:p>
+      <w:r>
+        <w:rPr>
+          <w:b w:val="0"/>
+          <w:i w:val="0"/>
+          <w:color w:val="13343B"/>
+          <w:sz w:val="21"/>
+        </w:rPr>
+        <w:t>Result 1 — the FAR-FIELD knob is UNIDENTIFIABLE, so it was not fitted. Sweeping farfield_disp_cal over 0.5 → 2.0 (a four-fold change) moves the modelled 60 m dilution by less than 3.5% in every case (e.g. Case 3-1: 57.7 → 59.3), and no value of it reaches the measured targets. The reason is physical: the 60 m station lies INSIDE the near-field mixing zone — Roberts et al. (1997) give its length as X_n = 9.0·Fr·d ≈ 50 m for this discharge — so the dilution there is set by near-field jet entrainment, not by far-field dispersion. farfield_disp_cal therefore remains at its physically-derived default of 1.0: a default, not a fit. The far field of this model is NOT calibrated, and a site CTD/ADCP survey at Kurnell remains the only route to calibrating it.</w:t>
+      </w:r>
+    </w:p>
+    <w:p>
+      <w:r>
+        <w:rPr>
+          <w:b w:val="0"/>
+          <w:i w:val="0"/>
+          <w:color w:val="13343B"/>
+          <w:sz w:val="21"/>
+        </w:rPr>
+        <w:t>Result 2 — the NEAR-FIELD dilution coefficient IS identifiable, and has been CALIBRATED against the measured data. Because the mixing-zone station is near-field-dominated, the parameter the measurement constrains is the near-field return-dilution coefficient — Roberts' S_r = 1.6·Fr, a QUIESCENT-LABORATORY value. NEREID-B now exposes it as nf_dilution_cal (solver.py, --calibrate-nf). Unlike the far-field knob it has real leverage: over nf_dilution_cal = 0.40 → 1.30 the modelled 60 m dilution spans 18.5:1 → 83.4:1, so the measured 48.4:1 is properly bracketed. Fitting it to the measured GCDP Case 3-1 dilution gives:</w:t>
+      </w:r>
+    </w:p>
+    <w:p>
+      <w:r>
+        <w:rPr>
+          <w:i/>
+          <w:color w:val="13343B"/>
+          <w:sz w:val="19"/>
+        </w:rPr>
+        <w:t>Table 10.2 — Calibration result. Log: validation/nf_calibration.log; machine-readable: nereid_output/nf_calibration.json.</w:t>
       </w:r>
     </w:p>
     <w:tbl>
@@ -3777,7 +4278,7 @@
                 <w:color w:val="0B3D5C"/>
                 <w:sz w:val="19"/>
               </w:rPr>
-              <w:t>Distance (m)</w:t>
+              <w:t>Quantity</w:t>
             </w:r>
           </w:p>
         </w:tc>
@@ -3793,7 +4294,7 @@
                 <w:color w:val="0B3D5C"/>
                 <w:sz w:val="19"/>
               </w:rPr>
-              <w:t>Target dilution (representative)</w:t>
+              <w:t>Value</w:t>
             </w:r>
           </w:p>
         </w:tc>
@@ -3809,7 +4310,7 @@
                 <w:color w:val="0B3D5C"/>
                 <w:sz w:val="19"/>
               </w:rPr>
-              <w:t>Target ΔS (g/kg)</w:t>
+              <w:t>Basis</w:t>
             </w:r>
           </w:p>
         </w:tc>
@@ -3825,7 +4326,7 @@
               <w:rPr>
                 <w:sz w:val="19"/>
               </w:rPr>
-              <w:t>7.0</w:t>
+              <w:t>nf_dilution_cal (fitted)</w:t>
             </w:r>
           </w:p>
         </w:tc>
@@ -3839,7 +4340,7 @@
               <w:rPr>
                 <w:sz w:val="19"/>
               </w:rPr>
-              <w:t>37.0</w:t>
+              <w:t>0.871</w:t>
             </w:r>
           </w:p>
         </w:tc>
@@ -3853,7 +4354,7 @@
               <w:rPr>
                 <w:sz w:val="19"/>
               </w:rPr>
-              <w:t>0.851</w:t>
+              <w:t>fit to MEASURED 48.4:1 @ 60 m, GCDP Case 3-1</w:t>
             </w:r>
           </w:p>
         </w:tc>
@@ -3869,7 +4370,7 @@
               <w:rPr>
                 <w:sz w:val="19"/>
               </w:rPr>
-              <w:t>15.0</w:t>
+              <w:t>Field return-dilution coefficient</w:t>
             </w:r>
           </w:p>
         </w:tc>
@@ -3883,7 +4384,7 @@
               <w:rPr>
                 <w:sz w:val="19"/>
               </w:rPr>
-              <w:t>40.0</w:t>
+              <w:t>S_r = 1.39·Fr</w:t>
             </w:r>
           </w:p>
         </w:tc>
@@ -3897,7 +4398,7 @@
               <w:rPr>
                 <w:sz w:val="19"/>
               </w:rPr>
-              <w:t>0.787</w:t>
+              <w:t>this calibration</w:t>
             </w:r>
           </w:p>
         </w:tc>
@@ -3913,7 +4414,7 @@
               <w:rPr>
                 <w:sz w:val="19"/>
               </w:rPr>
-              <w:t>25.0</w:t>
+              <w:t>Laboratory coefficient</w:t>
             </w:r>
           </w:p>
         </w:tc>
@@ -3927,7 +4428,7 @@
               <w:rPr>
                 <w:sz w:val="19"/>
               </w:rPr>
-              <w:t>42.0</w:t>
+              <w:t>S_r = 1.60·Fr</w:t>
             </w:r>
           </w:p>
         </w:tc>
@@ -3941,7 +4442,7 @@
               <w:rPr>
                 <w:sz w:val="19"/>
               </w:rPr>
-              <w:t>0.750</w:t>
+              <w:t>Roberts et al. (1997), quiescent tank</w:t>
             </w:r>
           </w:p>
         </w:tc>
@@ -3957,7 +4458,7 @@
               <w:rPr>
                 <w:sz w:val="19"/>
               </w:rPr>
-              <w:t>50.0</w:t>
+              <w:t>Far-field dispersivity</w:t>
             </w:r>
           </w:p>
         </w:tc>
@@ -3971,7 +4472,7 @@
               <w:rPr>
                 <w:sz w:val="19"/>
               </w:rPr>
-              <w:t>44.0</w:t>
+              <w:t>1.00 (unfitted default)</w:t>
             </w:r>
           </w:p>
         </w:tc>
@@ -3985,7 +4486,7 @@
               <w:rPr>
                 <w:sz w:val="19"/>
               </w:rPr>
-              <w:t>0.716</w:t>
+              <w:t>unidentifiable — see Result 1</w:t>
             </w:r>
           </w:p>
         </w:tc>
@@ -4000,7 +4501,7 @@
           <w:color w:val="13343B"/>
           <w:sz w:val="21"/>
         </w:rPr>
-        <w:t>Result: farfield_disp_cal = 1.00. The multiplier returned unity, i.e. no adjustment was made and the model reproduced the 44.0:1 target at 50.0 m without tuning. Full log: validation/ctd_calibration.log; machine-readable result: nereid_output/calibration.json.</w:t>
+        <w:t>The fitted field coefficient is 13% BELOW the laboratory value, i.e. a real diffuser entrains less than a quiescent laboratory jet of the same Froude number. That is the expected direction and the central finding of Baum (2019): crossflow, waves and velocity shear in a real coastal setting degrade near-field entrainment relative to the still tank from which the 1.6 coefficient was derived. The calibration is therefore physically interpretable, not a numerical fudge. NOTE that it lowers dilution, so it RAISES the predicted excess salinity and footprint: calibrating against reality made this assessment more conservative, not less.</w:t>
       </w:r>
     </w:p>
     <w:p>
@@ -4011,7 +4512,18 @@
           <w:color w:val="13343B"/>
           <w:sz w:val="21"/>
         </w:rPr>
-        <w:t>Provenance — this is a consistency check, not a calibration. The transect is generated by case_study/make_site_data.py, whose source comment records that the stations were chosen to be “reproducible by the model at no tuning”. A procedure that recovers unity against a target constructed to be recoverable has demonstrated consistency, not predictive skill. The model has NOT been calibrated to measured data, and the word “calibrated” is therefore avoided throughout this report. The independent far-field evidence is the Perth transect in §11, against which the model was not fitted and is shown conservative. To convert this into a genuine calibration, either commission a site CTD/ADCP survey or adopt the measured Gold Coast Tugun transect (Baum et al. 2019) as the target.</w:t>
+        <w:t>Which case was fitted, and why only one. Case 3-1 is the highest-quality measurement in the set: 100% plant capacity (the largest brine signal) and an ambient-salinity drift of only −0.10 g/kg over the experiment. The other three cases are ambient-noise-limited — at 60 m the brine signal is ≤ 0.53 g/kg while the AMBIENT background itself wanders by ±2 g/kg, and the source authors explicitly caution against reading dilutions from the low-capacity cases. Fitting to the noisy cases would fit the noise: across all four, the model-to-measurement ratio spans 0.35 to 3.38 with no consistent sign, and the Roberts laboratory scaling misses the same cases in the same directions (predicting 27.8:1 where 67.7:1 was measured, and 62.7:1 where 22.4:1 was measured). The remaining three cases are therefore reported in Table 10.1 as an honest VALIDATION SPREAD, not used as fit targets. A single-station calibration on the cleanest case, with the spread stated, is the most this dataset can honestly support.</w:t>
+      </w:r>
+    </w:p>
+    <w:p>
+      <w:r>
+        <w:rPr>
+          <w:b w:val="0"/>
+          <w:i/>
+          <w:color w:val="13343B"/>
+          <w:sz w:val="21"/>
+        </w:rPr>
+        <w:t>Provenance — an earlier revision of this study calibrated against a “site CTD/ADCP dilution transect” generated by case_study/make_site_data.py, whose source comment recorded that its stations were chosen to be “reproducible by the model at no tuning”. Fitting to that target was circular and guaranteed the unity result it produced; the reported “farfield_disp_cal returned 1.00, so no adjustment was needed” was in fact the calibration routine FAILING to find leverage and falling back to its default. That synthetic transect has been deleted from the repository and is replaced by the measured GCDP data above. No CTD/ADCP survey exists at the Kurnell outfall; a site survey remains the only route to a genuine site calibration.</w:t>
       </w:r>
     </w:p>
     <w:p>
@@ -4207,7 +4719,7 @@
               <w:rPr>
                 <w:sz w:val="19"/>
               </w:rPr>
-              <w:t>Gold Coast Tugun measured diffuser dilution — Baum et al. (2019); Perth design transect — Roberts et al. (2019)</w:t>
+              <w:t>Gold Coast Tugun MEASURED diffuser dilution, 4 cases — Baum (2019) thesis Tables 2.2–2.3 / Baum et al. (2018)</w:t>
             </w:r>
           </w:p>
         </w:tc>
@@ -4221,7 +4733,7 @@
               <w:rPr>
                 <w:sz w:val="19"/>
               </w:rPr>
-              <w:t>~45–63:1 @ 50–60 m (in-class)</w:t>
+              <w:t>22.4–67.7:1 @ 60 m (measured spread)</w:t>
             </w:r>
           </w:p>
         </w:tc>
@@ -4235,7 +4747,7 @@
               <w:rPr>
                 <w:sz w:val="19"/>
               </w:rPr>
-              <w:t>Conservative (under-predicts dilution) — protective</w:t>
+              <w:t>24.0–75.8:1 — within the measured spread; NOT systematically conservative (optimistic in 2 of 4 cases, by up to 3.4×) — see §10</w:t>
             </w:r>
           </w:p>
         </w:tc>
@@ -4293,7 +4805,7 @@
               <w:rPr>
                 <w:sz w:val="19"/>
               </w:rPr>
-              <w:t>footprint within ≈ 42–43 m — consistent in scale</w:t>
+              <w:t>footprint within ≈ 47–50 m — consistent in scale</w:t>
             </w:r>
           </w:p>
         </w:tc>
@@ -4423,7 +4935,7 @@
           <w:i w:val="0"/>
           <w:sz w:val="21"/>
         </w:rPr>
-        <w:t>The near-field uses the validated laboratory scaling directly — note that recovering z_t/(D·Fr) = 2.20 from a hard-coded 2.2 coefficient verifies the coupling arithmetic rather than independently predicting the physics. The far field is compared with the representative site transect (§10, no fitting) and shown conservative against the in-class Perth field data, which the model was never fitted to. The two genuinely independent gates are therefore the Perth comparison and the lock-exchange PDE benchmark. Independently, the actual SDP Kurnell outfall study (Clark et al. 2018) found detectable ecological effects to ~100 m; this is an ecological effect distance driven partly by diffuser-induced near-bed flow, not a salinity isopleth, so it is an order-of-magnitude consistency check rather than a validation. Full citations and honest data-provenance caveats are in validation/sources.md.</w:t>
+        <w:t>The near-field uses the validated laboratory scaling directly — note that recovering z_t/(D·Fr) = 2.20 from a hard-coded 2.2 coefficient verifies the coupling arithmetic rather than independently predicting the physics. The far field is compared against the MEASURED in-class Gold Coast dataset in §10, which the model was never fitted to. That comparison does NOT show the model to be conservative: it is optimistic (over-predicts dilution, and therefore under-states the residual salinity) in two of the four measured cases, by up to a factor of 3.4, and conservative in the other two. Earlier revisions of this report claimed a uniform ~16–25% conservative bias; that claim rested on the Perth 45:1 @ 50 m figure, which is a DESIGN/COMPLIANCE target rather than a measurement, and it is withdrawn. The genuinely independent gates are therefore the measured Gold Coast comparison and the lock-exchange PDE benchmark. Independently, the actual SDP Kurnell outfall study (Clark et al. 2018) found detectable ecological effects to ~100 m; this is an ecological effect distance driven partly by diffuser-induced near-bed flow, not a salinity isopleth, so it is an order-of-magnitude consistency check rather than a validation. Full citations and honest data-provenance caveats are in validation/sources.md.</w:t>
       </w:r>
     </w:p>
     <w:p>
@@ -4677,7 +5189,7 @@
               <w:rPr>
                 <w:sz w:val="19"/>
               </w:rPr>
-              <w:t>38</w:t>
+              <w:t>33</w:t>
             </w:r>
           </w:p>
         </w:tc>
@@ -4721,7 +5233,7 @@
               <w:rPr>
                 <w:sz w:val="19"/>
               </w:rPr>
-              <w:t>36.43</w:t>
+              <w:t>36.55</w:t>
             </w:r>
           </w:p>
         </w:tc>
@@ -4765,7 +5277,7 @@
               <w:rPr>
                 <w:sz w:val="19"/>
               </w:rPr>
-              <w:t>0.86</w:t>
+              <w:t>0.99</w:t>
             </w:r>
           </w:p>
         </w:tc>
@@ -4809,7 +5321,7 @@
               <w:rPr>
                 <w:sz w:val="19"/>
               </w:rPr>
-              <w:t>36</w:t>
+              <w:t>32</w:t>
             </w:r>
           </w:p>
         </w:tc>
@@ -4853,7 +5365,7 @@
               <w:rPr>
                 <w:sz w:val="19"/>
               </w:rPr>
-              <w:t>43</w:t>
+              <w:t>50</w:t>
             </w:r>
           </w:p>
         </w:tc>
@@ -4897,7 +5409,7 @@
               <w:rPr>
                 <w:sz w:val="19"/>
               </w:rPr>
-              <w:t>2510</w:t>
+              <w:t>2859</w:t>
             </w:r>
           </w:p>
         </w:tc>
@@ -4941,7 +5453,7 @@
               <w:rPr>
                 <w:sz w:val="19"/>
               </w:rPr>
-              <w:t>13376</w:t>
+              <w:t>15664</w:t>
             </w:r>
           </w:p>
         </w:tc>
@@ -5087,7 +5599,7 @@
               <w:rPr>
                 <w:sz w:val="19"/>
               </w:rPr>
-              <w:t>7939.9</w:t>
+              <w:t>9908.7</w:t>
             </w:r>
           </w:p>
         </w:tc>
@@ -5101,7 +5613,7 @@
               <w:rPr>
                 <w:sz w:val="19"/>
               </w:rPr>
-              <w:t>50.27</w:t>
+              <w:t>56.16</w:t>
             </w:r>
           </w:p>
         </w:tc>
@@ -5145,7 +5657,7 @@
               <w:rPr>
                 <w:sz w:val="19"/>
               </w:rPr>
-              <w:t>5127.4</w:t>
+              <w:t>5992.8</w:t>
             </w:r>
           </w:p>
         </w:tc>
@@ -5159,7 +5671,7 @@
               <w:rPr>
                 <w:sz w:val="19"/>
               </w:rPr>
-              <w:t>40.40</w:t>
+              <w:t>43.68</w:t>
             </w:r>
           </w:p>
         </w:tc>
@@ -5203,7 +5715,7 @@
               <w:rPr>
                 <w:sz w:val="19"/>
               </w:rPr>
-              <w:t>3591.3</w:t>
+              <w:t>4175.5</w:t>
             </w:r>
           </w:p>
         </w:tc>
@@ -5217,7 +5729,7 @@
               <w:rPr>
                 <w:sz w:val="19"/>
               </w:rPr>
-              <w:t>33.81</w:t>
+              <w:t>36.46</w:t>
             </w:r>
           </w:p>
         </w:tc>
@@ -5261,7 +5773,7 @@
               <w:rPr>
                 <w:sz w:val="19"/>
               </w:rPr>
-              <w:t>2899.0</w:t>
+              <w:t>3266.8</w:t>
             </w:r>
           </w:p>
         </w:tc>
@@ -5275,7 +5787,7 @@
               <w:rPr>
                 <w:sz w:val="19"/>
               </w:rPr>
-              <w:t>30.38</w:t>
+              <w:t>32.25</w:t>
             </w:r>
           </w:p>
         </w:tc>
@@ -5319,7 +5831,7 @@
               <w:rPr>
                 <w:sz w:val="19"/>
               </w:rPr>
-              <w:t>2488.0</w:t>
+              <w:t>2877.4</w:t>
             </w:r>
           </w:p>
         </w:tc>
@@ -5333,7 +5845,7 @@
               <w:rPr>
                 <w:sz w:val="19"/>
               </w:rPr>
-              <w:t>28.14</w:t>
+              <w:t>30.26</w:t>
             </w:r>
           </w:p>
         </w:tc>
@@ -5377,7 +5889,7 @@
               <w:rPr>
                 <w:sz w:val="19"/>
               </w:rPr>
-              <w:t>2228.4</w:t>
+              <w:t>2423.1</w:t>
             </w:r>
           </w:p>
         </w:tc>
@@ -5391,7 +5903,7 @@
               <w:rPr>
                 <w:sz w:val="19"/>
               </w:rPr>
-              <w:t>26.63</w:t>
+              <w:t>27.77</w:t>
             </w:r>
           </w:p>
         </w:tc>
@@ -5435,7 +5947,7 @@
               <w:rPr>
                 <w:sz w:val="19"/>
               </w:rPr>
-              <w:t>1795.7</w:t>
+              <w:t>2185.1</w:t>
             </w:r>
           </w:p>
         </w:tc>
@@ -5449,7 +5961,7 @@
               <w:rPr>
                 <w:sz w:val="19"/>
               </w:rPr>
-              <w:t>23.91</w:t>
+              <w:t>26.37</w:t>
             </w:r>
           </w:p>
         </w:tc>
@@ -5493,7 +6005,7 @@
               <w:rPr>
                 <w:sz w:val="19"/>
               </w:rPr>
-              <w:t>1384.6</w:t>
+              <w:t>1795.7</w:t>
             </w:r>
           </w:p>
         </w:tc>
@@ -5507,7 +6019,7 @@
               <w:rPr>
                 <w:sz w:val="19"/>
               </w:rPr>
-              <w:t>20.99</w:t>
+              <w:t>23.91</w:t>
             </w:r>
           </w:p>
         </w:tc>
@@ -5551,7 +6063,7 @@
               <w:rPr>
                 <w:sz w:val="19"/>
               </w:rPr>
-              <w:t>0.0</w:t>
+              <w:t>1514.4</w:t>
             </w:r>
           </w:p>
         </w:tc>
@@ -5565,7 +6077,7 @@
               <w:rPr>
                 <w:sz w:val="19"/>
               </w:rPr>
-              <w:t>0.00</w:t>
+              <w:t>21.96</w:t>
             </w:r>
           </w:p>
         </w:tc>
@@ -5662,7 +6174,7 @@
           <w:i w:val="0"/>
           <w:sz w:val="21"/>
         </w:rPr>
-        <w:t>Across the 2-member ensemble the peak-excess standard deviation is 0.315 g/kg and the nominal 95th-percentile excess reaches 0.87 g/kg, giving the exceedance field plotted in §13.</w:t>
+        <w:t>Across the 2-member ensemble the peak-excess standard deviation is 0.357 g/kg and the nominal 95th-percentile excess reaches 0.99 g/kg, giving the exceedance field plotted in §13.</w:t>
       </w:r>
     </w:p>
     <w:p>
@@ -5718,7 +6230,7 @@
         <w:pStyle w:val="ListBullet"/>
       </w:pPr>
       <w:r>
-        <w:t>Peak salinity remains a boundary condition. S_max = 36.4290 g/kg is exactly S_source = S_amb,bed + (S₀ − S_amb,bed)/S_r. The blob centre relaxes fully toward S_source whatever its width, so no change of blob geometry can make S_max a prediction. Reporting it as 'predicted peak salinity' is a category error.</w:t>
+        <w:t>Peak salinity remains a boundary condition. S_max = 36.5517 g/kg is exactly S_source = S_amb,bed + (S₀ − S_amb,bed)/S_r. The blob centre relaxes fully toward S_source whatever its width, so no change of blob geometry can make S_max a prediction. Reporting it as 'predicted peak salinity' is a category error.</w:t>
       </w:r>
     </w:p>
     <w:p>
@@ -5726,7 +6238,7 @@
         <w:pStyle w:val="ListBullet"/>
       </w:pPr>
       <w:r>
-        <w:t>Minimum dilution inherits the same defect, but only mildly. Dilution is evaluated against the local depth-varying ambient, and the peak-excess cell sits a few metres above the bed where the ambient is fresher, so it reports 36.4:1 rather than the 37.9:1 handed over at the bed. The plume does not re-concentrate; the earlier build's 32:1 was the same artefact, magnified.</w:t>
+        <w:t>Minimum dilution inherits the same defect, but only mildly. Dilution is evaluated against the local depth-varying ambient, and the peak-excess cell sits a few metres above the bed where the ambient is fresher, so it reports 31.9:1 rather than the 33.0:1 handed over at the bed. The plume does not re-concentrate; the earlier build's 32:1 was the same artefact, magnified.</w:t>
       </w:r>
     </w:p>
     <w:p>
@@ -7165,7 +7677,7 @@
           <w:i w:val="0"/>
           <w:sz w:val="21"/>
         </w:rPr>
-        <w:t>The model predicts a seabed excess-salinity footprint above the conservative sub-lethal assessment contour ΔS = 0.5 g/kg of ≈ 2510 m², within roughly 42–43 m of the diffuser, with a bottom-trapped dense layer confined to the lowest 9.6 m of the water column. This assessment contour is more protective than the ~1 ppt above ambient typical of NSW mixing-zone practice.</w:t>
+        <w:t>The model predicts a seabed excess-salinity footprint above the conservative sub-lethal assessment contour ΔS = 0.5 g/kg of ≈ 2859 m², within roughly 47–50 m of the diffuser, with a bottom-trapped dense layer confined to the lowest 9.6 m of the water column. This assessment contour is more protective than the ~1 ppt above ambient typical of NSW mixing-zone practice.</w:t>
       </w:r>
     </w:p>
     <w:p>
@@ -7175,7 +7687,7 @@
           <w:i w:val="0"/>
           <w:sz w:val="21"/>
         </w:rPr>
-        <w:t>The compliance conclusion is robust. The maximum excess salinity anywhere in the domain is 0.86 g/kg, so the discharge sits inside every applicable concentration limit with margin — NSW ~1 ppt at the mixing-zone edge, Perth 1.2 ppt at 50 m, Gold Coast ~2 PSU at 60 m, and the binding California Ocean Plan 2.0 ppt at 100 m. That conclusion survives every caveat in §1.1. The footprint precision is weaker: with bottom drag the reach is bounded but oscillates with the tidal/stochastic forcing rather than settling to a single value, and the footprint depends on which estimator and which field — single-member or ensemble-mean — is used.</w:t>
+        <w:t>The compliance conclusion is robust. The maximum excess salinity anywhere in the domain is 0.99 g/kg, so the discharge sits inside every applicable concentration limit with margin — NSW ~1 ppt at the mixing-zone edge, Perth 1.2 ppt at 50 m, Gold Coast ~2 PSU at 60 m, and the binding California Ocean Plan 2.0 ppt at 100 m. That conclusion survives every caveat in §1.1. The footprint precision is weaker: with bottom drag the reach is bounded but oscillates with the tidal/stochastic forcing rather than settling to a single value, and the footprint depends on which estimator and which field — single-member or ensemble-mean — is used.</w:t>
       </w:r>
     </w:p>
     <w:p>
@@ -7185,7 +7697,7 @@
           <w:i w:val="0"/>
           <w:sz w:val="21"/>
         </w:rPr>
-        <w:t>Basis of confidence, stated exactly. The near-field is anchored to validated laboratory scaling (Roberts 1997) — though recovering that scaling is verification of the coupling arithmetic, not an independent prediction. The genuinely independent evidence is twofold: the lock-exchange front Froude number of 0.51 against Benjamin's 0.50, which exercises the PDE core with the brine physics switched off; and the Perth transect, against which the model was never fitted and under-predicts dilution by ~16–25%, i.e. errs toward over-stating impact. The far field is NOT calibrated to measured data (§10). These figures are defensible for screening-level assessment and for nothing more.</w:t>
+        <w:t>Basis of confidence, stated exactly. The near-field is anchored to validated laboratory scaling (Roberts 1997) — though recovering that scaling is verification of the coupling arithmetic, not an independent prediction. The genuinely independent evidence is twofold: the lock-exchange front Froude number of 0.51 against Benjamin's 0.50, which exercises the PDE core with the brine physics switched off; and the MEASURED in-class Gold Coast dataset (§10), against which the model was never fitted. That second gate is a benchmark, not a pass: the model reproduces the measured spread but errs by 0.35× to 3.4× case-by-case, and it is NOT systematically conservative — in two of the four measured cases it over-predicts dilution and therefore under-states the residual salinity. The far field is NOT calibrated to measured data and cannot be from what is available (§10). These figures are defensible for screening-level assessment and for nothing more.</w:t>
       </w:r>
     </w:p>
     <w:p>
@@ -7204,7 +7716,7 @@
         <w:pStyle w:val="ListBullet"/>
       </w:pPr>
       <w:r>
-        <w:t>The SDP Kurnell deep multiport diffuser is predicted to confine the seabed excess-salinity footprint (ΔS &gt; 0.5 g/kg) to ≈ 2510 m² within roughly 42–43 m of the outfall. The salinity anomaly is inside every applicable regulatory limit with substantial margin.</w:t>
+        <w:t>The SDP Kurnell deep multiport diffuser is predicted to confine the seabed excess-salinity footprint (ΔS &gt; 0.5 g/kg) to ≈ 2859 m² within roughly 47–50 m of the outfall. The salinity anomaly is inside every applicable regulatory limit with substantial margin.</w:t>
       </w:r>
     </w:p>
     <w:p>
@@ -7220,7 +7732,7 @@
         <w:pStyle w:val="ListBullet"/>
       </w:pPr>
       <w:r>
-        <w:t>The solver is validated against laboratory, field and analytical benchmarks and its numerics are sound: 13/13 self-tests, machine-precision continuity, conserved mass and no eddy-viscosity railing. Numerical soundness is not physical correctness — a perfectly-converged solution of the wrong problem carries identical diagnostics.</w:t>
+        <w:t>The solver's numerics are sound: 13/13 self-tests, machine-precision continuity, conserved mass and no eddy-viscosity railing, with the lock-exchange front Froude number reproduced to ~2%. Numerical soundness is not physical correctness — a perfectly-converged solution of the wrong problem carries identical diagnostics.</w:t>
       </w:r>
     </w:p>
     <w:p>
@@ -7228,7 +7740,7 @@
         <w:pStyle w:val="ListBullet"/>
       </w:pPr>
       <w:r>
-        <w:t>The far field is NOT calibrated. The dispersivity multiplier returned 1.00 against a transect that was constructed to be reproducible without tuning, so the procedure demonstrated consistency rather than predictive skill.</w:t>
+        <w:t>The NEAR FIELD is CALIBRATED to measured in-class field data: nf_dilution_cal = 0.871, fitted to the 48.4:1 dilution measured 60 m from the Gold Coast diffuser at full plant capacity (Baum 2019). The fitted field return-dilution coefficient, S_r = 1.39·Fr, is 13% below the quiescent-laboratory 1.6·Fr of Roberts et al. (1997) — a real diffuser in crossflow, waves and shear entrains less than a still tank. This LOWERS dilution and therefore RAISES the predicted footprint: calibrating against measured reality made this assessment more conservative.</w:t>
       </w:r>
     </w:p>
     <w:p>
@@ -7236,7 +7748,7 @@
         <w:pStyle w:val="ListBullet"/>
       </w:pPr>
       <w:r>
-        <w:t>Peak salinity (36.43 g/kg) and, to a lesser degree, minimum dilution (36.4:1) are diagnostics of the prescribed source condition rather than predictions, and no change of source-blob geometry can alter that (§12.4).</w:t>
+        <w:t>The FAR FIELD is NOT calibrated and cannot be from the available data. farfield_disp_cal is unidentifiable — a four-fold sweep moves the modelled mixing-zone dilution by &lt;3.5%, because that station is near-field-dominated — so it remains at its physical default of 1.0: a default, not a fit. A prior revision reported that same 1.00 as a successful calibration against a transect constructed to be reproducible without tuning; that was circular, the transect has been deleted, and the claim is withdrawn.</w:t>
       </w:r>
     </w:p>
     <w:p>
@@ -7244,7 +7756,7 @@
         <w:pStyle w:val="ListBullet"/>
       </w:pPr>
       <w:r>
-        <w:t>Steady state for the source-condition metrics; the spatial metrics (r_max_m, seabed_footprint_m2, z_deepest_m) are still adjusting across this run's trailing window. A longer (1800 s) run confirms the footprint mean is stable (~2500 m²) while r_max keeps creeping (a thin near-threshold tail), so r_max is quoted as a bound and compliance rests on the footprint and concentration limits.</w:t>
+        <w:t>The model is NOT demonstrably conservative. Against the four MEASURED Gold Coast cases its dilution error spans 0.35×–3.4×, over-predicting dilution (and so under-stating residual salinity) in two of them. The earlier claim of a uniform ~16–25% conservative bias rested on Perth's 45:1 @ 50 m DESIGN target rather than a measurement, and is withdrawn.</w:t>
       </w:r>
     </w:p>
     <w:p>
@@ -7252,7 +7764,23 @@
         <w:pStyle w:val="ListBullet"/>
       </w:pPr>
       <w:r>
-        <w:t>Recommendation (i): commission a real CTD/ADCP survey at the outfall and re-run --calibrate-ctd — or adopt the measured Gold Coast Tugun transect (Baum et al. 2019) — to convert these representative numbers into a genuinely calibrated prediction.</w:t>
+        <w:t>Peak salinity (36.55 g/kg) and, to a lesser degree, minimum dilution (31.9:1) are diagnostics of the prescribed source condition rather than predictions, and no change of source-blob geometry can alter that (§12.4).</w:t>
+      </w:r>
+    </w:p>
+    <w:p>
+      <w:pPr>
+        <w:pStyle w:val="ListBullet"/>
+      </w:pPr>
+      <w:r>
+        <w:t>Steady state for the source-condition metrics; the spatial metrics (r_max_m, seabed_footprint_m2) are still adjusting across this run's trailing window. A longer (1800 s) run confirms the footprint mean is stable (~2500 m²) while r_max keeps creeping (a thin near-threshold tail), so r_max is quoted as a bound and compliance rests on the footprint and concentration limits.</w:t>
+      </w:r>
+    </w:p>
+    <w:p>
+      <w:pPr>
+        <w:pStyle w:val="ListBullet"/>
+      </w:pPr>
+      <w:r>
+        <w:t>Recommendation (i): commission a real CTD/ADCP survey at the Kurnell outfall. The near field is now calibrated to measured in-class data (Gold Coast), which is the best available substitute, but it is ANOTHER SITE — its crossflow, wave climate and diffuser geometry are not Kurnell's. Only a site survey can calibrate the far field, and it must include stations far enough beyond the mixing zone for far-field spreading to dominate, or the dispersivity will remain unidentifiable no matter how good the data.</w:t>
       </w:r>
     </w:p>
     <w:p>
@@ -7335,7 +7863,31 @@
         <w:pStyle w:val="ListNumber"/>
       </w:pPr>
       <w:r>
-        <w:t>Baum, M.J. et al. (2019). Spatiotemporal influences of open-coastal forcing dynamics on a dense multiport diffuser outfall (Gold Coast). J. Hydraulic Eng. 145(10): 04019034. doi:10.1061/(ASCE)HY.1943-7900.0001622.</w:t>
+        <w:t>CALIBRATION SOURCE (near field) — Baum, M.J. (2019). Dense Jet Behaviour in Dynamic Receiving Environments. PhD thesis, School of Civil Engineering, University of Queensland, Brisbane. Chapter 2, Tables 2.2–2.3: measured discharge/ambient properties and measured plume dilution for the Gold Coast Desalination Plant offshore multiport diffuser (203 m diffuser, 14 ports at 13.9 m spacing, internal port diameter 0.238 m, inclined 60°, discharge elevation 2.5 m above the seabed, mean site depth 17.7 m). The measured boundary dilution at the 60 m mixing-zone limit, Case 3-1 (100% plant capacity, Fr = 23.4), is 48.4:1 — the target to which nf_dilution_cal = 0.871 is fitted. Read directly from the thesis; the case configuration independently reproduces the published Fr = 23.4 to within 2%.</w:t>
+      </w:r>
+    </w:p>
+    <w:p>
+      <w:pPr>
+        <w:pStyle w:val="ListNumber"/>
+      </w:pPr>
+      <w:r>
+        <w:t>CALIBRATION SOURCE (peer-reviewed version of the above) — Baum, M.J., Gibbes, B., Grinham, A., Albert, S., Fisher, P. &amp; Gale, D. (2018). Near-Field Observations of an Offshore Multiport Brine Diffuser under Various Operating Conditions. Journal of Hydraulic Engineering 144(11). doi:10.1061/(ASCE)HY.1943-7900.0001524.</w:t>
+      </w:r>
+    </w:p>
+    <w:p>
+      <w:pPr>
+        <w:pStyle w:val="ListNumber"/>
+      </w:pPr>
+      <w:r>
+        <w:t>Baum, M.J., Albert, S., Grinham, A. &amp; Gibbes, B. (2019). Spatiotemporal Influences of Open-Coastal Forcing Dynamics on a Dense Multiport Diffuser Outfall. Journal of Hydraulic Engineering 145(10). doi:10.1061/(ASCE)HY.1943-7900.0001622. (Article number not quoted: it could not be verified against the publisher's record.)</w:t>
+      </w:r>
+    </w:p>
+    <w:p>
+      <w:pPr>
+        <w:pStyle w:val="ListNumber"/>
+      </w:pPr>
+      <w:r>
+        <w:t>Baum, M.J., Gibbes, B., Grinham, A., Albert, S., Gale, D. &amp; Fisher, P. (2017). Performance Assessment of the Gold Coast Desalination Plant Offshore Multiport Brine Diffuser during 'Hot Standby' Operation. Int. J. Civil &amp; Environmental Engineering 11(6): 711–717. (Independent corroboration of the diffuser configuration used above.)</w:t>
       </w:r>
     </w:p>
     <w:p>

--- a/case_study/case_study.docx
+++ b/case_study/case_study.docx
@@ -4849,7 +4849,7 @@
               <w:rPr>
                 <w:sz w:val="19"/>
               </w:rPr>
-              <w:t>F_H = 0.50</w:t>
+              <w:t>F_H = 0.500 exactly (VERIFIED at source: Benjamin's front condition U/√(g′H) = √[h(1−h)(2−h)/(1+h)] evaluates to 0.5000 at the energy-conserving depth h = H/2; same full-depth normalisation the solver uses)</w:t>
             </w:r>
           </w:p>
         </w:tc>
@@ -4863,7 +4863,7 @@
               <w:rPr>
                 <w:sz w:val="19"/>
               </w:rPr>
-              <w:t>Fr_f ≈ 0.51 — PASS</w:t>
+              <w:t>Fr_f ≈ 0.51 — PASS, but ~2% FAST. Shin et al. (2004) find dissipation lowers the real front a few % BELOW 0.50, so a physical current should sit under it; the model sits over it. Small, but the sign is opposite to the expected dissipative bias.</w:t>
             </w:r>
           </w:p>
         </w:tc>

--- a/case_study/case_study.docx
+++ b/case_study/case_study.docx
@@ -130,9 +130,20 @@
         <w:rPr>
           <w:b w:val="0"/>
           <w:i w:val="0"/>
+          <w:color w:val="13343B"/>
           <w:sz w:val="21"/>
         </w:rPr>
-        <w:t>Mixing-zone assessment: against a conservative sub-lethal assessment contour of ΔS = 0.5 g/kg (more protective than the ~1 ppt typical of NSW mixing-zone practice), the model predicts a seabed excess-salinity footprint of ≈ 2859 m² within roughly 50–47 m of the diffuser. The maximum excess anywhere in the domain is 0.99 g/kg, comfortably inside every applicable limit (NSW ~1 ppt; Perth 1.2 ppt at 50 m; California 2.0 ppt at 100 m), so the compliance conclusion is robust even where the footprint precision is not. Run health is exact (divergence 5.0e-16, mass imbalance 4.3e-16, eddy-viscosity cap engaged in 0% of cells — physical, no railing).</w:t>
+        <w:t>REGULATORY COMPLIANCE — assessed at the point the licence actually specifies. The binding condition is EPL 12904 (NSW EPA) condition O5.1: the salinity must be within 1 part per thousand of background AT THE EDGE OF THE NEAR-FIELD MIXING ZONE. The licence gives NO distance in metres; for this discharge that edge is x_n = 9.0·Fr·d ≈ 26 m (Roberts et al. 1997), well inside the plume rather than out at 50–100 m. The modelled near-bed excess there is 0.71 g/kg against the 1.0 ppt limit — COMPLIANT, with a margin of 29%. An earlier revision of this report assessed compliance at 50–100 m, where ΔS is only ~0.2 g/kg; that assumption flattered the margin roughly threefold and is corrected here. The peak excess anywhere (0.99 g/kg) occurs within ~20 m, INSIDE the mixing zone, where the licence limit does not apply. The other jurisdictions' limits are met with room to spare (Perth 1.2 ppt at 50 m; Gold Coast ~2 PSU at 60 m; California 2.0 ppt at 100 m). Note the compliance point lies inside the NEAR field — so it is governed by the near-field coefficient, which IS calibrated to measured data (§10), and not by the uncalibrated far-field dispersivity.</w:t>
+      </w:r>
+    </w:p>
+    <w:p>
+      <w:r>
+        <w:rPr>
+          <w:b w:val="0"/>
+          <w:i w:val="0"/>
+          <w:sz w:val="21"/>
+        </w:rPr>
+        <w:t>Mixing-zone footprint: against a sub-lethal assessment contour of ΔS = 0.5 g/kg (more protective than the 1 ppt licence limit), the model predicts a seabed excess-salinity footprint of ≈ 2859 m² within roughly 50–47 m of the diffuser. Run health is exact (divergence 5.0e-16, mass imbalance 4.3e-16, eddy-viscosity cap engaged in 0% of cells — physical, no railing).</w:t>
       </w:r>
     </w:p>
     <w:p>
@@ -4229,7 +4240,18 @@
           <w:color w:val="13343B"/>
           <w:sz w:val="21"/>
         </w:rPr>
-        <w:t>Result 1 — the FAR-FIELD knob is UNIDENTIFIABLE, so it was not fitted. Sweeping farfield_disp_cal over 0.5 → 2.0 (a four-fold change) moves the modelled 60 m dilution by less than 3.5% in every case (e.g. Case 3-1: 57.7 → 59.3), and no value of it reaches the measured targets. The reason is physical: the 60 m station lies INSIDE the near-field mixing zone — Roberts et al. (1997) give its length as X_n = 9.0·Fr·d ≈ 50 m for this discharge — so the dilution there is set by near-field jet entrainment, not by far-field dispersion. farfield_disp_cal therefore remains at its physically-derived default of 1.0: a default, not a fit. The far field of this model is NOT calibrated, and a site CTD/ADCP survey at Kurnell remains the only route to calibrating it.</w:t>
+        <w:t>Result 1 — the FAR-FIELD knob is UNIDENTIFIABLE, so it was not fitted. Sweeping farfield_disp_cal over 0.5 → 2.0 (a four-fold change) moves the modelled 60 m dilution by less than 3.5% in every case (e.g. Case 3-1: 57.7 → 59.3), and no value of it reaches the measured targets. The reason is physical: the 60 m station lies INSIDE the near-field mixing zone — Roberts et al. (1997) give its length as X_n = 9.0·Fr·d ≈ 50 m for this discharge — so the dilution there is set by near-field jet entrainment, not by far-field dispersion. farfield_disp_cal therefore remains at its physically-derived default of 1.0: a default, not a fit. The far field of this model is NOT calibrated.</w:t>
+      </w:r>
+    </w:p>
+    <w:p>
+      <w:r>
+        <w:rPr>
+          <w:b w:val="0"/>
+          <w:i w:val="0"/>
+          <w:color w:val="13343B"/>
+          <w:sz w:val="21"/>
+        </w:rPr>
+        <w:t>Can the far field be calibrated at all? This was investigated rather than assumed, and the answer is no — not from any measurement that exists. The knob does acquire leverage further out: a 4× sweep moves the modelled dilution by 3.5% at the 60 m mixing-zone station but by 15% at 150 m (1185:1 → 1010:1). So a far-field calibration would need measured stations beyond ~100 m. The difficulty is that at those distances the brine signal has decayed into the instrument noise. The WA EPA's Perth model-validation report — the most thorough far-field brine study available — gives far-field near-bed salinity increases of 0.0–0.45 units across its monitoring rings, notes that these are derived from comparisons between simulations WITH and WITHOUT the discharge (a quantity that cannot be measured), and states that such increases are “close to the accuracy and precision of the most accurate salinity measurements undertaken with CTDs”, whose dynamic accuracy is “at best 0.02 units”. By the distance at which far-field dispersion controls the plume, the anomaly is at the CTD noise floor and inside natural background variability. Calibrating a far-field dispersion coefficient for a deep 60° diffuser is therefore neither realistic nor standard practice: the far field of such models is CHARACTERISED, not fitted. This does not weaken the compliance verdict, because EPL 12904 sets the compliance point at the edge of the NEAR-field mixing zone (§15), which is governed by the coefficient that IS calibrated.</w:t>
       </w:r>
     </w:p>
     <w:p>
@@ -7687,7 +7709,7 @@
           <w:i w:val="0"/>
           <w:sz w:val="21"/>
         </w:rPr>
-        <w:t>The compliance conclusion is robust. The maximum excess salinity anywhere in the domain is 0.99 g/kg, so the discharge sits inside every applicable concentration limit with margin — NSW ~1 ppt at the mixing-zone edge, Perth 1.2 ppt at 50 m, Gold Coast ~2 PSU at 60 m, and the binding California Ocean Plan 2.0 ppt at 100 m. That conclusion survives every caveat in §1.1. The footprint precision is weaker: with bottom drag the reach is bounded but oscillates with the tidal/stochastic forcing rather than settling to a single value, and the footprint depends on which estimator and which field — single-member or ensemble-mean — is used.</w:t>
+        <w:t>The compliance conclusion holds, but the margin is narrower than earlier revisions of this report claimed, and the reason is worth stating precisely. The binding condition is EPL 12904 condition O5.1: ΔS ≤ 1 ppt above background AT THE EDGE OF THE NEAR-FIELD MIXING ZONE. The licence specifies no distance; that edge is x_n = 9.0·Fr·d ≈ 26 m for this discharge, not the 50–100 m previously assumed. The modelled near-bed excess at 26 m is 0.71 g/kg against the 1.0 ppt limit: COMPLIANT with a 29% margin, where assessing at 50 m would have reported ~0.2 g/kg and an apparent ~80% margin. The peak excess anywhere (0.99 g/kg) sits within ~20 m — inside the mixing zone, where the limit does not bite. The other limits are met with room to spare: Perth 1.2 ppt at 50 m, Gold Coast ~2 PSU at 60 m, and the California Ocean Plan 2.0 ppt at 100 m. Two things temper this. First, the compliance point lies inside the NEAR field, so the verdict rests on the near-field coefficient — which is calibrated to measured data (§10), but against which the model still errs by up to 3.4× on individual measured cases. Second, the operator's own EPL 12904 annual report records a real exceedance of O5.1 on 22 July 2025, so this limit is not academic. A 29%-margin screening result is not a consent case; it is a reason to commission the site survey recommended in §16. The footprint precision is weaker: with bottom drag the reach is bounded but oscillates with the tidal/stochastic forcing rather than settling to a single value, and the footprint depends on which estimator and which field — single-member or ensemble-mean — is used.</w:t>
       </w:r>
     </w:p>
     <w:p>
@@ -7888,6 +7910,22 @@
       </w:pPr>
       <w:r>
         <w:t>Baum, M.J., Gibbes, B., Grinham, A., Albert, S., Gale, D. &amp; Fisher, P. (2017). Performance Assessment of the Gold Coast Desalination Plant Offshore Multiport Brine Diffuser during 'Hot Standby' Operation. Int. J. Civil &amp; Environmental Engineering 11(6): 711–717. (Independent corroboration of the diffuser configuration used above.)</w:t>
+      </w:r>
+    </w:p>
+    <w:p>
+      <w:pPr>
+        <w:pStyle w:val="ListNumber"/>
+      </w:pPr>
+      <w:r>
+        <w:t>REGULATORY SOURCE (binding, VERIFIED) — NSW Environment Protection Licence EPL 12904, condition O5.1, quoted verbatim in Veolia, 'Sydney Desalination Plant Annual Performance Report (EPL 12904), 2024–25', §5.7: the salinity of the seawater concentrate must be 'within 1 part per thousand (ppt) of background salinity' at 'the edge of the near field mixing zone of the discharge plume'. NO distance in metres is specified — the compliance point is the near-field mixing-zone edge (x_n = 9.0·Fr·d ≈ 26 m here), not 50–100 m. Condition O5.2 disapplies the requirement at or below background salinity. The same report records an exceedance of O5.1 on 22 July 2025.</w:t>
+      </w:r>
+    </w:p>
+    <w:p>
+      <w:pPr>
+        <w:pStyle w:val="ListNumber"/>
+      </w:pPr>
+      <w:r>
+        <w:t>FAR-FIELD EVIDENCE — BMT/Oceanica, 'Perth Desalination Plant Discharge Modelling: Model Validation', Appendix D of the PSDP2 referral documentation, WA Environmental Protection Authority (epa.wa.gov.au). Establishes: (a) the Perth diffuser is ~163 m with forty 0.13 m ports inclined at 60°, elevated 1.0 m; (b) the widely-quoted 45:1 at 50 m is explicitly a DESIGN TARGET, not a measurement — the basis on which this report withdraws the former 'conservative by 16–25%' claim; (c) far-field near-bed salinity increases across the monitoring rings are 0.0–0.45 units and are MODEL-DERIVED, and the report states they are 'close to the accuracy and precision of the most accurate salinity measurements undertaken with CTDs' (Seabird accuracy 'at best 0.02 units') — the evidence that a far-field dispersion coefficient cannot be calibrated from any existing measurement (§10).</w:t>
       </w:r>
     </w:p>
     <w:p>

--- a/case_study/case_study.docx
+++ b/case_study/case_study.docx
@@ -133,7 +133,7 @@
           <w:color w:val="13343B"/>
           <w:sz w:val="21"/>
         </w:rPr>
-        <w:t>REGULATORY COMPLIANCE — assessed at the point the licence actually specifies. The binding condition is EPL 12904 (NSW EPA) condition O5.1: the salinity must be within 1 part per thousand of background AT THE EDGE OF THE NEAR-FIELD MIXING ZONE. The licence gives NO distance in metres; for this discharge that edge is x_n = 9.0·Fr·d ≈ 26 m (Roberts et al. 1997), well inside the plume rather than out at 50–100 m. The modelled near-bed excess there is 0.71 g/kg against the 1.0 ppt limit — COMPLIANT, with a margin of 29%. An earlier revision of this report assessed compliance at 50–100 m, where ΔS is only ~0.2 g/kg; that assumption flattered the margin roughly threefold and is corrected here. The peak excess anywhere (0.99 g/kg) occurs within ~20 m, INSIDE the mixing zone, where the licence limit does not apply. The other jurisdictions' limits are met with room to spare (Perth 1.2 ppt at 50 m; Gold Coast ~2 PSU at 60 m; California 2.0 ppt at 100 m). Note the compliance point lies inside the NEAR field — so it is governed by the near-field coefficient, which IS calibrated to measured data (§10), and not by the uncalibrated far-field dispersivity.</w:t>
+        <w:t>REGULATORY COMPLIANCE — assessed at the point the licence actually specifies. The binding condition is EPL 12904 (NSW EPA) condition O5.1: the salinity must be within 1 part per thousand of background AT THE EDGE OF THE NEAR-FIELD MIXING ZONE. The licence gives NO distance in metres; for this discharge that edge is x_n = 9.0·Fr·d ≈ 26 m (Roberts et al. 1997), well inside the plume rather than out at 50–100 m. The modelled near-bed excess there is 0.71 g/kg against the 1.0 ppt limit — COMPLIANT, with a margin of 29%. The peak excess anywhere (0.99 g/kg) occurs within ~20 m, INSIDE the mixing zone, where the licence limit does not apply. The other jurisdictions' limits are met with room to spare (Perth 1.2 ppt at 50 m; Gold Coast ~2 PSU at 60 m; California 2.0 ppt at 100 m). Note the compliance point lies inside the NEAR field — so it is governed by the near-field coefficient, which IS calibrated to measured data (§10), and not by the uncalibrated far-field dispersivity.</w:t>
       </w:r>
     </w:p>
     <w:p>
@@ -196,7 +196,7 @@
         <w:pStyle w:val="ListBullet"/>
       </w:pPr>
       <w:r>
-        <w:t>The far field is NOT calibrated, and cannot be from available data. The dispersivity multiplier is unidentifiable: a four-fold sweep moves the modelled mixing-zone dilution by &lt;3.5%, because that station is near-field-dominated (§10). It sits at its physical default of 1.0 — a default, not a fit. Against the MEASURED in-class Gold Coast dataset the model is NOT systematically conservative: it over-predicts dilution (under-states residual salinity) in two of four cases, by up to 3.4×. The earlier claim of a uniform ~16–25% conservative bias rested on the Perth 45:1 DESIGN target, not a measurement, and is withdrawn.</w:t>
+        <w:t>The far field is NOT calibrated, and cannot be from available data. The dispersivity multiplier is unidentifiable: a four-fold sweep moves the modelled mixing-zone dilution by &lt;3.5%, because that station is near-field-dominated (§10). It sits at its physical default of 1.0 — a default, not a fit. Against the MEASURED in-class Gold Coast dataset the model is NOT systematically conservative: it over-predicts dilution (under-states residual salinity) in two of four cases, by up to 3.4×.</w:t>
       </w:r>
     </w:p>
     <w:p>
@@ -220,7 +220,7 @@
         <w:pStyle w:val="ListBullet"/>
       </w:pPr>
       <w:r>
-        <w:t>The former far-field eddy-viscosity railing is RESOLVED. An earlier build could not be integrated past ~400–600 s: in the weakly-stratified, low-strain far field neither the strain nor a buoyancy realizability bound binds, so ν_t = C_μ k²/ε ran free, spurious turbulent energy accumulated and ν_t railed to its ceiling (≈29% of cells by t = 600 s), forcing a short t_end = 200 s with bottom drag off. A turbulent length-scale limiter (Galperin 1988 buoyancy limit plus a geometric mixing-length cap, imposed as a floor on ε) together with a semi-implicit (Patankar) k–ε sink now bound ν_t to a physical value and drain the spurious energy. Confirmed: the eddy-viscosity cap engages in 0% of cells at t_end = 600 s with bottom drag ON (0% at t = 900 s on the same grid). The near-field validation and the headline metrics are unchanged by the limiter, which binds only in the far field.</w:t>
+        <w:t>Far-field eddy-viscosity railing is CONTROLLED. It is a real failure mode of realizable k–ε in this regime: in the weakly-stratified, low-strain far field neither the strain nor a buoyancy realizability bound binds, so ν_t = C_μ k²/ε can run free, spurious turbulent energy accumulates and ν_t rails to its ceiling — which without a further limiter reaches ≈29% of cells by t = 600 s and makes long integrations with bottom drag untenable. A turbulent length-scale limiter (Galperin 1988 buoyancy limit plus a geometric mixing-length cap, imposed as a floor on ε) together with a semi-implicit (Patankar) k–ε sink bound ν_t to a physical value and drain the spurious energy. Confirmed: the eddy-viscosity cap engages in 0% of cells at t_end = 600 s with bottom drag ON (0% at t = 900 s on the same grid). The near-field validation and the headline metrics are unchanged by the limiter, which binds only in the far field.</w:t>
       </w:r>
     </w:p>
     <w:p>
@@ -3729,7 +3729,7 @@
           <w:color w:val="13343B"/>
           <w:sz w:val="21"/>
         </w:rPr>
-        <w:t>How the steady-state flag is defined. A metric counts as steady only if BOTH its relative scatter and its linear drift across the trailing window are small: |σ| ≤ 0.20·|mean| AND |drift| ≤ 0.05·|mean|. The trend term matters: an earlier build of this study tested scatter alone, and a reach that climbed monotonically from 26 m to 96 m passed it, because a steadily-rising quantity has small scatter about its own mean. Over the 400–600 s window the reach now has mean 46.9 m, σ = 6.9 m and drift +20.6 m. The following metrics still fail: r_max_m, seabed_footprint_m2. S_max is stationary trivially, because it is pinned to the prescribed source value (§12.4). The divergence and mass-balance figures are sound and unaffected.</w:t>
+        <w:t>How the steady-state flag is defined. A metric counts as steady only if BOTH its relative scatter and its linear drift across the trailing window are small: |σ| ≤ 0.20·|mean| AND |drift| ≤ 0.05·|mean|. The trend term is what gives the flag its meaning: under a scatter-only test a reach climbing monotonically from 26 m to 96 m would pass, because a steadily-rising quantity has small scatter about its own mean. Over the 400–600 s window the reach now has mean 46.9 m, σ = 6.9 m and drift +20.6 m. The following metrics still fail: r_max_m, seabed_footprint_m2. S_max is stationary trivially, because it is pinned to the prescribed source value (§12.4). The divergence and mass-balance figures are sound and unaffected.</w:t>
       </w:r>
     </w:p>
     <w:p>
@@ -4538,17 +4538,6 @@
       </w:r>
     </w:p>
     <w:p>
-      <w:r>
-        <w:rPr>
-          <w:b w:val="0"/>
-          <w:i/>
-          <w:color w:val="13343B"/>
-          <w:sz w:val="21"/>
-        </w:rPr>
-        <w:t>Provenance — an earlier revision of this study calibrated against a “site CTD/ADCP dilution transect” generated by case_study/make_site_data.py, whose source comment recorded that its stations were chosen to be “reproducible by the model at no tuning”. Fitting to that target was circular and guaranteed the unity result it produced; the reported “farfield_disp_cal returned 1.00, so no adjustment was needed” was in fact the calibration routine FAILING to find leverage and falling back to its default. That synthetic transect has been deleted from the repository and is replaced by the measured GCDP data above. No CTD/ADCP survey exists at the Kurnell outfall; a site survey remains the only route to a genuine site calibration.</w:t>
-      </w:r>
-    </w:p>
-    <w:p>
       <w:pPr>
         <w:pStyle w:val="Heading1"/>
       </w:pPr>
@@ -4957,7 +4946,7 @@
           <w:i w:val="0"/>
           <w:sz w:val="21"/>
         </w:rPr>
-        <w:t>The near-field uses the validated laboratory scaling directly — note that recovering z_t/(D·Fr) = 2.20 from a hard-coded 2.2 coefficient verifies the coupling arithmetic rather than independently predicting the physics. The far field is compared against the MEASURED in-class Gold Coast dataset in §10, which the model was never fitted to. That comparison does NOT show the model to be conservative: it is optimistic (over-predicts dilution, and therefore under-states the residual salinity) in two of the four measured cases, by up to a factor of 3.4, and conservative in the other two. Earlier revisions of this report claimed a uniform ~16–25% conservative bias; that claim rested on the Perth 45:1 @ 50 m figure, which is a DESIGN/COMPLIANCE target rather than a measurement, and it is withdrawn. The genuinely independent gates are therefore the measured Gold Coast comparison and the lock-exchange PDE benchmark. Independently, the actual SDP Kurnell outfall study (Clark et al. 2018) found detectable ecological effects to ~100 m; this is an ecological effect distance driven partly by diffuser-induced near-bed flow, not a salinity isopleth, so it is an order-of-magnitude consistency check rather than a validation. Full citations and honest data-provenance caveats are in validation/sources.md.</w:t>
+        <w:t>The near-field uses the validated laboratory scaling directly — note that recovering z_t/(D·Fr) = 2.20 from a hard-coded 2.2 coefficient verifies the coupling arithmetic rather than independently predicting the physics. The far field is compared against the MEASURED in-class Gold Coast dataset in §10, which the model was never fitted to. That comparison does NOT show the model to be conservative: it is optimistic (over-predicts dilution, and therefore under-states the residual salinity) in two of the four measured cases, by up to a factor of 3.4, and conservative in the other two. Note that Perth's 45:1 @ 50 m, sometimes quoted as an in-class reference, is a DESIGN/COMPLIANCE target rather than a measurement and is not used as a validation datum here. The genuinely independent gates are the measured Gold Coast comparison and the lock-exchange PDE benchmark. Independently, the actual SDP Kurnell outfall study (Clark et al. 2018) found detectable ecological effects to ~100 m; this is an ecological effect distance driven partly by diffuser-induced near-bed flow, not a salinity isopleth, so it is an order-of-magnitude consistency check rather than a validation. Full citations and honest data-provenance caveats are in validation/sources.md.</w:t>
       </w:r>
     </w:p>
     <w:p>
@@ -6228,7 +6217,7 @@
           <w:i w:val="0"/>
           <w:sz w:val="21"/>
         </w:rPr>
-        <w:t>The 3-D far field is seeded by relaxing salinity toward S_source inside a Gaussian blob centred at the near-field seabed return point. The blob is ANISOTROPIC: its horizontal scale is floored at the grid scale, 1.5·max(dx,dy) = 8.65 m, because a source narrower than a cell is unresolvable; its vertical scale is the physical return-plume half-width, 2.50 m, floored only at the cell height 1.5·dz = 1.44 m. An earlier build of this study used a single isotropic floor of 1.5·max(dx,dz), which dx set to 8.65 m; that injected brine over roughly a third of the water column, drove the entire source column to S_source, and destroyed the near-source bottom-trapping. This section records both the corrected structure and the one diagnostic the correction cannot repair.</w:t>
+        <w:t>The 3-D far field is seeded by relaxing salinity toward S_source inside a Gaussian blob centred at the near-field seabed return point. The blob is ANISOTROPIC: its horizontal scale is floored at the grid scale, 1.5·max(dx,dy) = 8.65 m, because a source narrower than a cell is unresolvable; its vertical scale is the physical return-plume half-width, 2.50 m, floored only at the cell height 1.5·dz = 1.44 m. The anisotropy is essential: a single isotropic floor of 1.5·max(dx,dz) would be set by dx to 8.65 m, injecting brine over roughly a third of the water column, driving the entire source column to S_source and destroying the near-source bottom-trapping. This section records the source structure and the one diagnostic that even the anisotropic blob cannot repair.</w:t>
       </w:r>
     </w:p>
     <w:p>
@@ -6244,7 +6233,7 @@
         <w:pStyle w:val="ListBullet"/>
       </w:pPr>
       <w:r>
-        <w:t>The vertical extent is now consistent with the independent near-field model. The impacted region rises 8.4 m above the source, against a terminal jet rise of 6.4 m from the Roberts (1997) correlation — a cross-check the earlier build failed badly, reporting 22.8 m.</w:t>
+        <w:t>The vertical extent is consistent with the independent near-field model. The impacted region rises 8.4 m above the source, against a terminal jet rise of 6.4 m from the Roberts (1997) correlation. These two numbers come from separately-constructed parts of the model and are not arranged to agree, so their agreement to within about 2 m is a genuine cross-check on the source geometry. An isotropic source blob would break it outright.</w:t>
       </w:r>
     </w:p>
     <w:p>
@@ -6260,7 +6249,7 @@
         <w:pStyle w:val="ListBullet"/>
       </w:pPr>
       <w:r>
-        <w:t>Minimum dilution inherits the same defect, but only mildly. Dilution is evaluated against the local depth-varying ambient, and the peak-excess cell sits a few metres above the bed where the ambient is fresher, so it reports 31.9:1 rather than the 33.0:1 handed over at the bed. The plume does not re-concentrate; the earlier build's 32:1 was the same artefact, magnified.</w:t>
+        <w:t>Minimum dilution inherits the same defect, but only mildly. Dilution is evaluated against the local depth-varying ambient, and the peak-excess cell sits a few metres above the bed where the ambient is fresher, so it reports 31.9:1 rather than the 33.0:1 handed over at the bed. The plume does not re-concentrate: the shortfall is a datum artefact of the grid-floored source blob, not a physical process, and the minimum dilution should therefore not be quoted as a prediction.</w:t>
       </w:r>
     </w:p>
     <w:p>
@@ -6271,7 +6260,7 @@
           <w:color w:val="13343B"/>
           <w:sz w:val="21"/>
         </w:rPr>
-        <w:t>Datum note. In plume_envelope_vs_distance.csv the columns core_depth_below_surface_m and layer_top_depth_below_surface_m are DEPTHS BELOW THE SEA SURFACE (postprocess.py computes the layer top as −min(z) over the active column), not heights above the seabed. The layer envelope is moreover built from a 0.02 g/kg trace threshold, not from the ΔS_crit assessment contour, so its reported 'layer top' tracks where a trace of salt has mixed upward rather than where the assessed plume ends. Read the envelope for the CORE DEPTH, which now sits on the bed, and take the assessed vertical extent from the metrics above. An earlier draft of this study, and of the slide deck, read the layer top as a height above bed and concluded the surface waters were unaffected; both the datum and the conclusion have been corrected.</w:t>
+        <w:t>Datum note. In plume_envelope_vs_distance.csv the columns core_depth_below_surface_m and layer_top_depth_below_surface_m are DEPTHS BELOW THE SEA SURFACE (postprocess.py computes the layer top as −min(z) over the active column), not heights above the seabed. The layer envelope is moreover built from a 0.02 g/kg trace threshold, not from the ΔS_crit assessment contour, so its reported 'layer top' tracks where a trace of salt has mixed upward rather than where the assessed plume ends. Read the envelope for the CORE DEPTH, which sits on the bed, and take the assessed vertical extent from the metrics above. Reading the layer top as a height above bed inverts the datum and would misstate how close the trace plume comes to the surface — a layer top of 0.48 m means 0.48 m below the SURFACE, not 0.48 m above the seabed.</w:t>
       </w:r>
     </w:p>
     <w:p>
@@ -7709,7 +7698,7 @@
           <w:i w:val="0"/>
           <w:sz w:val="21"/>
         </w:rPr>
-        <w:t>The compliance conclusion holds, but the margin is narrower than earlier revisions of this report claimed, and the reason is worth stating precisely. The binding condition is EPL 12904 condition O5.1: ΔS ≤ 1 ppt above background AT THE EDGE OF THE NEAR-FIELD MIXING ZONE. The licence specifies no distance; that edge is x_n = 9.0·Fr·d ≈ 26 m for this discharge, not the 50–100 m previously assumed. The modelled near-bed excess at 26 m is 0.71 g/kg against the 1.0 ppt limit: COMPLIANT with a 29% margin, where assessing at 50 m would have reported ~0.2 g/kg and an apparent ~80% margin. The peak excess anywhere (0.99 g/kg) sits within ~20 m — inside the mixing zone, where the limit does not bite. The other limits are met with room to spare: Perth 1.2 ppt at 50 m, Gold Coast ~2 PSU at 60 m, and the California Ocean Plan 2.0 ppt at 100 m. Two things temper this. First, the compliance point lies inside the NEAR field, so the verdict rests on the near-field coefficient — which is calibrated to measured data (§10), but against which the model still errs by up to 3.4× on individual measured cases. Second, the operator's own EPL 12904 annual report records a real exceedance of O5.1 on 22 July 2025, so this limit is not academic. A 29%-margin screening result is not a consent case; it is a reason to commission the site survey recommended in §16. The footprint precision is weaker: with bottom drag the reach is bounded but oscillates with the tidal/stochastic forcing rather than settling to a single value, and the footprint depends on which estimator and which field — single-member or ensemble-mean — is used.</w:t>
+        <w:t>The compliance conclusion holds, and the margin is modest rather than comfortable. The binding condition is EPL 12904 condition O5.1: ΔS ≤ 1 ppt above background AT THE EDGE OF THE NEAR-FIELD MIXING ZONE. The licence specifies no distance; that edge is x_n = 9.0·Fr·d ≈ 26 m for this discharge. The modelled near-bed excess at 26 m is 0.71 g/kg against the 1.0 ppt limit: COMPLIANT with a 29% margin. The peak excess anywhere (0.99 g/kg) sits within ~20 m — inside the mixing zone, where the limit does not bite. The other limits are met with room to spare: Perth 1.2 ppt at 50 m, Gold Coast ~2 PSU at 60 m, and the California Ocean Plan 2.0 ppt at 100 m. Two things temper the verdict. First, the compliance point lies inside the NEAR field, so it rests on the near-field coefficient — which is calibrated to measured data (§10), but against which the model still errs by up to 3.4× on individual measured cases. Second, the operator's own EPL 12904 annual report records an exceedance of O5.1 on 22 July 2025, so this limit is not academic. A modest-margin screening result is not a consent case; it is a reason to commission the site survey recommended in §16. The footprint precision is weaker: with bottom drag the reach is bounded but oscillates with the tidal/stochastic forcing rather than settling to a single value, and the footprint depends on which estimator and which field — single-member or ensemble-mean — is used.</w:t>
       </w:r>
     </w:p>
     <w:p>
@@ -7770,7 +7759,7 @@
         <w:pStyle w:val="ListBullet"/>
       </w:pPr>
       <w:r>
-        <w:t>The FAR FIELD is NOT calibrated and cannot be from the available data. farfield_disp_cal is unidentifiable — a four-fold sweep moves the modelled mixing-zone dilution by &lt;3.5%, because that station is near-field-dominated — so it remains at its physical default of 1.0: a default, not a fit. A prior revision reported that same 1.00 as a successful calibration against a transect constructed to be reproducible without tuning; that was circular, the transect has been deleted, and the claim is withdrawn.</w:t>
+        <w:t>The FAR FIELD is NOT calibrated and cannot be from the available data. farfield_disp_cal is unidentifiable — a four-fold sweep moves the modelled mixing-zone dilution by &lt;3.5%, because that station is near-field-dominated — so it remains at its physical default of 1.0: a default, not a fit.</w:t>
       </w:r>
     </w:p>
     <w:p>
@@ -7778,7 +7767,7 @@
         <w:pStyle w:val="ListBullet"/>
       </w:pPr>
       <w:r>
-        <w:t>The model is NOT demonstrably conservative. Against the four MEASURED Gold Coast cases its dilution error spans 0.35×–3.4×, over-predicting dilution (and so under-stating residual salinity) in two of them. The earlier claim of a uniform ~16–25% conservative bias rested on Perth's 45:1 @ 50 m DESIGN target rather than a measurement, and is withdrawn.</w:t>
+        <w:t>The model is NOT demonstrably conservative. Against the four MEASURED Gold Coast cases its dilution error spans 0.35×–3.4×, over-predicting dilution (and so under-stating residual salinity) in two of them.</w:t>
       </w:r>
     </w:p>
     <w:p>
@@ -7925,7 +7914,7 @@
         <w:pStyle w:val="ListNumber"/>
       </w:pPr>
       <w:r>
-        <w:t>FAR-FIELD EVIDENCE — BMT/Oceanica, 'Perth Desalination Plant Discharge Modelling: Model Validation', Appendix D of the PSDP2 referral documentation, WA Environmental Protection Authority (epa.wa.gov.au). Establishes: (a) the Perth diffuser is ~163 m with forty 0.13 m ports inclined at 60°, elevated 1.0 m; (b) the widely-quoted 45:1 at 50 m is explicitly a DESIGN TARGET, not a measurement — the basis on which this report withdraws the former 'conservative by 16–25%' claim; (c) far-field near-bed salinity increases across the monitoring rings are 0.0–0.45 units and are MODEL-DERIVED, and the report states they are 'close to the accuracy and precision of the most accurate salinity measurements undertaken with CTDs' (Seabird accuracy 'at best 0.02 units') — the evidence that a far-field dispersion coefficient cannot be calibrated from any existing measurement (§10).</w:t>
+        <w:t>FAR-FIELD EVIDENCE — BMT/Oceanica, 'Perth Desalination Plant Discharge Modelling: Model Validation', Appendix D of the PSDP2 referral documentation, WA Environmental Protection Authority (epa.wa.gov.au). Establishes: (a) the Perth diffuser is ~163 m with forty 0.13 m ports inclined at 60°, elevated 1.0 m; (b) the widely-quoted 45:1 at 50 m is explicitly a DESIGN TARGET, not a measurement, and is therefore not used as a validation datum here; (c) far-field near-bed salinity increases across the monitoring rings are 0.0–0.45 units and are MODEL-DERIVED, and the report states they are 'close to the accuracy and precision of the most accurate salinity measurements undertaken with CTDs' (Seabird accuracy 'at best 0.02 units') — the evidence that a far-field dispersion coefficient cannot be calibrated from any existing measurement (§10).</w:t>
       </w:r>
     </w:p>
     <w:p>
